--- a/assignment2/report/report.docx
+++ b/assignment2/report/report.docx
@@ -26,11 +26,38 @@
     </w:p>
     <w:p/>
     <w:p>
-      <w:r>
-        <w:t>Introduction</w:t>
+      <w:pPr>
+        <w:jc w:val="center"/>
+      </w:pPr>
+      <w:r>
+        <w:t xml:space="preserve">Natural </w:t>
+      </w:r>
+      <w:proofErr w:type="gramStart"/>
+      <w:r>
+        <w:t>Gas Price</w:t>
+      </w:r>
+      <w:proofErr w:type="gramEnd"/>
+      <w:r>
+        <w:t xml:space="preserve"> Predict</w:t>
+      </w:r>
+      <w:r>
+        <w:t>ion</w:t>
+      </w:r>
+      <w:r>
+        <w:t xml:space="preserve"> App</w:t>
       </w:r>
     </w:p>
     <w:p>
+      <w:pPr>
+        <w:jc w:val="center"/>
+      </w:pPr>
+    </w:p>
+    <w:p>
+      <w:r>
+        <w:t>Introduction</w:t>
+      </w:r>
+    </w:p>
+    <w:p>
       <w:r>
         <w:tab/>
         <w:t>This project</w:t>
@@ -45,7 +72,31 @@
         <w:t>natural</w:t>
       </w:r>
       <w:r>
-        <w:t xml:space="preserve"> gas prediction application. The application uses </w:t>
+        <w:t xml:space="preserve"> gas prediction application.</w:t>
+      </w:r>
+      <w:r>
+        <w:t xml:space="preserve"> </w:t>
+      </w:r>
+      <w:r>
+        <w:t>Provided</w:t>
+      </w:r>
+      <w:r>
+        <w:t xml:space="preserve"> with a </w:t>
+      </w:r>
+      <w:r>
+        <w:t xml:space="preserve">training </w:t>
+      </w:r>
+      <w:r>
+        <w:t xml:space="preserve">data set of historical daily or monthly </w:t>
+      </w:r>
+      <w:r>
+        <w:t>closing</w:t>
+      </w:r>
+      <w:r>
+        <w:t xml:space="preserve"> prices.</w:t>
+      </w:r>
+      <w:r>
+        <w:t xml:space="preserve"> The application uses </w:t>
       </w:r>
       <w:r>
         <w:t xml:space="preserve">a random forest algorithm to create a model of past </w:t>
@@ -81,186 +132,831 @@
         <w:t xml:space="preserve"> it </w:t>
       </w:r>
       <w:r>
-        <w:t xml:space="preserve">provides stats about the dataset and includes a visualization </w:t>
+        <w:t>provides sta</w:t>
+      </w:r>
+      <w:r>
+        <w:t>tistics</w:t>
+      </w:r>
+      <w:r>
+        <w:t xml:space="preserve"> about the dataset and includes a visualization </w:t>
       </w:r>
       <w:r>
         <w:t>chart</w:t>
       </w:r>
       <w:r>
         <w:t xml:space="preserve"> to make it much more readable.</w:t>
+      </w:r>
+      <w:r>
+        <w:t xml:space="preserve"> This kind of prediction model would have a myriad of use cases in business finance and logistics as well as other fields. </w:t>
+      </w:r>
+      <w:r>
+        <w:t xml:space="preserve">For example, how can a business know what it is going to spend in the future if the price in the future is unknown. Prediction models can give </w:t>
+      </w:r>
+      <w:r>
+        <w:t>planners</w:t>
+      </w:r>
+      <w:r>
+        <w:t xml:space="preserve"> at least an idea to know what to expect. On the other hand, </w:t>
+      </w:r>
+      <w:r>
+        <w:t xml:space="preserve">in the case of financial speculation being able to predict future prices would be the </w:t>
+      </w:r>
+      <w:r>
+        <w:t>M</w:t>
+      </w:r>
+      <w:r>
+        <w:t>id</w:t>
+      </w:r>
+      <w:r>
+        <w:t>a</w:t>
+      </w:r>
+      <w:r>
+        <w:t xml:space="preserve">s touch for </w:t>
+      </w:r>
+      <w:r>
+        <w:t>hedge funds</w:t>
+      </w:r>
+      <w:r>
+        <w:t xml:space="preserve"> or commodity </w:t>
+      </w:r>
+      <w:r>
+        <w:t>traders</w:t>
+      </w:r>
+      <w:r>
+        <w:t xml:space="preserve"> making predictions models a powerful tool used in some of those cases.</w:t>
+      </w:r>
+      <w:r>
+        <w:t xml:space="preserve"> In </w:t>
+      </w:r>
+      <w:proofErr w:type="gramStart"/>
+      <w:r>
+        <w:t>an</w:t>
+      </w:r>
+      <w:proofErr w:type="gramEnd"/>
+      <w:r>
+        <w:t xml:space="preserve"> logistics </w:t>
+      </w:r>
+      <w:r>
+        <w:t xml:space="preserve">use </w:t>
+      </w:r>
+      <w:proofErr w:type="gramStart"/>
+      <w:r>
+        <w:t>case</w:t>
+      </w:r>
+      <w:proofErr w:type="gramEnd"/>
+      <w:r>
+        <w:t xml:space="preserve"> </w:t>
+      </w:r>
+      <w:r>
+        <w:t xml:space="preserve">knowing the price of things could </w:t>
+      </w:r>
+      <w:r>
+        <w:t>provide</w:t>
+      </w:r>
+      <w:r>
+        <w:t xml:space="preserve"> context for where it is the most </w:t>
+      </w:r>
+      <w:proofErr w:type="gramStart"/>
+      <w:r>
+        <w:t>worth wile</w:t>
+      </w:r>
+      <w:proofErr w:type="gramEnd"/>
+      <w:r>
+        <w:t xml:space="preserve"> to </w:t>
+      </w:r>
+      <w:r>
+        <w:t>transport</w:t>
+      </w:r>
+      <w:r>
+        <w:t xml:space="preserve"> goods to and what </w:t>
+      </w:r>
+      <w:r>
+        <w:t>costs</w:t>
+      </w:r>
+      <w:r>
+        <w:t xml:space="preserve"> will be associated with the transport expense.</w:t>
+      </w:r>
+      <w:r>
+        <w:t xml:space="preserve"> </w:t>
       </w:r>
     </w:p>
     <w:p/>
     <w:p>
       <w:r>
         <w:t>Algorithms Used</w:t>
+      </w:r>
+    </w:p>
+    <w:p>
+      <w:r>
+        <w:tab/>
+      </w:r>
+      <w:r>
+        <w:t xml:space="preserve">Prediction seems like the realm of </w:t>
+      </w:r>
+      <w:r>
+        <w:t>fortune</w:t>
+      </w:r>
+      <w:r>
+        <w:t xml:space="preserve"> tellers with magical powers of </w:t>
+      </w:r>
+      <w:r>
+        <w:t>researchers</w:t>
+      </w:r>
+      <w:r>
+        <w:t xml:space="preserve"> who have </w:t>
+      </w:r>
+      <w:proofErr w:type="gramStart"/>
+      <w:r>
+        <w:t>tones</w:t>
+      </w:r>
+      <w:proofErr w:type="gramEnd"/>
+      <w:r>
+        <w:t xml:space="preserve"> of disconnected </w:t>
+      </w:r>
+      <w:r>
+        <w:t>information</w:t>
+      </w:r>
+      <w:r>
+        <w:t xml:space="preserve"> that </w:t>
+      </w:r>
+      <w:proofErr w:type="gramStart"/>
+      <w:r>
+        <w:t>effects</w:t>
+      </w:r>
+      <w:proofErr w:type="gramEnd"/>
+      <w:r>
+        <w:t xml:space="preserve"> other information but for </w:t>
+      </w:r>
+      <w:r>
+        <w:t>machine</w:t>
+      </w:r>
+      <w:r>
+        <w:t xml:space="preserve"> learning it is </w:t>
+      </w:r>
+      <w:r>
+        <w:t>neither</w:t>
+      </w:r>
+      <w:r>
+        <w:t xml:space="preserve">. </w:t>
+      </w:r>
+      <w:proofErr w:type="gramStart"/>
+      <w:r>
+        <w:t>Instead</w:t>
+      </w:r>
+      <w:proofErr w:type="gramEnd"/>
+      <w:r>
+        <w:t xml:space="preserve"> </w:t>
+      </w:r>
+      <w:proofErr w:type="gramStart"/>
+      <w:r>
+        <w:t>it</w:t>
+      </w:r>
+      <w:proofErr w:type="gramEnd"/>
+      <w:r>
+        <w:t xml:space="preserve"> </w:t>
+      </w:r>
+      <w:proofErr w:type="gramStart"/>
+      <w:r>
+        <w:t>simple</w:t>
+      </w:r>
+      <w:proofErr w:type="gramEnd"/>
+      <w:r>
+        <w:t xml:space="preserve"> looks at the </w:t>
+      </w:r>
+      <w:r>
+        <w:t xml:space="preserve">value being predicted in the past and infers from past relations what the data in the future is likely to be. </w:t>
+      </w:r>
+      <w:r>
+        <w:t xml:space="preserve"> </w:t>
+      </w:r>
+      <w:r>
+        <w:t xml:space="preserve">For this machine learning </w:t>
+      </w:r>
+      <w:r>
+        <w:t>application,</w:t>
+      </w:r>
+      <w:r>
+        <w:t xml:space="preserve"> the algorithm used was </w:t>
+      </w:r>
+      <w:r>
+        <w:t>R</w:t>
+      </w:r>
+      <w:r>
+        <w:t xml:space="preserve">andom </w:t>
+      </w:r>
+      <w:r>
+        <w:t>F</w:t>
+      </w:r>
+      <w:r>
+        <w:t>orest.</w:t>
+      </w:r>
+      <w:r>
+        <w:t xml:space="preserve"> </w:t>
+      </w:r>
+      <w:r>
+        <w:t>Random forest creates a collection of trees in the case of this project 200. Each tree is made up of a different random batch of data the branching is made up of different input features. Once completed the trees are avenged and to get the prediction.</w:t>
+      </w:r>
+      <w:r>
+        <w:t xml:space="preserve"> The </w:t>
+      </w:r>
+      <w:r>
+        <w:t>R</w:t>
+      </w:r>
+      <w:r>
+        <w:t xml:space="preserve">andom </w:t>
+      </w:r>
+      <w:r>
+        <w:t>F</w:t>
+      </w:r>
+      <w:r>
+        <w:t xml:space="preserve">orest algorithm is best suited for this data set because it </w:t>
+      </w:r>
+      <w:r>
+        <w:t>handles</w:t>
+      </w:r>
+      <w:r>
+        <w:t xml:space="preserve"> </w:t>
+      </w:r>
+      <w:r>
+        <w:t>nonlinear</w:t>
+      </w:r>
+      <w:r>
+        <w:t xml:space="preserve"> data relationships well. </w:t>
+      </w:r>
+      <w:proofErr w:type="gramStart"/>
+      <w:r>
+        <w:t>Also</w:t>
+      </w:r>
+      <w:proofErr w:type="gramEnd"/>
+      <w:r>
+        <w:t xml:space="preserve"> it </w:t>
+      </w:r>
+      <w:r>
+        <w:t xml:space="preserve">tends to </w:t>
+      </w:r>
+      <w:proofErr w:type="gramStart"/>
+      <w:r>
+        <w:t>more</w:t>
+      </w:r>
+      <w:proofErr w:type="gramEnd"/>
+      <w:r>
+        <w:t xml:space="preserve"> resistant to overfitting when more training runs or preformed. </w:t>
+      </w:r>
+      <w:r>
+        <w:t xml:space="preserve">It is also a strong </w:t>
+      </w:r>
+      <w:r>
+        <w:t>contender</w:t>
+      </w:r>
+      <w:r>
+        <w:t xml:space="preserve"> when the dataset </w:t>
+      </w:r>
+      <w:r>
+        <w:t>contains</w:t>
+      </w:r>
+      <w:r>
+        <w:t xml:space="preserve"> relatively few features like was the case with </w:t>
+      </w:r>
+      <w:r>
+        <w:lastRenderedPageBreak/>
+        <w:t xml:space="preserve">the dataset used in this project. </w:t>
+      </w:r>
+      <w:r>
+        <w:t xml:space="preserve"> </w:t>
+      </w:r>
+      <w:r>
+        <w:t xml:space="preserve">It is </w:t>
+      </w:r>
+      <w:proofErr w:type="spellStart"/>
+      <w:r>
+        <w:t>aplicable</w:t>
+      </w:r>
+      <w:proofErr w:type="spellEnd"/>
+      <w:r>
+        <w:t xml:space="preserve"> for datasets that do not have an assumption for the distribution of the data like </w:t>
+      </w:r>
+      <w:r>
+        <w:t xml:space="preserve">normal form or left or right distribution. If the data is more </w:t>
+      </w:r>
+      <w:proofErr w:type="gramStart"/>
+      <w:r>
+        <w:t>spread out</w:t>
+      </w:r>
+      <w:proofErr w:type="gramEnd"/>
+      <w:r>
+        <w:t xml:space="preserve"> </w:t>
+      </w:r>
+      <w:r>
+        <w:t>R</w:t>
+      </w:r>
+      <w:r>
+        <w:t xml:space="preserve">andom </w:t>
+      </w:r>
+      <w:r>
+        <w:t>F</w:t>
+      </w:r>
+      <w:r>
+        <w:t>orest is a good call.</w:t>
+      </w:r>
+    </w:p>
+    <w:p/>
+    <w:p>
+      <w:r>
+        <w:t>Dataset Information</w:t>
+      </w:r>
+    </w:p>
+    <w:p/>
+    <w:p>
+      <w:r>
+        <w:t xml:space="preserve">Tools and Libraries </w:t>
+      </w:r>
+    </w:p>
+    <w:p>
+      <w:r>
+        <w:tab/>
+        <w:t xml:space="preserve">This project only uses three tools that are outside of pythons built in tools. Python projects tend to stack up the </w:t>
+      </w:r>
+      <w:proofErr w:type="gramStart"/>
+      <w:r>
+        <w:t>dependencies</w:t>
+      </w:r>
+      <w:proofErr w:type="gramEnd"/>
+      <w:r>
+        <w:t xml:space="preserve"> but this project </w:t>
+      </w:r>
+      <w:proofErr w:type="gramStart"/>
+      <w:r>
+        <w:t>is able to</w:t>
+      </w:r>
+      <w:proofErr w:type="gramEnd"/>
+      <w:r>
+        <w:t xml:space="preserve"> get it done with just three.</w:t>
+      </w:r>
+    </w:p>
+    <w:p>
+      <w:pPr>
+        <w:numPr>
+          <w:ilvl w:val="0"/>
+          <w:numId w:val="10"/>
+        </w:numPr>
+      </w:pPr>
+      <w:r>
+        <w:t>Pandas</w:t>
+      </w:r>
+    </w:p>
+    <w:p>
+      <w:pPr>
+        <w:numPr>
+          <w:ilvl w:val="0"/>
+          <w:numId w:val="10"/>
+        </w:numPr>
+      </w:pPr>
+      <w:r>
+        <w:t xml:space="preserve">matplotlib </w:t>
+      </w:r>
+    </w:p>
+    <w:p>
+      <w:pPr>
+        <w:numPr>
+          <w:ilvl w:val="0"/>
+          <w:numId w:val="10"/>
+        </w:numPr>
+      </w:pPr>
+      <w:r>
+        <w:t>scikit-learn</w:t>
+      </w:r>
+    </w:p>
+    <w:p>
+      <w:pPr>
+        <w:ind w:firstLine="720"/>
+      </w:pPr>
+      <w:r>
+        <w:t>Pandas</w:t>
+      </w:r>
+      <w:r>
+        <w:t xml:space="preserve"> is a data handling library </w:t>
+      </w:r>
+      <w:proofErr w:type="gramStart"/>
+      <w:r>
+        <w:t>the</w:t>
+      </w:r>
+      <w:r>
+        <w:t xml:space="preserve"> that</w:t>
+      </w:r>
+      <w:proofErr w:type="gramEnd"/>
+      <w:r>
+        <w:t xml:space="preserve"> allows programs to move data sets from </w:t>
+      </w:r>
+      <w:proofErr w:type="gramStart"/>
+      <w:r>
+        <w:t>file</w:t>
+      </w:r>
+      <w:proofErr w:type="gramEnd"/>
+      <w:r>
+        <w:t xml:space="preserve"> into memory in what are called data frames. Commonly abbreviated as </w:t>
+      </w:r>
+      <w:proofErr w:type="spellStart"/>
+      <w:r>
+        <w:t>df</w:t>
+      </w:r>
+      <w:proofErr w:type="spellEnd"/>
+      <w:r>
+        <w:t xml:space="preserve">. </w:t>
+      </w:r>
+      <w:r>
+        <w:t xml:space="preserve">It is incredibly powerful and is used for meany </w:t>
+      </w:r>
+      <w:r>
+        <w:t>machine leaning and data analytics tasks.</w:t>
+      </w:r>
+    </w:p>
+    <w:p>
+      <w:pPr>
+        <w:ind w:firstLine="720"/>
+      </w:pPr>
+      <w:r>
+        <w:t xml:space="preserve">Matplotlib is a data charting and </w:t>
+      </w:r>
+      <w:r>
+        <w:t>visualization</w:t>
+      </w:r>
+      <w:r>
+        <w:t xml:space="preserve"> </w:t>
+      </w:r>
+      <w:r>
+        <w:t>library</w:t>
+      </w:r>
+      <w:r>
+        <w:t xml:space="preserve"> that is used to easily display data in python programs and notebooks.</w:t>
+      </w:r>
+      <w:r>
+        <w:t xml:space="preserve"> Although there are better and more contemporary libraries that can do the same thing </w:t>
+      </w:r>
+      <w:r>
+        <w:t xml:space="preserve">with better charts Matplotlib is </w:t>
+      </w:r>
+      <w:proofErr w:type="gramStart"/>
+      <w:r>
+        <w:t>definitely the</w:t>
+      </w:r>
+      <w:proofErr w:type="gramEnd"/>
+      <w:r>
+        <w:t xml:space="preserve"> industry standard. </w:t>
+      </w:r>
+    </w:p>
+    <w:p>
+      <w:pPr>
+        <w:ind w:firstLine="720"/>
+      </w:pPr>
+      <w:r>
+        <w:t>S</w:t>
+      </w:r>
+      <w:r>
+        <w:t>cikit-</w:t>
+      </w:r>
+      <w:r>
+        <w:t>L</w:t>
+      </w:r>
+      <w:r>
+        <w:t>earn</w:t>
+      </w:r>
+      <w:r>
+        <w:t xml:space="preserve"> is a simple </w:t>
+      </w:r>
+      <w:r>
+        <w:t>machine</w:t>
+      </w:r>
+      <w:r>
+        <w:t xml:space="preserve"> learning </w:t>
+      </w:r>
+      <w:r>
+        <w:t>library</w:t>
+      </w:r>
+      <w:r>
+        <w:t xml:space="preserve"> with a </w:t>
+      </w:r>
+      <w:r>
+        <w:t>myriad</w:t>
+      </w:r>
+      <w:r>
+        <w:t xml:space="preserve"> of easily accessible</w:t>
+      </w:r>
+      <w:r>
+        <w:t xml:space="preserve">. This </w:t>
+      </w:r>
+      <w:r>
+        <w:t>library</w:t>
+      </w:r>
+      <w:r>
+        <w:t xml:space="preserve"> abstracts so much and </w:t>
+      </w:r>
+      <w:proofErr w:type="gramStart"/>
+      <w:r>
+        <w:t>put</w:t>
+      </w:r>
+      <w:proofErr w:type="gramEnd"/>
+      <w:r>
+        <w:t xml:space="preserve"> powerful algorithms </w:t>
+      </w:r>
+      <w:r>
+        <w:t>at your disposal with a few simple lines of code.</w:t>
+      </w:r>
+    </w:p>
+    <w:p>
+      <w:pPr>
+        <w:ind w:firstLine="720"/>
+      </w:pPr>
+    </w:p>
+    <w:p/>
+    <w:p>
+      <w:r>
+        <w:t>Design and Implementation</w:t>
+      </w:r>
+    </w:p>
+    <w:p/>
+    <w:p>
+      <w:r>
+        <w:t>Running</w:t>
+      </w:r>
+      <w:r>
+        <w:t xml:space="preserve"> Instructions</w:t>
+      </w:r>
+    </w:p>
+    <w:p>
+      <w:r>
+        <w:lastRenderedPageBreak/>
+        <w:tab/>
+        <w:t xml:space="preserve">Running the app is </w:t>
+      </w:r>
+      <w:proofErr w:type="gramStart"/>
+      <w:r>
+        <w:t>pretty straightforward</w:t>
+      </w:r>
+      <w:proofErr w:type="gramEnd"/>
+      <w:r>
+        <w:t xml:space="preserve">. </w:t>
+      </w:r>
+      <w:r>
+        <w:t xml:space="preserve">First navigate to the projects GitHub </w:t>
+      </w:r>
+      <w:proofErr w:type="spellStart"/>
+      <w:r>
+        <w:t>repe</w:t>
+      </w:r>
+      <w:proofErr w:type="spellEnd"/>
+      <w:r>
+        <w:t xml:space="preserve"> then clone it on to your </w:t>
+      </w:r>
+      <w:r>
+        <w:t>machine</w:t>
+      </w:r>
+      <w:r>
+        <w:t xml:space="preserve">. </w:t>
+      </w:r>
+      <w:r>
+        <w:t xml:space="preserve">Besides python3 there are only three other dependencies that need to be installed. </w:t>
+      </w:r>
+    </w:p>
+    <w:p>
+      <w:pPr>
+        <w:numPr>
+          <w:ilvl w:val="0"/>
+          <w:numId w:val="10"/>
+        </w:numPr>
+      </w:pPr>
+      <w:r>
+        <w:t>P</w:t>
+      </w:r>
+      <w:r>
+        <w:t>andas</w:t>
+      </w:r>
+    </w:p>
+    <w:p>
+      <w:pPr>
+        <w:numPr>
+          <w:ilvl w:val="0"/>
+          <w:numId w:val="10"/>
+        </w:numPr>
+      </w:pPr>
+      <w:r>
+        <w:t xml:space="preserve">matplotlib </w:t>
+      </w:r>
+    </w:p>
+    <w:p>
+      <w:pPr>
+        <w:numPr>
+          <w:ilvl w:val="0"/>
+          <w:numId w:val="10"/>
+        </w:numPr>
+      </w:pPr>
+      <w:r>
+        <w:t>scikit-learn</w:t>
+      </w:r>
+    </w:p>
+    <w:p>
+      <w:r>
+        <w:t xml:space="preserve">These can be </w:t>
+      </w:r>
+      <w:r>
+        <w:t>installed</w:t>
+      </w:r>
+      <w:r>
+        <w:t xml:space="preserve"> by running </w:t>
+      </w:r>
+      <w:r>
+        <w:t>“</w:t>
+      </w:r>
+      <w:r>
+        <w:t>pip install pandas matplotlib scikit-learn</w:t>
+      </w:r>
+      <w:r>
+        <w:t>”. It may be best to install using an environment or install globally based on your preference.</w:t>
+      </w:r>
+      <w:r>
+        <w:t xml:space="preserve"> The data set is </w:t>
+      </w:r>
+      <w:proofErr w:type="gramStart"/>
+      <w:r>
+        <w:t>fairly</w:t>
+      </w:r>
+      <w:r>
+        <w:t xml:space="preserve"> small</w:t>
+      </w:r>
+      <w:proofErr w:type="gramEnd"/>
+      <w:r>
+        <w:t xml:space="preserve"> so it was not added to the git ignore and will </w:t>
+      </w:r>
+      <w:r>
+        <w:t>therefore</w:t>
+      </w:r>
+      <w:r>
+        <w:t xml:space="preserve"> come with the repo. It could otherwise be </w:t>
+      </w:r>
+      <w:r>
+        <w:t>acquired</w:t>
+      </w:r>
+      <w:r>
+        <w:t xml:space="preserve"> </w:t>
+      </w:r>
+      <w:proofErr w:type="gramStart"/>
+      <w:r>
+        <w:t>from</w:t>
+      </w:r>
+      <w:proofErr w:type="gramEnd"/>
+      <w:r>
+        <w:t xml:space="preserve"> Kegel</w:t>
+      </w:r>
+      <w:r>
+        <w:t xml:space="preserve">. Once the </w:t>
+      </w:r>
+      <w:r>
+        <w:t>dependencies</w:t>
+      </w:r>
+      <w:r>
+        <w:t xml:space="preserve"> are </w:t>
+      </w:r>
+      <w:r>
+        <w:t>installed</w:t>
+      </w:r>
+      <w:r>
+        <w:t xml:space="preserve"> run “python main.py”</w:t>
+      </w:r>
+      <w:r>
+        <w:t xml:space="preserve">. The terminal will display data pertaining to the dataset and the </w:t>
+      </w:r>
+      <w:r>
+        <w:t>MAE</w:t>
+      </w:r>
+      <w:r>
+        <w:t xml:space="preserve"> and </w:t>
+      </w:r>
+      <w:r>
+        <w:t>RMSE</w:t>
+      </w:r>
+      <w:r>
+        <w:t xml:space="preserve">. The next </w:t>
+      </w:r>
+      <w:proofErr w:type="gramStart"/>
+      <w:r>
+        <w:t>days</w:t>
+      </w:r>
+      <w:proofErr w:type="gramEnd"/>
+      <w:r>
+        <w:t xml:space="preserve"> </w:t>
+      </w:r>
+      <w:r>
+        <w:t>prediction</w:t>
+      </w:r>
+      <w:r>
+        <w:t xml:space="preserve"> </w:t>
+      </w:r>
+      <w:proofErr w:type="gramStart"/>
+      <w:r>
+        <w:t>will be then be</w:t>
+      </w:r>
+      <w:proofErr w:type="gramEnd"/>
+      <w:r>
+        <w:t xml:space="preserve"> displayed. Lastly matpl</w:t>
+      </w:r>
+      <w:r>
+        <w:t>o</w:t>
+      </w:r>
+      <w:r>
+        <w:t xml:space="preserve">tlib will </w:t>
+      </w:r>
+      <w:r>
+        <w:t xml:space="preserve">display a </w:t>
+      </w:r>
+      <w:proofErr w:type="gramStart"/>
+      <w:r>
+        <w:t>char</w:t>
+      </w:r>
+      <w:proofErr w:type="gramEnd"/>
+      <w:r>
+        <w:t xml:space="preserve"> showing the predicted price compared to the actual price.</w:t>
+      </w:r>
+    </w:p>
+    <w:p>
+      <w:r>
+        <w:t xml:space="preserve"> </w:t>
       </w:r>
     </w:p>
     <w:p/>
     <w:p/>
     <w:p>
       <w:r>
-        <w:t xml:space="preserve">1. Name and Purpose of the App </w:t>
+        <w:t xml:space="preserve">Results </w:t>
       </w:r>
     </w:p>
     <w:p>
-      <w:pPr>
-        <w:numPr>
-          <w:ilvl w:val="0"/>
-          <w:numId w:val="1"/>
-        </w:numPr>
-      </w:pPr>
-      <w:r>
-        <w:t xml:space="preserve">Provide the name of your app and explain its purpose in one paragraph. </w:t>
-      </w:r>
-    </w:p>
-    <w:p>
-      <w:r>
-        <w:t xml:space="preserve">2. Algorithms Used </w:t>
-      </w:r>
-    </w:p>
-    <w:p>
-      <w:pPr>
-        <w:numPr>
-          <w:ilvl w:val="0"/>
-          <w:numId w:val="2"/>
-        </w:numPr>
-      </w:pPr>
-      <w:r>
-        <w:t xml:space="preserve">Describe which machine learning </w:t>
+      <w:r>
+        <w:tab/>
+        <w:t xml:space="preserve">Here is a screenshot demonstrating the application in action on my computer. The CLI output is on the </w:t>
       </w:r>
       <w:proofErr w:type="gramStart"/>
       <w:r>
-        <w:t>algorithm(s)</w:t>
+        <w:t>left</w:t>
       </w:r>
       <w:proofErr w:type="gramEnd"/>
       <w:r>
-        <w:t xml:space="preserve"> were applied and why they were chosen. </w:t>
-      </w:r>
-    </w:p>
-    <w:p>
-      <w:r>
-        <w:t xml:space="preserve">3. Dataset Information </w:t>
-      </w:r>
-    </w:p>
-    <w:p>
-      <w:pPr>
-        <w:numPr>
-          <w:ilvl w:val="0"/>
-          <w:numId w:val="3"/>
-        </w:numPr>
-      </w:pPr>
-      <w:r>
-        <w:t xml:space="preserve">3.1 Dataset source/link </w:t>
-      </w:r>
-    </w:p>
-    <w:p>
-      <w:pPr>
-        <w:numPr>
-          <w:ilvl w:val="0"/>
-          <w:numId w:val="3"/>
-        </w:numPr>
-      </w:pPr>
-      <w:r>
-        <w:t xml:space="preserve">3.2 Number of records </w:t>
-      </w:r>
-    </w:p>
-    <w:p>
-      <w:pPr>
-        <w:numPr>
-          <w:ilvl w:val="0"/>
-          <w:numId w:val="3"/>
-        </w:numPr>
-      </w:pPr>
-      <w:r>
-        <w:t xml:space="preserve">3.3 Number of features </w:t>
-      </w:r>
-    </w:p>
-    <w:p>
-      <w:pPr>
-        <w:numPr>
-          <w:ilvl w:val="0"/>
-          <w:numId w:val="3"/>
-        </w:numPr>
-      </w:pPr>
-      <w:r>
-        <w:t xml:space="preserve">3.4 Description of features: Feature Name, Description, Data Type </w:t>
-      </w:r>
-    </w:p>
-    <w:p>
-      <w:pPr>
-        <w:numPr>
-          <w:ilvl w:val="0"/>
-          <w:numId w:val="3"/>
-        </w:numPr>
-      </w:pPr>
-      <w:r>
-        <w:t xml:space="preserve">3.5 Preprocessing steps (e.g., cleaning or normalization) </w:t>
-      </w:r>
-    </w:p>
-    <w:p>
-      <w:r>
-        <w:t xml:space="preserve">4. Libraries, Toolkits, and Frameworks </w:t>
-      </w:r>
-    </w:p>
-    <w:p>
-      <w:pPr>
-        <w:numPr>
-          <w:ilvl w:val="0"/>
-          <w:numId w:val="4"/>
-        </w:numPr>
-      </w:pPr>
-      <w:r>
-        <w:t xml:space="preserve">List all libraries used (e.g., Pandas, NumPy, Scikit-learn) and explain their roles. </w:t>
-      </w:r>
-    </w:p>
-    <w:p>
-      <w:r>
-        <w:t xml:space="preserve">5. Application Design and Implementation </w:t>
-      </w:r>
-    </w:p>
-    <w:p>
-      <w:pPr>
-        <w:numPr>
-          <w:ilvl w:val="0"/>
-          <w:numId w:val="5"/>
-        </w:numPr>
-      </w:pPr>
-      <w:r>
-        <w:lastRenderedPageBreak/>
-        <w:t xml:space="preserve">Describe how the app works, including data flow, model training, and prediction. </w:t>
-      </w:r>
-    </w:p>
-    <w:p>
-      <w:r>
-        <w:t xml:space="preserve">6. Instructions for Running the App </w:t>
-      </w:r>
-    </w:p>
-    <w:p>
-      <w:pPr>
-        <w:numPr>
-          <w:ilvl w:val="0"/>
-          <w:numId w:val="6"/>
-        </w:numPr>
-      </w:pPr>
-      <w:r>
-        <w:t xml:space="preserve">Provide a step-by-step guide on how to execute the code. Include environment setup or dependencies. </w:t>
-      </w:r>
-    </w:p>
-    <w:p>
-      <w:r>
-        <w:t xml:space="preserve">7. Results </w:t>
-      </w:r>
-    </w:p>
-    <w:p>
-      <w:pPr>
-        <w:numPr>
-          <w:ilvl w:val="0"/>
-          <w:numId w:val="7"/>
-        </w:numPr>
-      </w:pPr>
-      <w:r>
-        <w:t xml:space="preserve">Include screenshots that demonstrate the app in operation and display the prediction results. </w:t>
+        <w:t xml:space="preserve"> and the chart is visible on the right. </w:t>
+      </w:r>
+      <w:r>
+        <w:t xml:space="preserve"> The statistics describing the dataset are </w:t>
+      </w:r>
+      <w:r>
+        <w:t>visible.</w:t>
+      </w:r>
+      <w:r>
+        <w:t xml:space="preserve"> </w:t>
+      </w:r>
+      <w:r>
+        <w:t xml:space="preserve">An </w:t>
+      </w:r>
+      <w:r>
+        <w:t>MAE</w:t>
+      </w:r>
+      <w:r>
+        <w:t xml:space="preserve"> or 0.0</w:t>
+      </w:r>
+      <w:r>
+        <w:t>785 is the average error per dollar</w:t>
+      </w:r>
+      <w:r>
+        <w:t xml:space="preserve">. </w:t>
+      </w:r>
+      <w:r>
+        <w:t xml:space="preserve"> </w:t>
+      </w:r>
+      <w:r>
+        <w:t xml:space="preserve">The </w:t>
+      </w:r>
+      <w:r>
+        <w:t>RMSE</w:t>
+      </w:r>
+      <w:r>
+        <w:t xml:space="preserve"> punishes larger errors more so given that it is 0.1</w:t>
+      </w:r>
+      <w:r>
+        <w:t>397 our data set contains meany large outliers</w:t>
+      </w:r>
+      <w:r>
+        <w:t>. Lastly</w:t>
+      </w:r>
+      <w:r>
+        <w:t xml:space="preserve"> </w:t>
+      </w:r>
+      <w:r>
+        <w:t>tomorrow’s</w:t>
+      </w:r>
+      <w:r>
+        <w:t xml:space="preserve"> </w:t>
+      </w:r>
+      <w:r>
+        <w:t xml:space="preserve">price </w:t>
+      </w:r>
+      <w:r>
+        <w:t xml:space="preserve">prediction. </w:t>
       </w:r>
     </w:p>
     <w:p/>
@@ -269,6 +965,7 @@
         <w:rPr>
           <w:noProof/>
         </w:rPr>
+        <w:lastRenderedPageBreak/>
         <w:drawing>
           <wp:inline distT="0" distB="0" distL="0" distR="0" wp14:anchorId="21C6E729" wp14:editId="0E21FF55">
             <wp:extent cx="5943600" cy="3798570"/>
@@ -315,7 +1012,7 @@
     <w:p/>
     <w:p>
       <w:r>
-        <w:t xml:space="preserve">8. Discussion and Insights </w:t>
+        <w:t xml:space="preserve">Insights </w:t>
       </w:r>
     </w:p>
     <w:p>
@@ -329,9 +1026,10 @@
         <w:t xml:space="preserve">Reflect on your model's performance, limitations, and potential improvements. </w:t>
       </w:r>
     </w:p>
+    <w:p/>
     <w:p>
       <w:r>
-        <w:t xml:space="preserve">9. References </w:t>
+        <w:t xml:space="preserve">References </w:t>
       </w:r>
     </w:p>
     <w:p>
@@ -657,6 +1355,155 @@
     </w:lvl>
   </w:abstractNum>
   <w:abstractNum w:abstractNumId="2" w15:restartNumberingAfterBreak="0">
+    <w:nsid w:val="23953EE6"/>
+    <w:multiLevelType w:val="multilevel"/>
+    <w:tmpl w:val="79F42576"/>
+    <w:lvl w:ilvl="0">
+      <w:start w:val="1"/>
+      <w:numFmt w:val="bullet"/>
+      <w:lvlText w:val=""/>
+      <w:lvlJc w:val="left"/>
+      <w:pPr>
+        <w:tabs>
+          <w:tab w:val="num" w:pos="720"/>
+        </w:tabs>
+        <w:ind w:left="720" w:hanging="360"/>
+      </w:pPr>
+      <w:rPr>
+        <w:rFonts w:ascii="Symbol" w:hAnsi="Symbol" w:hint="default"/>
+        <w:sz w:val="20"/>
+      </w:rPr>
+    </w:lvl>
+    <w:lvl w:ilvl="1" w:tentative="1">
+      <w:start w:val="1"/>
+      <w:numFmt w:val="bullet"/>
+      <w:lvlText w:val="o"/>
+      <w:lvlJc w:val="left"/>
+      <w:pPr>
+        <w:tabs>
+          <w:tab w:val="num" w:pos="1440"/>
+        </w:tabs>
+        <w:ind w:left="1440" w:hanging="360"/>
+      </w:pPr>
+      <w:rPr>
+        <w:rFonts w:ascii="Courier New" w:hAnsi="Courier New" w:hint="default"/>
+        <w:sz w:val="20"/>
+      </w:rPr>
+    </w:lvl>
+    <w:lvl w:ilvl="2" w:tentative="1">
+      <w:start w:val="1"/>
+      <w:numFmt w:val="bullet"/>
+      <w:lvlText w:val=""/>
+      <w:lvlJc w:val="left"/>
+      <w:pPr>
+        <w:tabs>
+          <w:tab w:val="num" w:pos="2160"/>
+        </w:tabs>
+        <w:ind w:left="2160" w:hanging="360"/>
+      </w:pPr>
+      <w:rPr>
+        <w:rFonts w:ascii="Wingdings" w:hAnsi="Wingdings" w:hint="default"/>
+        <w:sz w:val="20"/>
+      </w:rPr>
+    </w:lvl>
+    <w:lvl w:ilvl="3" w:tentative="1">
+      <w:start w:val="1"/>
+      <w:numFmt w:val="bullet"/>
+      <w:lvlText w:val=""/>
+      <w:lvlJc w:val="left"/>
+      <w:pPr>
+        <w:tabs>
+          <w:tab w:val="num" w:pos="2880"/>
+        </w:tabs>
+        <w:ind w:left="2880" w:hanging="360"/>
+      </w:pPr>
+      <w:rPr>
+        <w:rFonts w:ascii="Wingdings" w:hAnsi="Wingdings" w:hint="default"/>
+        <w:sz w:val="20"/>
+      </w:rPr>
+    </w:lvl>
+    <w:lvl w:ilvl="4" w:tentative="1">
+      <w:start w:val="1"/>
+      <w:numFmt w:val="bullet"/>
+      <w:lvlText w:val=""/>
+      <w:lvlJc w:val="left"/>
+      <w:pPr>
+        <w:tabs>
+          <w:tab w:val="num" w:pos="3600"/>
+        </w:tabs>
+        <w:ind w:left="3600" w:hanging="360"/>
+      </w:pPr>
+      <w:rPr>
+        <w:rFonts w:ascii="Wingdings" w:hAnsi="Wingdings" w:hint="default"/>
+        <w:sz w:val="20"/>
+      </w:rPr>
+    </w:lvl>
+    <w:lvl w:ilvl="5" w:tentative="1">
+      <w:start w:val="1"/>
+      <w:numFmt w:val="bullet"/>
+      <w:lvlText w:val=""/>
+      <w:lvlJc w:val="left"/>
+      <w:pPr>
+        <w:tabs>
+          <w:tab w:val="num" w:pos="4320"/>
+        </w:tabs>
+        <w:ind w:left="4320" w:hanging="360"/>
+      </w:pPr>
+      <w:rPr>
+        <w:rFonts w:ascii="Wingdings" w:hAnsi="Wingdings" w:hint="default"/>
+        <w:sz w:val="20"/>
+      </w:rPr>
+    </w:lvl>
+    <w:lvl w:ilvl="6" w:tentative="1">
+      <w:start w:val="1"/>
+      <w:numFmt w:val="bullet"/>
+      <w:lvlText w:val=""/>
+      <w:lvlJc w:val="left"/>
+      <w:pPr>
+        <w:tabs>
+          <w:tab w:val="num" w:pos="5040"/>
+        </w:tabs>
+        <w:ind w:left="5040" w:hanging="360"/>
+      </w:pPr>
+      <w:rPr>
+        <w:rFonts w:ascii="Wingdings" w:hAnsi="Wingdings" w:hint="default"/>
+        <w:sz w:val="20"/>
+      </w:rPr>
+    </w:lvl>
+    <w:lvl w:ilvl="7" w:tentative="1">
+      <w:start w:val="1"/>
+      <w:numFmt w:val="bullet"/>
+      <w:lvlText w:val=""/>
+      <w:lvlJc w:val="left"/>
+      <w:pPr>
+        <w:tabs>
+          <w:tab w:val="num" w:pos="5760"/>
+        </w:tabs>
+        <w:ind w:left="5760" w:hanging="360"/>
+      </w:pPr>
+      <w:rPr>
+        <w:rFonts w:ascii="Wingdings" w:hAnsi="Wingdings" w:hint="default"/>
+        <w:sz w:val="20"/>
+      </w:rPr>
+    </w:lvl>
+    <w:lvl w:ilvl="8" w:tentative="1">
+      <w:start w:val="1"/>
+      <w:numFmt w:val="bullet"/>
+      <w:lvlText w:val=""/>
+      <w:lvlJc w:val="left"/>
+      <w:pPr>
+        <w:tabs>
+          <w:tab w:val="num" w:pos="6480"/>
+        </w:tabs>
+        <w:ind w:left="6480" w:hanging="360"/>
+      </w:pPr>
+      <w:rPr>
+        <w:rFonts w:ascii="Wingdings" w:hAnsi="Wingdings" w:hint="default"/>
+        <w:sz w:val="20"/>
+      </w:rPr>
+    </w:lvl>
+  </w:abstractNum>
+  <w:abstractNum w:abstractNumId="3" w15:restartNumberingAfterBreak="0">
     <w:nsid w:val="46EC085F"/>
     <w:multiLevelType w:val="multilevel"/>
     <w:tmpl w:val="BBFE9FB0"/>
@@ -805,7 +1652,7 @@
       </w:rPr>
     </w:lvl>
   </w:abstractNum>
-  <w:abstractNum w:abstractNumId="3" w15:restartNumberingAfterBreak="0">
+  <w:abstractNum w:abstractNumId="4" w15:restartNumberingAfterBreak="0">
     <w:nsid w:val="52D15FBC"/>
     <w:multiLevelType w:val="multilevel"/>
     <w:tmpl w:val="FBDE0A2A"/>
@@ -954,7 +1801,7 @@
       </w:rPr>
     </w:lvl>
   </w:abstractNum>
-  <w:abstractNum w:abstractNumId="4" w15:restartNumberingAfterBreak="0">
+  <w:abstractNum w:abstractNumId="5" w15:restartNumberingAfterBreak="0">
     <w:nsid w:val="5ECC73C1"/>
     <w:multiLevelType w:val="multilevel"/>
     <w:tmpl w:val="0B2E432E"/>
@@ -1103,7 +1950,7 @@
       </w:rPr>
     </w:lvl>
   </w:abstractNum>
-  <w:abstractNum w:abstractNumId="5" w15:restartNumberingAfterBreak="0">
+  <w:abstractNum w:abstractNumId="6" w15:restartNumberingAfterBreak="0">
     <w:nsid w:val="60FE2C31"/>
     <w:multiLevelType w:val="multilevel"/>
     <w:tmpl w:val="44E47620"/>
@@ -1252,7 +2099,7 @@
       </w:rPr>
     </w:lvl>
   </w:abstractNum>
-  <w:abstractNum w:abstractNumId="6" w15:restartNumberingAfterBreak="0">
+  <w:abstractNum w:abstractNumId="7" w15:restartNumberingAfterBreak="0">
     <w:nsid w:val="631727F0"/>
     <w:multiLevelType w:val="multilevel"/>
     <w:tmpl w:val="C90079DA"/>
@@ -1401,7 +2248,7 @@
       </w:rPr>
     </w:lvl>
   </w:abstractNum>
-  <w:abstractNum w:abstractNumId="7" w15:restartNumberingAfterBreak="0">
+  <w:abstractNum w:abstractNumId="8" w15:restartNumberingAfterBreak="0">
     <w:nsid w:val="64781B51"/>
     <w:multiLevelType w:val="multilevel"/>
     <w:tmpl w:val="72E06024"/>
@@ -1550,7 +2397,7 @@
       </w:rPr>
     </w:lvl>
   </w:abstractNum>
-  <w:abstractNum w:abstractNumId="8" w15:restartNumberingAfterBreak="0">
+  <w:abstractNum w:abstractNumId="9" w15:restartNumberingAfterBreak="0">
     <w:nsid w:val="7C33038C"/>
     <w:multiLevelType w:val="multilevel"/>
     <w:tmpl w:val="8E560554"/>
@@ -1703,28 +2550,31 @@
     <w:abstractNumId w:val="1"/>
   </w:num>
   <w:num w:numId="2" w16cid:durableId="666519225">
-    <w:abstractNumId w:val="3"/>
+    <w:abstractNumId w:val="4"/>
   </w:num>
   <w:num w:numId="3" w16cid:durableId="275842277">
-    <w:abstractNumId w:val="6"/>
+    <w:abstractNumId w:val="7"/>
   </w:num>
   <w:num w:numId="4" w16cid:durableId="1813063521">
-    <w:abstractNumId w:val="7"/>
+    <w:abstractNumId w:val="8"/>
   </w:num>
   <w:num w:numId="5" w16cid:durableId="1459908762">
-    <w:abstractNumId w:val="4"/>
+    <w:abstractNumId w:val="5"/>
   </w:num>
   <w:num w:numId="6" w16cid:durableId="736126727">
     <w:abstractNumId w:val="0"/>
   </w:num>
   <w:num w:numId="7" w16cid:durableId="1304695013">
-    <w:abstractNumId w:val="2"/>
+    <w:abstractNumId w:val="3"/>
   </w:num>
   <w:num w:numId="8" w16cid:durableId="118767763">
-    <w:abstractNumId w:val="5"/>
+    <w:abstractNumId w:val="6"/>
   </w:num>
   <w:num w:numId="9" w16cid:durableId="1829252328">
-    <w:abstractNumId w:val="8"/>
+    <w:abstractNumId w:val="9"/>
+  </w:num>
+  <w:num w:numId="10" w16cid:durableId="1118371987">
+    <w:abstractNumId w:val="2"/>
   </w:num>
 </w:numbering>
 </file>
@@ -2333,7 +3183,6 @@
   <w:style w:type="character" w:default="1" w:styleId="DefaultParagraphFont">
     <w:name w:val="Default Paragraph Font"/>
     <w:uiPriority w:val="1"/>
-    <w:semiHidden/>
     <w:unhideWhenUsed/>
   </w:style>
   <w:style w:type="table" w:default="1" w:styleId="TableNormal">
@@ -2645,6 +3494,17 @@
       <w:smallCaps/>
       <w:color w:val="0F4761" w:themeColor="accent1" w:themeShade="BF"/>
       <w:spacing w:val="5"/>
+    </w:rPr>
+  </w:style>
+  <w:style w:type="paragraph" w:styleId="NormalWeb">
+    <w:name w:val="Normal (Web)"/>
+    <w:basedOn w:val="Normal"/>
+    <w:uiPriority w:val="99"/>
+    <w:semiHidden/>
+    <w:unhideWhenUsed/>
+    <w:rsid w:val="00C7052C"/>
+    <w:rPr>
+      <w:rFonts w:ascii="Times New Roman" w:hAnsi="Times New Roman" w:cs="Times New Roman"/>
     </w:rPr>
   </w:style>
 </w:styles>

--- a/assignment2/report/report.docx
+++ b/assignment2/report/report.docx
@@ -30,15 +30,7 @@
         <w:jc w:val="center"/>
       </w:pPr>
       <w:r>
-        <w:t xml:space="preserve">Natural </w:t>
-      </w:r>
-      <w:proofErr w:type="gramStart"/>
-      <w:r>
-        <w:t>Gas Price</w:t>
-      </w:r>
-      <w:proofErr w:type="gramEnd"/>
-      <w:r>
-        <w:t xml:space="preserve"> Predict</w:t>
+        <w:t>Natural Gas Price Predict</w:t>
       </w:r>
       <w:r>
         <w:t>ion</w:t>
@@ -138,7 +130,13 @@
         <w:t>tistics</w:t>
       </w:r>
       <w:r>
-        <w:t xml:space="preserve"> about the dataset and includes a visualization </w:t>
+        <w:t xml:space="preserve"> about the data</w:t>
+      </w:r>
+      <w:r>
+        <w:t xml:space="preserve"> </w:t>
+      </w:r>
+      <w:r>
+        <w:t xml:space="preserve">set and includes a visualization </w:t>
       </w:r>
       <w:r>
         <w:t>chart</w:t>
@@ -183,44 +181,44 @@
         <w:t>traders</w:t>
       </w:r>
       <w:r>
-        <w:t xml:space="preserve"> making predictions models a powerful tool used in some of those cases.</w:t>
-      </w:r>
-      <w:r>
-        <w:t xml:space="preserve"> In </w:t>
-      </w:r>
-      <w:proofErr w:type="gramStart"/>
-      <w:r>
-        <w:t>an</w:t>
-      </w:r>
-      <w:proofErr w:type="gramEnd"/>
-      <w:r>
-        <w:t xml:space="preserve"> logistics </w:t>
-      </w:r>
-      <w:r>
-        <w:t xml:space="preserve">use </w:t>
-      </w:r>
-      <w:proofErr w:type="gramStart"/>
-      <w:r>
-        <w:t>case</w:t>
-      </w:r>
-      <w:proofErr w:type="gramEnd"/>
+        <w:t xml:space="preserve"> making </w:t>
+      </w:r>
+      <w:r>
+        <w:t>prediction</w:t>
+      </w:r>
       <w:r>
         <w:t xml:space="preserve"> </w:t>
       </w:r>
       <w:r>
+        <w:t>models a powerful tool used in some of those cases.</w:t>
+      </w:r>
+      <w:r>
+        <w:t xml:space="preserve"> In a logistics </w:t>
+      </w:r>
+      <w:r>
+        <w:t>use case</w:t>
+      </w:r>
+      <w:r>
+        <w:t xml:space="preserve"> </w:t>
+      </w:r>
+      <w:r>
         <w:t xml:space="preserve">knowing the price of things could </w:t>
       </w:r>
       <w:r>
         <w:t>provide</w:t>
       </w:r>
       <w:r>
-        <w:t xml:space="preserve"> context for where it is the most </w:t>
-      </w:r>
-      <w:proofErr w:type="gramStart"/>
-      <w:r>
-        <w:t>worth wile</w:t>
-      </w:r>
-      <w:proofErr w:type="gramEnd"/>
+        <w:t xml:space="preserve"> context for where it is</w:t>
+      </w:r>
+      <w:r>
+        <w:t xml:space="preserve"> </w:t>
+      </w:r>
+      <w:r>
+        <w:t xml:space="preserve">most </w:t>
+      </w:r>
+      <w:r>
+        <w:t>worthwhile</w:t>
+      </w:r>
       <w:r>
         <w:t xml:space="preserve"> to </w:t>
       </w:r>
@@ -265,11 +263,9 @@
       <w:r>
         <w:t xml:space="preserve"> who have </w:t>
       </w:r>
-      <w:proofErr w:type="gramStart"/>
-      <w:r>
-        <w:t>tones</w:t>
-      </w:r>
-      <w:proofErr w:type="gramEnd"/>
+      <w:r>
+        <w:t>tons</w:t>
+      </w:r>
       <w:r>
         <w:t xml:space="preserve"> of disconnected </w:t>
       </w:r>
@@ -279,11 +275,9 @@
       <w:r>
         <w:t xml:space="preserve"> that </w:t>
       </w:r>
-      <w:proofErr w:type="gramStart"/>
-      <w:r>
-        <w:t>effects</w:t>
-      </w:r>
-      <w:proofErr w:type="gramEnd"/>
+      <w:r>
+        <w:t>affects</w:t>
+      </w:r>
       <w:r>
         <w:t xml:space="preserve"> other information but for </w:t>
       </w:r>
@@ -299,108 +293,104 @@
       <w:r>
         <w:t xml:space="preserve">. </w:t>
       </w:r>
-      <w:proofErr w:type="gramStart"/>
-      <w:r>
-        <w:t>Instead</w:t>
-      </w:r>
-      <w:proofErr w:type="gramEnd"/>
+      <w:r>
+        <w:t>Instead,</w:t>
+      </w:r>
+      <w:r>
+        <w:t xml:space="preserve"> it </w:t>
+      </w:r>
+      <w:r>
+        <w:t>simply</w:t>
+      </w:r>
+      <w:r>
+        <w:t xml:space="preserve"> looks at the </w:t>
+      </w:r>
+      <w:r>
+        <w:t xml:space="preserve">value being predicted in the past and infers from past relations what the data in the future is likely to be. </w:t>
+      </w:r>
       <w:r>
         <w:t xml:space="preserve"> </w:t>
       </w:r>
-      <w:proofErr w:type="gramStart"/>
-      <w:r>
-        <w:t>it</w:t>
-      </w:r>
-      <w:proofErr w:type="gramEnd"/>
+      <w:r>
+        <w:t xml:space="preserve">For this machine learning </w:t>
+      </w:r>
+      <w:r>
+        <w:t>application,</w:t>
+      </w:r>
+      <w:r>
+        <w:t xml:space="preserve"> the algorithm used was </w:t>
+      </w:r>
+      <w:r>
+        <w:t>R</w:t>
+      </w:r>
+      <w:r>
+        <w:t xml:space="preserve">andom </w:t>
+      </w:r>
+      <w:r>
+        <w:t>F</w:t>
+      </w:r>
+      <w:r>
+        <w:t>orest.</w:t>
+      </w:r>
       <w:r>
         <w:t xml:space="preserve"> </w:t>
       </w:r>
-      <w:proofErr w:type="gramStart"/>
-      <w:r>
-        <w:t>simple</w:t>
-      </w:r>
-      <w:proofErr w:type="gramEnd"/>
-      <w:r>
-        <w:t xml:space="preserve"> looks at the </w:t>
-      </w:r>
-      <w:r>
-        <w:t xml:space="preserve">value being predicted in the past and infers from past relations what the data in the future is likely to be. </w:t>
+      <w:r>
+        <w:t>Random forest creates a collection of trees in the case of this project 200. Each tree is made up of a different random batch of data the branching is made up of different input features. Once completed the trees are av</w:t>
+      </w:r>
+      <w:r>
+        <w:t>eraged</w:t>
+      </w:r>
+      <w:r>
+        <w:t xml:space="preserve"> to get the prediction.</w:t>
+      </w:r>
+      <w:r>
+        <w:t xml:space="preserve"> The </w:t>
+      </w:r>
+      <w:r>
+        <w:t>R</w:t>
+      </w:r>
+      <w:r>
+        <w:t xml:space="preserve">andom </w:t>
+      </w:r>
+      <w:r>
+        <w:t>F</w:t>
+      </w:r>
+      <w:r>
+        <w:t xml:space="preserve">orest algorithm is best suited for this data set because it </w:t>
+      </w:r>
+      <w:r>
+        <w:t>handles</w:t>
       </w:r>
       <w:r>
         <w:t xml:space="preserve"> </w:t>
       </w:r>
       <w:r>
-        <w:t xml:space="preserve">For this machine learning </w:t>
-      </w:r>
-      <w:r>
-        <w:t>application,</w:t>
-      </w:r>
-      <w:r>
-        <w:t xml:space="preserve"> the algorithm used was </w:t>
-      </w:r>
-      <w:r>
-        <w:t>R</w:t>
-      </w:r>
-      <w:r>
-        <w:t xml:space="preserve">andom </w:t>
-      </w:r>
-      <w:r>
-        <w:t>F</w:t>
-      </w:r>
-      <w:r>
-        <w:t>orest.</w:t>
-      </w:r>
-      <w:r>
-        <w:t xml:space="preserve"> </w:t>
-      </w:r>
-      <w:r>
-        <w:t>Random forest creates a collection of trees in the case of this project 200. Each tree is made up of a different random batch of data the branching is made up of different input features. Once completed the trees are avenged and to get the prediction.</w:t>
-      </w:r>
-      <w:r>
-        <w:t xml:space="preserve"> The </w:t>
-      </w:r>
-      <w:r>
-        <w:t>R</w:t>
-      </w:r>
-      <w:r>
-        <w:t xml:space="preserve">andom </w:t>
-      </w:r>
-      <w:r>
-        <w:t>F</w:t>
-      </w:r>
-      <w:r>
-        <w:t xml:space="preserve">orest algorithm is best suited for this data set because it </w:t>
-      </w:r>
-      <w:r>
-        <w:t>handles</w:t>
-      </w:r>
-      <w:r>
-        <w:t xml:space="preserve"> </w:t>
-      </w:r>
-      <w:r>
         <w:t>nonlinear</w:t>
       </w:r>
       <w:r>
         <w:t xml:space="preserve"> data relationships well. </w:t>
       </w:r>
-      <w:proofErr w:type="gramStart"/>
-      <w:r>
-        <w:t>Also</w:t>
-      </w:r>
-      <w:proofErr w:type="gramEnd"/>
+      <w:r>
+        <w:t>Also,</w:t>
+      </w:r>
       <w:r>
         <w:t xml:space="preserve"> it </w:t>
       </w:r>
       <w:r>
         <w:t xml:space="preserve">tends to </w:t>
       </w:r>
-      <w:proofErr w:type="gramStart"/>
-      <w:r>
-        <w:t>more</w:t>
-      </w:r>
-      <w:proofErr w:type="gramEnd"/>
-      <w:r>
-        <w:t xml:space="preserve"> resistant to overfitting when more training runs or preformed. </w:t>
+      <w:r>
+        <w:t>be more</w:t>
+      </w:r>
+      <w:r>
+        <w:t xml:space="preserve"> resistant to overfitting when more training runs or p</w:t>
+      </w:r>
+      <w:r>
+        <w:t>e</w:t>
+      </w:r>
+      <w:r>
+        <w:t xml:space="preserve">rformed. </w:t>
       </w:r>
       <w:r>
         <w:t xml:space="preserve">It is also a strong </w:t>
@@ -427,22 +417,18 @@
       <w:r>
         <w:t xml:space="preserve">It is </w:t>
       </w:r>
-      <w:proofErr w:type="spellStart"/>
-      <w:r>
-        <w:t>aplicable</w:t>
-      </w:r>
-      <w:proofErr w:type="spellEnd"/>
+      <w:r>
+        <w:t>applicable</w:t>
+      </w:r>
       <w:r>
         <w:t xml:space="preserve"> for datasets that do not have an assumption for the distribution of the data like </w:t>
       </w:r>
       <w:r>
         <w:t xml:space="preserve">normal form or left or right distribution. If the data is more </w:t>
       </w:r>
-      <w:proofErr w:type="gramStart"/>
-      <w:r>
-        <w:t>spread out</w:t>
-      </w:r>
-      <w:proofErr w:type="gramEnd"/>
+      <w:r>
+        <w:t>spread-out</w:t>
+      </w:r>
       <w:r>
         <w:t xml:space="preserve"> </w:t>
       </w:r>
@@ -453,44 +439,198 @@
         <w:t xml:space="preserve">andom </w:t>
       </w:r>
       <w:r>
-        <w:t>F</w:t>
-      </w:r>
-      <w:r>
-        <w:t>orest is a good call.</w:t>
+        <w:t>Forest,</w:t>
+      </w:r>
+      <w:r>
+        <w:t xml:space="preserve"> is a good call.</w:t>
       </w:r>
     </w:p>
     <w:p/>
+    <w:p/>
+    <w:p/>
+    <w:p/>
+    <w:p/>
+    <w:p/>
+    <w:p/>
+    <w:p/>
+    <w:p/>
+    <w:p/>
+    <w:p/>
+    <w:p/>
+    <w:p/>
+    <w:p/>
+    <w:p/>
+    <w:p/>
+    <w:p/>
+    <w:p/>
+    <w:p/>
+    <w:p/>
+    <w:p/>
+    <w:p/>
+    <w:p/>
+    <w:p/>
     <w:p>
       <w:r>
+        <w:lastRenderedPageBreak/>
         <w:t>Dataset Information</w:t>
-      </w:r>
-    </w:p>
-    <w:p/>
-    <w:p>
-      <w:r>
-        <w:t xml:space="preserve">Tools and Libraries </w:t>
       </w:r>
     </w:p>
     <w:p>
       <w:r>
         <w:tab/>
-        <w:t xml:space="preserve">This project only uses three tools that are outside of pythons built in tools. Python projects tend to stack up the </w:t>
-      </w:r>
-      <w:proofErr w:type="gramStart"/>
-      <w:r>
-        <w:t>dependencies</w:t>
-      </w:r>
-      <w:proofErr w:type="gramEnd"/>
-      <w:r>
-        <w:t xml:space="preserve"> but this project </w:t>
-      </w:r>
-      <w:proofErr w:type="gramStart"/>
-      <w:r>
-        <w:t>is able to</w:t>
-      </w:r>
-      <w:proofErr w:type="gramEnd"/>
-      <w:r>
-        <w:t xml:space="preserve"> get it done with just three.</w:t>
+      </w:r>
+      <w:r>
+        <w:t xml:space="preserve">The dataset for this project was acquired </w:t>
+      </w:r>
+      <w:r>
+        <w:t xml:space="preserve">downloaded from </w:t>
+      </w:r>
+      <w:hyperlink r:id="rId5" w:history="1">
+        <w:r>
+          <w:rPr>
+            <w:rStyle w:val="Hyperlink"/>
+          </w:rPr>
+          <w:t>Kaggle</w:t>
+        </w:r>
+      </w:hyperlink>
+      <w:r>
+        <w:t xml:space="preserve">. Kaggle is a </w:t>
+      </w:r>
+      <w:r>
+        <w:t>data science</w:t>
+      </w:r>
+      <w:r>
+        <w:t xml:space="preserve"> website that has a lot of code and data sets which can be downloaded and used for projects. </w:t>
+      </w:r>
+      <w:r>
+        <w:t xml:space="preserve"> </w:t>
+      </w:r>
+      <w:r>
+        <w:t xml:space="preserve">For this project </w:t>
+      </w:r>
+      <w:r>
+        <w:t xml:space="preserve">a CSV was downloaded it contains the historic prices of </w:t>
+      </w:r>
+      <w:r>
+        <w:t>Natural</w:t>
+      </w:r>
+      <w:r>
+        <w:t xml:space="preserve"> Gas.</w:t>
+      </w:r>
+      <w:r>
+        <w:t xml:space="preserve"> The dataset covered time between </w:t>
+      </w:r>
+      <w:r>
+        <w:t>January 7, 1997 through September 1, 2020</w:t>
+      </w:r>
+      <w:r>
+        <w:t>.</w:t>
+      </w:r>
+      <w:r>
+        <w:t xml:space="preserve"> </w:t>
+      </w:r>
+      <w:r>
+        <w:t xml:space="preserve">The </w:t>
+      </w:r>
+      <w:r>
+        <w:t xml:space="preserve">records in the dataset </w:t>
+      </w:r>
+      <w:r>
+        <w:t>corresponding</w:t>
+      </w:r>
+      <w:r>
+        <w:t xml:space="preserve"> to the </w:t>
+      </w:r>
+      <w:r>
+        <w:t xml:space="preserve">total number of rows in each CSV files used. </w:t>
+      </w:r>
+      <w:r>
+        <w:t xml:space="preserve">The data set has daily records and monthly. For this project the daily records </w:t>
+      </w:r>
+      <w:r>
+        <w:t>were</w:t>
+      </w:r>
+      <w:r>
+        <w:t xml:space="preserve"> used. There was a total of 595</w:t>
+      </w:r>
+      <w:r>
+        <w:t>3</w:t>
+      </w:r>
+      <w:r>
+        <w:t xml:space="preserve"> records contained in it. </w:t>
+      </w:r>
+      <w:r>
+        <w:t>Each record</w:t>
+      </w:r>
+      <w:r>
+        <w:t xml:space="preserve"> in the original data set</w:t>
+      </w:r>
+      <w:r>
+        <w:t xml:space="preserve"> h</w:t>
+      </w:r>
+      <w:r>
+        <w:t>ad</w:t>
+      </w:r>
+      <w:r>
+        <w:t xml:space="preserve"> two features</w:t>
+      </w:r>
+      <w:r>
+        <w:t xml:space="preserve">. One </w:t>
+      </w:r>
+      <w:r>
+        <w:t>feature</w:t>
+      </w:r>
+      <w:r>
+        <w:t xml:space="preserve"> for date and the other for price. </w:t>
+      </w:r>
+      <w:r>
+        <w:t xml:space="preserve">The project used lag features to </w:t>
+      </w:r>
+      <w:r>
+        <w:t>model the recent trends</w:t>
+      </w:r>
+      <w:r>
+        <w:t xml:space="preserve">. </w:t>
+      </w:r>
+    </w:p>
+    <w:p/>
+    <w:p/>
+    <w:p/>
+    <w:p/>
+    <w:p/>
+    <w:p/>
+    <w:p/>
+    <w:p/>
+    <w:p/>
+    <w:p/>
+    <w:p/>
+    <w:p/>
+    <w:p/>
+    <w:p/>
+    <w:p/>
+    <w:p/>
+    <w:p/>
+    <w:p/>
+    <w:p/>
+    <w:p/>
+    <w:p/>
+    <w:p/>
+    <w:p/>
+    <w:p/>
+    <w:p/>
+    <w:p/>
+    <w:p/>
+    <w:p/>
+    <w:p/>
+    <w:p>
+      <w:r>
+        <w:t xml:space="preserve">Tools and Libraries </w:t>
+      </w:r>
+    </w:p>
+    <w:p>
+      <w:r>
+        <w:tab/>
+        <w:t>This project only uses three tools that are outside of pythons built in tools. Python projects tend to stack up the dependencies but this project is able to get it done with just three.</w:t>
       </w:r>
     </w:p>
     <w:p>
@@ -534,26 +674,10 @@
         <w:t>Pandas</w:t>
       </w:r>
       <w:r>
-        <w:t xml:space="preserve"> is a data handling library </w:t>
-      </w:r>
-      <w:proofErr w:type="gramStart"/>
-      <w:r>
-        <w:t>the</w:t>
-      </w:r>
-      <w:r>
-        <w:t xml:space="preserve"> that</w:t>
-      </w:r>
-      <w:proofErr w:type="gramEnd"/>
-      <w:r>
-        <w:t xml:space="preserve"> allows programs to move data sets from </w:t>
-      </w:r>
-      <w:proofErr w:type="gramStart"/>
-      <w:r>
-        <w:t>file</w:t>
-      </w:r>
-      <w:proofErr w:type="gramEnd"/>
-      <w:r>
-        <w:t xml:space="preserve"> into memory in what are called data frames. Commonly abbreviated as </w:t>
+        <w:t xml:space="preserve"> is a data handling library the</w:t>
+      </w:r>
+      <w:r>
+        <w:t xml:space="preserve"> that allows programs to move data sets from file into memory in what are called data frames. Commonly abbreviated as </w:t>
       </w:r>
       <w:proofErr w:type="spellStart"/>
       <w:r>
@@ -593,15 +717,10 @@
         <w:t xml:space="preserve"> Although there are better and more contemporary libraries that can do the same thing </w:t>
       </w:r>
       <w:r>
-        <w:t xml:space="preserve">with better charts Matplotlib is </w:t>
-      </w:r>
-      <w:proofErr w:type="gramStart"/>
-      <w:r>
-        <w:t>definitely the</w:t>
-      </w:r>
-      <w:proofErr w:type="gramEnd"/>
-      <w:r>
-        <w:t xml:space="preserve"> industry standard. </w:t>
+        <w:t xml:space="preserve">with better charts Matplotlib is definitely the industry standard. </w:t>
+      </w:r>
+      <w:r>
+        <w:t xml:space="preserve"> </w:t>
       </w:r>
     </w:p>
     <w:p>
@@ -648,15 +767,7 @@
         <w:t>library</w:t>
       </w:r>
       <w:r>
-        <w:t xml:space="preserve"> abstracts so much and </w:t>
-      </w:r>
-      <w:proofErr w:type="gramStart"/>
-      <w:r>
-        <w:t>put</w:t>
-      </w:r>
-      <w:proofErr w:type="gramEnd"/>
-      <w:r>
-        <w:t xml:space="preserve"> powerful algorithms </w:t>
+        <w:t xml:space="preserve"> abstracts so much and put powerful algorithms </w:t>
       </w:r>
       <w:r>
         <w:t>at your disposal with a few simple lines of code.</w:t>
@@ -673,6 +784,18 @@
         <w:t>Design and Implementation</w:t>
       </w:r>
     </w:p>
+    <w:p>
+      <w:r>
+        <w:tab/>
+        <w:t>The design implementation of this program is sleek and follows a logical flow to handle the information.</w:t>
+      </w:r>
+      <w:r>
+        <w:t xml:space="preserve"> The philosophy used in programing it was to keep thing minimal and directly to the point with no frills to it while still doing everything </w:t>
+      </w:r>
+      <w:r>
+        <w:t xml:space="preserve">required well. </w:t>
+      </w:r>
+    </w:p>
     <w:p/>
     <w:p>
       <w:r>
@@ -684,17 +807,8 @@
     </w:p>
     <w:p>
       <w:r>
-        <w:lastRenderedPageBreak/>
         <w:tab/>
-        <w:t xml:space="preserve">Running the app is </w:t>
-      </w:r>
-      <w:proofErr w:type="gramStart"/>
-      <w:r>
-        <w:t>pretty straightforward</w:t>
-      </w:r>
-      <w:proofErr w:type="gramEnd"/>
-      <w:r>
-        <w:t xml:space="preserve">. </w:t>
+        <w:t xml:space="preserve">Running the app is pretty straightforward. </w:t>
       </w:r>
       <w:r>
         <w:t xml:space="preserve">First navigate to the projects GitHub </w:t>
@@ -725,10 +839,7 @@
         </w:numPr>
       </w:pPr>
       <w:r>
-        <w:t>P</w:t>
-      </w:r>
-      <w:r>
-        <w:t>andas</w:t>
+        <w:t>Pandas</w:t>
       </w:r>
     </w:p>
     <w:p>
@@ -775,16 +886,11 @@
       <w:r>
         <w:t xml:space="preserve"> The data set is </w:t>
       </w:r>
-      <w:proofErr w:type="gramStart"/>
       <w:r>
         <w:t>fairly</w:t>
       </w:r>
       <w:r>
-        <w:t xml:space="preserve"> small</w:t>
-      </w:r>
-      <w:proofErr w:type="gramEnd"/>
-      <w:r>
-        <w:t xml:space="preserve"> so it was not added to the git ignore and will </w:t>
+        <w:t xml:space="preserve"> small so it was not added to the git ignore and will </w:t>
       </w:r>
       <w:r>
         <w:t>therefore</w:t>
@@ -796,15 +902,7 @@
         <w:t>acquired</w:t>
       </w:r>
       <w:r>
-        <w:t xml:space="preserve"> </w:t>
-      </w:r>
-      <w:proofErr w:type="gramStart"/>
-      <w:r>
-        <w:t>from</w:t>
-      </w:r>
-      <w:proofErr w:type="gramEnd"/>
-      <w:r>
-        <w:t xml:space="preserve"> Kegel</w:t>
+        <w:t xml:space="preserve"> from Kegel</w:t>
       </w:r>
       <w:r>
         <w:t xml:space="preserve">. Once the </w:t>
@@ -834,29 +932,13 @@
         <w:t>RMSE</w:t>
       </w:r>
       <w:r>
-        <w:t xml:space="preserve">. The next </w:t>
-      </w:r>
-      <w:proofErr w:type="gramStart"/>
-      <w:r>
-        <w:t>days</w:t>
-      </w:r>
-      <w:proofErr w:type="gramEnd"/>
-      <w:r>
-        <w:t xml:space="preserve"> </w:t>
+        <w:t xml:space="preserve">. The next days </w:t>
       </w:r>
       <w:r>
         <w:t>prediction</w:t>
       </w:r>
       <w:r>
-        <w:t xml:space="preserve"> </w:t>
-      </w:r>
-      <w:proofErr w:type="gramStart"/>
-      <w:r>
-        <w:t>will be then be</w:t>
-      </w:r>
-      <w:proofErr w:type="gramEnd"/>
-      <w:r>
-        <w:t xml:space="preserve"> displayed. Lastly matpl</w:t>
+        <w:t xml:space="preserve"> will be then be displayed. Lastly matpl</w:t>
       </w:r>
       <w:r>
         <w:t>o</w:t>
@@ -865,15 +947,7 @@
         <w:t xml:space="preserve">tlib will </w:t>
       </w:r>
       <w:r>
-        <w:t xml:space="preserve">display a </w:t>
-      </w:r>
-      <w:proofErr w:type="gramStart"/>
-      <w:r>
-        <w:t>char</w:t>
-      </w:r>
-      <w:proofErr w:type="gramEnd"/>
-      <w:r>
-        <w:t xml:space="preserve"> showing the predicted price compared to the actual price.</w:t>
+        <w:t>display a char showing the predicted price compared to the actual price.</w:t>
       </w:r>
     </w:p>
     <w:p>
@@ -891,81 +965,207 @@
     <w:p>
       <w:r>
         <w:tab/>
-        <w:t xml:space="preserve">Here is a screenshot demonstrating the application in action on my computer. The CLI output is on the </w:t>
-      </w:r>
-      <w:proofErr w:type="gramStart"/>
-      <w:r>
-        <w:t>left</w:t>
-      </w:r>
-      <w:proofErr w:type="gramEnd"/>
-      <w:r>
-        <w:t xml:space="preserve"> and the chart is visible on the right. </w:t>
-      </w:r>
-      <w:r>
-        <w:t xml:space="preserve"> The statistics describing the dataset are </w:t>
-      </w:r>
-      <w:r>
-        <w:t>visible.</w:t>
-      </w:r>
-      <w:r>
-        <w:t xml:space="preserve"> </w:t>
-      </w:r>
-      <w:r>
-        <w:t xml:space="preserve">An </w:t>
-      </w:r>
-      <w:r>
-        <w:t>MAE</w:t>
-      </w:r>
-      <w:r>
-        <w:t xml:space="preserve"> or 0.0</w:t>
-      </w:r>
-      <w:r>
-        <w:t>785 is the average error per dollar</w:t>
-      </w:r>
-      <w:r>
-        <w:t xml:space="preserve">. </w:t>
-      </w:r>
-      <w:r>
-        <w:t xml:space="preserve"> </w:t>
-      </w:r>
-      <w:r>
-        <w:t xml:space="preserve">The </w:t>
-      </w:r>
-      <w:r>
-        <w:t>RMSE</w:t>
-      </w:r>
-      <w:r>
-        <w:t xml:space="preserve"> punishes larger errors more so given that it is 0.1</w:t>
-      </w:r>
-      <w:r>
-        <w:t>397 our data set contains meany large outliers</w:t>
-      </w:r>
-      <w:r>
-        <w:t>. Lastly</w:t>
-      </w:r>
-      <w:r>
-        <w:t xml:space="preserve"> </w:t>
-      </w:r>
-      <w:r>
-        <w:t>tomorrow’s</w:t>
-      </w:r>
-      <w:r>
-        <w:t xml:space="preserve"> </w:t>
-      </w:r>
-      <w:r>
-        <w:t xml:space="preserve">price </w:t>
-      </w:r>
-      <w:r>
-        <w:t xml:space="preserve">prediction. </w:t>
+      </w:r>
+      <w:r>
+        <w:t xml:space="preserve">The project </w:t>
+      </w:r>
+      <w:r>
+        <w:t>has two kinds of results after the inference is run. First the consol output then the chart</w:t>
+      </w:r>
+      <w:r>
+        <w:t>. The consol output summarizes the data and describes how accurate the training was.</w:t>
+      </w:r>
+      <w:r>
+        <w:t xml:space="preserve"> The output also has the file name and other information about the data set.</w:t>
+      </w:r>
+      <w:r>
+        <w:t xml:space="preserve"> The graph uses Matplotlib to </w:t>
+      </w:r>
+      <w:r>
+        <w:t xml:space="preserve">display the data set and the prediction made by the model. </w:t>
+      </w:r>
+      <w:r>
+        <w:t>The graph has colors and compares the two.</w:t>
+      </w:r>
+      <w:r>
+        <w:t xml:space="preserve"> There is some statistics about the data set including </w:t>
+      </w:r>
+      <w:r>
+        <w:t>mean, standard deviation, minimum and quartiles.</w:t>
+      </w:r>
+      <w:r>
+        <w:t xml:space="preserve"> Having access to this information allows the user to </w:t>
+      </w:r>
+      <w:r>
+        <w:t>ensure</w:t>
+      </w:r>
+      <w:r>
+        <w:t xml:space="preserve"> the data loaded correctly and the model was able to </w:t>
+      </w:r>
+      <w:r>
+        <w:lastRenderedPageBreak/>
+        <w:t xml:space="preserve">perform its training. </w:t>
+      </w:r>
+      <w:r>
+        <w:t xml:space="preserve">Given that the price in the data set </w:t>
+      </w:r>
+      <w:r>
+        <w:t xml:space="preserve">is denominated in dollars it is important to not stray too far from thinking about things in dollars. Looking at a raw number can distract too much from the dollar </w:t>
+      </w:r>
+      <w:r>
+        <w:t xml:space="preserve">or cent </w:t>
+      </w:r>
+      <w:r>
+        <w:t xml:space="preserve">value.  </w:t>
       </w:r>
     </w:p>
+    <w:p>
+      <w:r>
+        <w:tab/>
+        <w:t xml:space="preserve">After the features are loaded the script next moves on to </w:t>
+      </w:r>
+      <w:r>
+        <w:t xml:space="preserve">do the training. After it completes it displays </w:t>
+      </w:r>
+      <w:r>
+        <w:t xml:space="preserve">the </w:t>
+      </w:r>
+      <w:r>
+        <w:t>actual</w:t>
+      </w:r>
+      <w:r>
+        <w:t xml:space="preserve"> metrics of the model. The model has a Mean Absolute Error (MAE)</w:t>
+      </w:r>
+      <w:r>
+        <w:t xml:space="preserve"> of 0.0785 meaning the </w:t>
+      </w:r>
+      <w:r>
+        <w:t xml:space="preserve">difference between the </w:t>
+      </w:r>
+      <w:r>
+        <w:t>actual</w:t>
+      </w:r>
+      <w:r>
+        <w:t xml:space="preserve"> price and the prediction. In this case it is </w:t>
+      </w:r>
+      <w:r>
+        <w:t>approximately</w:t>
+      </w:r>
+      <w:r>
+        <w:t xml:space="preserve"> eight cents most of the time. </w:t>
+      </w:r>
+      <w:r>
+        <w:t>On the other hand</w:t>
+      </w:r>
+      <w:r>
+        <w:t>,</w:t>
+      </w:r>
+      <w:r>
+        <w:t xml:space="preserve"> Root Mean Squared Error (RMSE) amounted to 0.1397. The RMSE is like the MAE </w:t>
+      </w:r>
+      <w:r>
+        <w:t>except</w:t>
+      </w:r>
+      <w:r>
+        <w:t xml:space="preserve"> it uses </w:t>
+      </w:r>
+      <w:r>
+        <w:t xml:space="preserve">square roots thus punishing larger differences more as they get bigger. That makes it more sensitive to large errors for a short time. </w:t>
+      </w:r>
+      <w:r>
+        <w:t xml:space="preserve">These numbers show the that the predictions are fairly accurate except for a few days where the predictions </w:t>
+      </w:r>
+      <w:r>
+        <w:t>were</w:t>
+      </w:r>
+      <w:r>
+        <w:t xml:space="preserve"> off by </w:t>
+      </w:r>
+      <w:r>
+        <w:t>more</w:t>
+      </w:r>
+      <w:r>
+        <w:t xml:space="preserve"> than the average.</w:t>
+      </w:r>
+    </w:p>
+    <w:p>
+      <w:r>
+        <w:tab/>
+      </w:r>
+      <w:r>
+        <w:t xml:space="preserve">They say a picture is worth a thousand words and that holds true in the world of data. In this project the graph gives a visual representation </w:t>
+      </w:r>
+      <w:r>
+        <w:t xml:space="preserve">of the data and model being worked with. The graph also </w:t>
+      </w:r>
+      <w:r>
+        <w:t>collaborates</w:t>
+      </w:r>
+      <w:r>
+        <w:t xml:space="preserve"> the </w:t>
+      </w:r>
+      <w:r>
+        <w:t>information</w:t>
+      </w:r>
+      <w:r>
+        <w:t xml:space="preserve"> that was printed to the terminal.</w:t>
+      </w:r>
+      <w:r>
+        <w:t xml:space="preserve"> The chart shows two lines one represents the data in the data set. While the other one represents </w:t>
+      </w:r>
+      <w:r>
+        <w:t xml:space="preserve">the prediction made by the model. It takes a glance to see how the two compare. </w:t>
+      </w:r>
+      <w:r>
+        <w:t xml:space="preserve">It is evident that the to correlate very closely. This shows that the model is able to generally predict the movement of the data. </w:t>
+      </w:r>
+      <w:r>
+        <w:t xml:space="preserve">One noticeable thing is that the line representing the prediction </w:t>
+      </w:r>
+      <w:r>
+        <w:t xml:space="preserve">is smoother than the actual data turned out to be this </w:t>
+      </w:r>
+      <w:r>
+        <w:t>celebrates</w:t>
+      </w:r>
+      <w:r>
+        <w:t xml:space="preserve"> the RMSE being higher than the </w:t>
+      </w:r>
+      <w:r>
+        <w:t xml:space="preserve">MAE. Lastly the script logs a next day prediction </w:t>
+      </w:r>
+      <w:r>
+        <w:t xml:space="preserve">to the terminal. This prediction comes form the most recent set of price history. </w:t>
+      </w:r>
+      <w:r>
+        <w:t xml:space="preserve">This is the models educated guess on what the price will be the day after the end of the data set. </w:t>
+      </w:r>
+      <w:r>
+        <w:t xml:space="preserve">It has a label saying tomorrows prediction on it making it clear what it is. </w:t>
+      </w:r>
+    </w:p>
+    <w:p/>
+    <w:p/>
+    <w:p/>
+    <w:p/>
+    <w:p/>
+    <w:p/>
+    <w:p/>
+    <w:p/>
+    <w:p/>
+    <w:p/>
+    <w:p/>
+    <w:p/>
+    <w:p/>
+    <w:p/>
+    <w:p/>
+    <w:p/>
     <w:p/>
     <w:p>
       <w:r>
         <w:rPr>
           <w:noProof/>
         </w:rPr>
-        <w:lastRenderedPageBreak/>
         <w:drawing>
           <wp:inline distT="0" distB="0" distL="0" distR="0" wp14:anchorId="21C6E729" wp14:editId="0E21FF55">
             <wp:extent cx="5943600" cy="3798570"/>
@@ -982,7 +1182,7 @@
                     <pic:cNvPicPr/>
                   </pic:nvPicPr>
                   <pic:blipFill>
-                    <a:blip r:embed="rId5">
+                    <a:blip r:embed="rId6">
                       <a:extLst>
                         <a:ext uri="{28A0092B-C50C-407E-A947-70E740481C1C}">
                           <a14:useLocalDpi xmlns:a14="http://schemas.microsoft.com/office/drawing/2010/main" val="0"/>
@@ -1016,34 +1216,369 @@
       </w:r>
     </w:p>
     <w:p>
-      <w:pPr>
-        <w:numPr>
-          <w:ilvl w:val="0"/>
-          <w:numId w:val="8"/>
-        </w:numPr>
-      </w:pPr>
-      <w:r>
-        <w:t xml:space="preserve">Reflect on your model's performance, limitations, and potential improvements. </w:t>
-      </w:r>
-    </w:p>
-    <w:p/>
-    <w:p>
-      <w:r>
-        <w:t xml:space="preserve">References </w:t>
+      <w:r>
+        <w:tab/>
+        <w:t xml:space="preserve">The Random Forest model was able to track the data quite closely. The MAE </w:t>
+      </w:r>
+      <w:r>
+        <w:t xml:space="preserve">was 0.0785. </w:t>
+      </w:r>
+      <w:r>
+        <w:t xml:space="preserve">MAE is the </w:t>
+      </w:r>
+      <w:r>
+        <w:t>difference</w:t>
+      </w:r>
+      <w:r>
+        <w:t xml:space="preserve"> between the predicted price and the actual price.</w:t>
+      </w:r>
+      <w:r>
+        <w:t xml:space="preserve"> </w:t>
+      </w:r>
+      <w:r>
+        <w:t>The</w:t>
+      </w:r>
+      <w:r>
+        <w:t xml:space="preserve"> Root Mean Squared Error (RMSE) </w:t>
+      </w:r>
+      <w:r>
+        <w:t xml:space="preserve">was 0.1397. RMSE is like the MAE but it </w:t>
+      </w:r>
+      <w:r>
+        <w:t xml:space="preserve">penalizes larger errors more because it uses square roots. </w:t>
+      </w:r>
+      <w:r>
+        <w:t xml:space="preserve">In the dataset the price had a range between </w:t>
+      </w:r>
+      <w:r>
+        <w:t>$1.05 to $18.48.</w:t>
+      </w:r>
+      <w:r>
+        <w:t xml:space="preserve"> The MAE being approximately 0.08 means that the price prediction stayed around </w:t>
+      </w:r>
+      <w:r>
+        <w:t xml:space="preserve">8 </w:t>
+      </w:r>
+      <w:r>
+        <w:lastRenderedPageBreak/>
+        <w:t>cents from what the price ended up being. This is small compared to the total price range.</w:t>
+      </w:r>
+      <w:r>
+        <w:t xml:space="preserve"> The RMSE ended up being larger because it </w:t>
+      </w:r>
+      <w:r>
+        <w:t>penalizes</w:t>
+      </w:r>
+      <w:r>
+        <w:t xml:space="preserve"> larger </w:t>
+      </w:r>
+      <w:r>
+        <w:t xml:space="preserve">errors. This would suggest that the model </w:t>
+      </w:r>
+      <w:r>
+        <w:t xml:space="preserve">is inaccurate for short periods of time probably around the spiking price changes </w:t>
+      </w:r>
+      <w:r>
+        <w:t>where</w:t>
+      </w:r>
+      <w:r>
+        <w:t xml:space="preserve"> it </w:t>
+      </w:r>
+      <w:r>
+        <w:t>swings</w:t>
+      </w:r>
+      <w:r>
+        <w:t xml:space="preserve"> back and forth. </w:t>
+      </w:r>
+      <w:r>
+        <w:t xml:space="preserve">This can be verified by looking at the chart. </w:t>
+      </w:r>
+      <w:r>
+        <w:t xml:space="preserve">The price is harder for it to predict around rapid changes using short term history. </w:t>
       </w:r>
     </w:p>
     <w:p>
-      <w:pPr>
-        <w:numPr>
-          <w:ilvl w:val="0"/>
-          <w:numId w:val="9"/>
-        </w:numPr>
-      </w:pPr>
-      <w:r>
-        <w:t xml:space="preserve">List all data sources, libraries, and references in APA style. </w:t>
+      <w:r>
+        <w:tab/>
+        <w:t xml:space="preserve">There are a few limitations that jump out about this project. </w:t>
+      </w:r>
+      <w:r>
+        <w:t>Firstly, the model only predicts based off historical data in this case lagging seven days. The model doesn’t contain any external data like supply and demand indicators</w:t>
+      </w:r>
+      <w:r>
+        <w:t>. Other external data that could give the model more insight would be storage level, weather, seasonality</w:t>
+      </w:r>
+      <w:r>
+        <w:t xml:space="preserve"> and economic factors. </w:t>
+      </w:r>
+      <w:r>
+        <w:t xml:space="preserve">Second, the lag window of seven days </w:t>
+      </w:r>
+      <w:r>
+        <w:t xml:space="preserve">is simple and easy to train but may not give the model as much context as longer windows. </w:t>
+      </w:r>
+      <w:r>
+        <w:t xml:space="preserve">A larger window would be able to predict repeating patterns that play out over weeks or months. </w:t>
+      </w:r>
+      <w:r>
+        <w:t xml:space="preserve">Third, the Random Forest </w:t>
+      </w:r>
+      <w:r>
+        <w:t xml:space="preserve">may not be the optimal algorithm for this </w:t>
+      </w:r>
+      <w:r>
+        <w:t>use case</w:t>
+      </w:r>
+      <w:r>
+        <w:t xml:space="preserve">. There are algorithms that are designed to be used especially with time </w:t>
+      </w:r>
+      <w:r>
+        <w:t>series</w:t>
+      </w:r>
+      <w:r>
+        <w:t xml:space="preserve"> data. </w:t>
+      </w:r>
+      <w:r>
+        <w:t xml:space="preserve">These special algorithms </w:t>
+      </w:r>
+      <w:r>
+        <w:t>actually</w:t>
+      </w:r>
+      <w:r>
+        <w:t xml:space="preserve"> have the ability to store patterns that can be directly </w:t>
+      </w:r>
+      <w:r>
+        <w:t xml:space="preserve">found when they are repeated. An example of a more optimized algorithm would be Long </w:t>
+      </w:r>
+      <w:r>
+        <w:t>Short-Term</w:t>
+      </w:r>
+      <w:r>
+        <w:t xml:space="preserve"> Memory (LSTM)</w:t>
+      </w:r>
+      <w:r>
+        <w:t xml:space="preserve">. AS is evident by the name it has memory which allows that algorithm to memorize patterns and predict them if they come back </w:t>
+      </w:r>
+      <w:r>
+        <w:t xml:space="preserve">cyclically. </w:t>
+      </w:r>
+      <w:r>
+        <w:t xml:space="preserve">Finaly, </w:t>
+      </w:r>
+      <w:r>
+        <w:t xml:space="preserve">the hyperparameters used in training </w:t>
+      </w:r>
+      <w:r>
+        <w:t>were</w:t>
+      </w:r>
+      <w:r>
+        <w:t xml:space="preserve"> default except for the number of trees. </w:t>
+      </w:r>
+      <w:r>
+        <w:t xml:space="preserve">Hyperparameters are the nobs for training a model so more tuning of them can result in a better trained model. </w:t>
+      </w:r>
+      <w:r>
+        <w:t xml:space="preserve">Good examples of </w:t>
+      </w:r>
+      <w:r>
+        <w:t>hyperparameters</w:t>
+      </w:r>
+      <w:r>
+        <w:t xml:space="preserve"> that could improve performance are </w:t>
+      </w:r>
+      <w:proofErr w:type="spellStart"/>
+      <w:r>
+        <w:t>max_depth</w:t>
+      </w:r>
+      <w:proofErr w:type="spellEnd"/>
+      <w:r>
+        <w:t xml:space="preserve">, </w:t>
+      </w:r>
+      <w:proofErr w:type="spellStart"/>
+      <w:r>
+        <w:t>min_sample_leaf</w:t>
+      </w:r>
+      <w:proofErr w:type="spellEnd"/>
+      <w:r>
+        <w:t xml:space="preserve"> and </w:t>
+      </w:r>
+      <w:proofErr w:type="spellStart"/>
+      <w:r>
+        <w:t>n_estimators</w:t>
+      </w:r>
+      <w:proofErr w:type="spellEnd"/>
+      <w:r>
+        <w:t xml:space="preserve">. The </w:t>
+      </w:r>
+      <w:proofErr w:type="spellStart"/>
+      <w:r>
+        <w:t>max_depth</w:t>
+      </w:r>
+      <w:proofErr w:type="spellEnd"/>
+      <w:r>
+        <w:t xml:space="preserve"> controls how the model overfits. The </w:t>
+      </w:r>
+      <w:proofErr w:type="spellStart"/>
+      <w:r>
+        <w:t>min_sample_leaf</w:t>
+      </w:r>
+      <w:proofErr w:type="spellEnd"/>
+      <w:r>
+        <w:t xml:space="preserve"> </w:t>
+      </w:r>
+      <w:r>
+        <w:t xml:space="preserve">requires each leaf to contain more points. And lastly, </w:t>
+      </w:r>
+      <w:proofErr w:type="spellStart"/>
+      <w:r>
+        <w:t>n_estimators</w:t>
+      </w:r>
+      <w:proofErr w:type="spellEnd"/>
+      <w:r>
+        <w:t xml:space="preserve"> </w:t>
+      </w:r>
+      <w:r>
+        <w:t xml:space="preserve">is the number of decision trees giving more trees can make the predictions more stable but only to a point. </w:t>
       </w:r>
     </w:p>
-    <w:p/>
+    <w:p>
+      <w:r>
+        <w:tab/>
+        <w:t xml:space="preserve">There are a few obvious steps that could be taken to </w:t>
+      </w:r>
+      <w:r>
+        <w:t xml:space="preserve">improve this project. </w:t>
+      </w:r>
+      <w:r>
+        <w:t>One good one would be to other engineered features like a rolling standard deviation</w:t>
+      </w:r>
+      <w:r>
+        <w:t xml:space="preserve"> or momentum features</w:t>
+      </w:r>
+      <w:r>
+        <w:t>.</w:t>
+      </w:r>
+      <w:r>
+        <w:t xml:space="preserve"> Momentum features in particular would help the model with its weak point of the price rapidly changing direction.</w:t>
+      </w:r>
+      <w:r>
+        <w:t xml:space="preserve"> A very powerful improvement would be adding more pieces of price information. An example of price related data would be sales volume. </w:t>
+      </w:r>
+      <w:r>
+        <w:t xml:space="preserve">Adding volume to the price data would basically give an added </w:t>
+      </w:r>
+      <w:r>
+        <w:t>dimension</w:t>
+      </w:r>
+      <w:r>
+        <w:t xml:space="preserve"> to the model unfortunately this data set </w:t>
+      </w:r>
+      <w:r>
+        <w:t>does</w:t>
+      </w:r>
+      <w:r>
+        <w:t xml:space="preserve"> not contain volume data.</w:t>
+      </w:r>
+      <w:r>
+        <w:t xml:space="preserve"> Finally, </w:t>
+      </w:r>
+      <w:r>
+        <w:t xml:space="preserve">an expansive improvement would be to train multiple models and compare their performance and use the most optimal model for actual predictions. </w:t>
+      </w:r>
+      <w:r>
+        <w:t xml:space="preserve">This is how </w:t>
+      </w:r>
+      <w:r>
+        <w:t>real-world</w:t>
+      </w:r>
+      <w:r>
+        <w:t xml:space="preserve"> data scientists would do it. Examples of al</w:t>
+      </w:r>
+      <w:r>
+        <w:t xml:space="preserve">gorithms that could be compared are </w:t>
+      </w:r>
+      <w:r>
+        <w:t xml:space="preserve">Support Vector Regression, </w:t>
+      </w:r>
+      <w:proofErr w:type="spellStart"/>
+      <w:r>
+        <w:t>XGBoost</w:t>
+      </w:r>
+      <w:proofErr w:type="spellEnd"/>
+      <w:r>
+        <w:t xml:space="preserve">, Linear Regression and </w:t>
+      </w:r>
+      <w:proofErr w:type="spellStart"/>
+      <w:r>
+        <w:t>ExtraTreeRegr</w:t>
+      </w:r>
+      <w:r>
+        <w:t>essor</w:t>
+      </w:r>
+      <w:proofErr w:type="spellEnd"/>
+      <w:r>
+        <w:t xml:space="preserve">. Training and comparing all of these would be fun and interesting but would be quite a large project. </w:t>
+      </w:r>
+    </w:p>
+    <w:p/>
+    <w:p/>
+    <w:p/>
+    <w:p/>
+    <w:p/>
+    <w:p/>
+    <w:p/>
+    <w:p/>
+    <w:p>
+      <w:r>
+        <w:t xml:space="preserve">References </w:t>
+      </w:r>
+    </w:p>
+    <w:p/>
+    <w:p>
+      <w:proofErr w:type="spellStart"/>
+      <w:r>
+        <w:t>Tunguz</w:t>
+      </w:r>
+      <w:proofErr w:type="spellEnd"/>
+      <w:r>
+        <w:t xml:space="preserve">, B. (2021). </w:t>
+      </w:r>
+      <w:r>
+        <w:rPr>
+          <w:i/>
+          <w:iCs/>
+        </w:rPr>
+        <w:t>Natural gas prices</w:t>
+      </w:r>
+      <w:r>
+        <w:t xml:space="preserve"> [Data set]. Kaggle. </w:t>
+      </w:r>
+      <w:hyperlink r:id="rId7" w:history="1">
+        <w:r>
+          <w:rPr>
+            <w:rStyle w:val="Hyperlink"/>
+          </w:rPr>
+          <w:t>https://www.kaggle.com/datasets/tunguz/natural-gas-prices</w:t>
+        </w:r>
+      </w:hyperlink>
+    </w:p>
+    <w:p>
+      <w:r>
+        <w:t>Matplotlib developers. (n.d.). Matplotlib documentation. Retrieved February 28, 2026, from https://matplotlib.org</w:t>
+      </w:r>
+    </w:p>
+    <w:p/>
+    <w:p>
+      <w:r>
+        <w:t>pandas development team. (n.d.). pandas documentation. Retrieved February 28, 2026, from https://pandas.pydata.org</w:t>
+      </w:r>
+    </w:p>
+    <w:p/>
+    <w:p>
+      <w:r>
+        <w:t>scikit-learn developers. (n.d.). scikit-learn documentation. Retrieved February 28, 2026, from https://scikit-learn.org</w:t>
+      </w:r>
+    </w:p>
     <w:sectPr>
       <w:pgSz w:w="12240" w:h="15840"/>
       <w:pgMar w:top="1440" w:right="1440" w:bottom="1440" w:left="1440" w:header="720" w:footer="720" w:gutter="0"/>
@@ -3183,6 +3718,7 @@
   <w:style w:type="character" w:default="1" w:styleId="DefaultParagraphFont">
     <w:name w:val="Default Paragraph Font"/>
     <w:uiPriority w:val="1"/>
+    <w:semiHidden/>
     <w:unhideWhenUsed/>
   </w:style>
   <w:style w:type="table" w:default="1" w:styleId="TableNormal">
@@ -3507,6 +4043,29 @@
       <w:rFonts w:ascii="Times New Roman" w:hAnsi="Times New Roman" w:cs="Times New Roman"/>
     </w:rPr>
   </w:style>
+  <w:style w:type="character" w:styleId="Hyperlink">
+    <w:name w:val="Hyperlink"/>
+    <w:basedOn w:val="DefaultParagraphFont"/>
+    <w:uiPriority w:val="99"/>
+    <w:unhideWhenUsed/>
+    <w:rsid w:val="00C50862"/>
+    <w:rPr>
+      <w:color w:val="467886" w:themeColor="hyperlink"/>
+      <w:u w:val="single"/>
+    </w:rPr>
+  </w:style>
+  <w:style w:type="character" w:styleId="UnresolvedMention">
+    <w:name w:val="Unresolved Mention"/>
+    <w:basedOn w:val="DefaultParagraphFont"/>
+    <w:uiPriority w:val="99"/>
+    <w:semiHidden/>
+    <w:unhideWhenUsed/>
+    <w:rsid w:val="00C50862"/>
+    <w:rPr>
+      <w:color w:val="605E5C"/>
+      <w:shd w:val="clear" w:color="auto" w:fill="E1DFDD"/>
+    </w:rPr>
+  </w:style>
 </w:styles>
 </file>
 

--- a/assignment2/report/report.docx
+++ b/assignment2/report/report.docx
@@ -3,6 +3,9 @@
 <w:document xmlns:wpc="http://schemas.microsoft.com/office/word/2010/wordprocessingCanvas" xmlns:cx="http://schemas.microsoft.com/office/drawing/2014/chartex" xmlns:cx1="http://schemas.microsoft.com/office/drawing/2015/9/8/chartex" xmlns:cx2="http://schemas.microsoft.com/office/drawing/2015/10/21/chartex" xmlns:cx3="http://schemas.microsoft.com/office/drawing/2016/5/9/chartex" xmlns:cx4="http://schemas.microsoft.com/office/drawing/2016/5/10/chartex" xmlns:cx5="http://schemas.microsoft.com/office/drawing/2016/5/11/chartex" xmlns:cx6="http://schemas.microsoft.com/office/drawing/2016/5/12/chartex" xmlns:cx7="http://schemas.microsoft.com/office/drawing/2016/5/13/chartex" xmlns:cx8="http://schemas.microsoft.com/office/drawing/2016/5/14/chartex" xmlns:mc="http://schemas.openxmlformats.org/markup-compatibility/2006" xmlns:aink="http://schemas.microsoft.com/office/drawing/2016/ink" xmlns:am3d="http://schemas.microsoft.com/office/drawing/2017/model3d" xmlns:o="urn:schemas-microsoft-com:office:office" xmlns:oel="http://schemas.microsoft.com/office/2019/extlst" xmlns:r="http://schemas.openxmlformats.org/officeDocument/2006/relationships" xmlns:m="http://schemas.openxmlformats.org/officeDocument/2006/math" xmlns:v="urn:schemas-microsoft-com:vml" xmlns:wp14="http://schemas.microsoft.com/office/word/2010/wordprocessingDrawing" xmlns:wp="http://schemas.openxmlformats.org/drawingml/2006/wordprocessingDrawing" xmlns:w10="urn:schemas-microsoft-com:office:word" xmlns:w="http://schemas.openxmlformats.org/wordprocessingml/2006/main" xmlns:w14="http://schemas.microsoft.com/office/word/2010/wordml" xmlns:w15="http://schemas.microsoft.com/office/word/2012/wordml" xmlns:w16cex="http://schemas.microsoft.com/office/word/2018/wordml/cex" xmlns:w16cid="http://schemas.microsoft.com/office/word/2016/wordml/cid" xmlns:w16="http://schemas.microsoft.com/office/word/2018/wordml" xmlns:w16du="http://schemas.microsoft.com/office/word/2023/wordml/word16du" xmlns:w16sdtdh="http://schemas.microsoft.com/office/word/2020/wordml/sdtdatahash" xmlns:w16sdtfl="http://schemas.microsoft.com/office/word/2024/wordml/sdtformatlock" xmlns:w16se="http://schemas.microsoft.com/office/word/2015/wordml/symex" xmlns:wpg="http://schemas.microsoft.com/office/word/2010/wordprocessingGroup" xmlns:wpi="http://schemas.microsoft.com/office/word/2010/wordprocessingInk" xmlns:wne="http://schemas.microsoft.com/office/word/2006/wordml" xmlns:wps="http://schemas.microsoft.com/office/word/2010/wordprocessingShape" mc:Ignorable="w14 w15 w16se w16cid w16 w16cex w16sdtdh w16sdtfl w16du wp14">
   <w:body>
     <w:p>
+      <w:pPr>
+        <w:spacing w:line="480" w:lineRule="auto"/>
+      </w:pPr>
       <w:bookmarkStart w:id="0" w:name="_Hlk215337607"/>
       <w:bookmarkEnd w:id="0"/>
       <w:proofErr w:type="spellStart"/>
@@ -15,22 +18,41 @@
       </w:r>
     </w:p>
     <w:p>
+      <w:pPr>
+        <w:spacing w:line="480" w:lineRule="auto"/>
+      </w:pPr>
       <w:r>
         <w:t>Computer Science 311</w:t>
       </w:r>
     </w:p>
     <w:p>
+      <w:pPr>
+        <w:spacing w:line="480" w:lineRule="auto"/>
+      </w:pPr>
       <w:r>
         <w:t>February 2, 2026</w:t>
       </w:r>
     </w:p>
-    <w:p/>
-    <w:p>
-      <w:pPr>
+    <w:p>
+      <w:pPr>
+        <w:spacing w:line="480" w:lineRule="auto"/>
+      </w:pPr>
+    </w:p>
+    <w:p>
+      <w:pPr>
+        <w:spacing w:line="480" w:lineRule="auto"/>
         <w:jc w:val="center"/>
       </w:pPr>
       <w:r>
-        <w:t>Natural Gas Price Predict</w:t>
+        <w:t xml:space="preserve">Natural </w:t>
+      </w:r>
+      <w:proofErr w:type="gramStart"/>
+      <w:r>
+        <w:t>Gas Price</w:t>
+      </w:r>
+      <w:proofErr w:type="gramEnd"/>
+      <w:r>
+        <w:t xml:space="preserve"> Predict</w:t>
       </w:r>
       <w:r>
         <w:t>ion</w:t>
@@ -41,15 +63,22 @@
     </w:p>
     <w:p>
       <w:pPr>
+        <w:spacing w:line="480" w:lineRule="auto"/>
         <w:jc w:val="center"/>
       </w:pPr>
     </w:p>
     <w:p>
+      <w:pPr>
+        <w:spacing w:line="480" w:lineRule="auto"/>
+      </w:pPr>
       <w:r>
         <w:t>Introduction</w:t>
       </w:r>
     </w:p>
     <w:p>
+      <w:pPr>
+        <w:spacing w:line="480" w:lineRule="auto"/>
+      </w:pPr>
       <w:r>
         <w:tab/>
         <w:t>This project</w:t>
@@ -70,10 +99,10 @@
         <w:t xml:space="preserve"> </w:t>
       </w:r>
       <w:r>
-        <w:t>Provided</w:t>
-      </w:r>
-      <w:r>
-        <w:t xml:space="preserve"> with a </w:t>
+        <w:t xml:space="preserve">We start </w:t>
+      </w:r>
+      <w:r>
+        <w:t xml:space="preserve">with a </w:t>
       </w:r>
       <w:r>
         <w:t xml:space="preserve">training </w:t>
@@ -154,7 +183,13 @@
         <w:t>planners</w:t>
       </w:r>
       <w:r>
-        <w:t xml:space="preserve"> at least an idea to know what to expect. On the other hand, </w:t>
+        <w:t xml:space="preserve"> at least an idea </w:t>
+      </w:r>
+      <w:r>
+        <w:t>of</w:t>
+      </w:r>
+      <w:r>
+        <w:t xml:space="preserve"> what to expect. On the other hand, </w:t>
       </w:r>
       <w:r>
         <w:t xml:space="preserve">in the case of financial speculation being able to predict future prices would be the </w:t>
@@ -196,7 +231,10 @@
         <w:t xml:space="preserve"> In a logistics </w:t>
       </w:r>
       <w:r>
-        <w:t>use case</w:t>
+        <w:t xml:space="preserve">use </w:t>
+      </w:r>
+      <w:r>
+        <w:t>case,</w:t>
       </w:r>
       <w:r>
         <w:t xml:space="preserve"> </w:t>
@@ -238,13 +276,19 @@
         <w:t xml:space="preserve"> </w:t>
       </w:r>
     </w:p>
-    <w:p/>
-    <w:p>
-      <w:r>
+    <w:p>
+      <w:pPr>
+        <w:spacing w:line="480" w:lineRule="auto"/>
+      </w:pPr>
+      <w:r>
+        <w:lastRenderedPageBreak/>
         <w:t>Algorithms Used</w:t>
       </w:r>
     </w:p>
     <w:p>
+      <w:pPr>
+        <w:spacing w:line="480" w:lineRule="auto"/>
+      </w:pPr>
       <w:r>
         <w:tab/>
       </w:r>
@@ -405,11 +449,7 @@
         <w:t>contains</w:t>
       </w:r>
       <w:r>
-        <w:t xml:space="preserve"> relatively few features like was the case with </w:t>
-      </w:r>
-      <w:r>
-        <w:lastRenderedPageBreak/>
-        <w:t xml:space="preserve">the dataset used in this project. </w:t>
+        <w:t xml:space="preserve"> relatively few features like was the case with the dataset used in this project. </w:t>
       </w:r>
       <w:r>
         <w:t xml:space="preserve"> </w:t>
@@ -442,50 +482,50 @@
         <w:t>Forest,</w:t>
       </w:r>
       <w:r>
-        <w:t xml:space="preserve"> is a good call.</w:t>
-      </w:r>
-    </w:p>
-    <w:p/>
-    <w:p/>
-    <w:p/>
-    <w:p/>
-    <w:p/>
-    <w:p/>
-    <w:p/>
-    <w:p/>
-    <w:p/>
-    <w:p/>
-    <w:p/>
-    <w:p/>
-    <w:p/>
-    <w:p/>
-    <w:p/>
-    <w:p/>
-    <w:p/>
-    <w:p/>
-    <w:p/>
-    <w:p/>
-    <w:p/>
-    <w:p/>
-    <w:p/>
-    <w:p/>
-    <w:p>
-      <w:r>
-        <w:lastRenderedPageBreak/>
+        <w:t xml:space="preserve"> </w:t>
+      </w:r>
+      <w:proofErr w:type="gramStart"/>
+      <w:r>
+        <w:t>is</w:t>
+      </w:r>
+      <w:proofErr w:type="gramEnd"/>
+      <w:r>
+        <w:t xml:space="preserve"> a good call.</w:t>
+      </w:r>
+    </w:p>
+    <w:p>
+      <w:pPr>
+        <w:spacing w:line="480" w:lineRule="auto"/>
+      </w:pPr>
+    </w:p>
+    <w:p>
+      <w:pPr>
+        <w:spacing w:line="480" w:lineRule="auto"/>
+      </w:pPr>
+      <w:r>
         <w:t>Dataset Information</w:t>
       </w:r>
     </w:p>
     <w:p>
+      <w:pPr>
+        <w:spacing w:line="480" w:lineRule="auto"/>
+      </w:pPr>
       <w:r>
         <w:tab/>
       </w:r>
       <w:r>
-        <w:t xml:space="preserve">The dataset for this project was acquired </w:t>
+        <w:t xml:space="preserve">The dataset for this project was </w:t>
+      </w:r>
+      <w:r>
+        <w:t>acquired and</w:t>
+      </w:r>
+      <w:r>
+        <w:t xml:space="preserve"> </w:t>
       </w:r>
       <w:r>
         <w:t xml:space="preserve">downloaded from </w:t>
       </w:r>
-      <w:hyperlink r:id="rId5" w:history="1">
+      <w:hyperlink r:id="rId7" w:history="1">
         <w:r>
           <w:rPr>
             <w:rStyle w:val="Hyperlink"/>
@@ -521,7 +561,19 @@
         <w:t xml:space="preserve"> The dataset covered time between </w:t>
       </w:r>
       <w:r>
-        <w:t>January 7, 1997 through September 1, 2020</w:t>
+        <w:t xml:space="preserve">January 7, </w:t>
+      </w:r>
+      <w:proofErr w:type="gramStart"/>
+      <w:r>
+        <w:t>1997</w:t>
+      </w:r>
+      <w:proofErr w:type="gramEnd"/>
+      <w:r>
+        <w:t xml:space="preserve"> through September 1, </w:t>
+      </w:r>
+      <w:r>
+        <w:lastRenderedPageBreak/>
+        <w:t>2020</w:t>
       </w:r>
       <w:r>
         <w:t>.</w:t>
@@ -536,7 +588,7 @@
         <w:t xml:space="preserve">records in the dataset </w:t>
       </w:r>
       <w:r>
-        <w:t>corresponding</w:t>
+        <w:t>correspond</w:t>
       </w:r>
       <w:r>
         <w:t xml:space="preserve"> to the </w:t>
@@ -593,44 +645,571 @@
         <w:t xml:space="preserve">. </w:t>
       </w:r>
     </w:p>
-    <w:p/>
-    <w:p/>
-    <w:p/>
-    <w:p/>
-    <w:p/>
-    <w:p/>
-    <w:p/>
-    <w:p/>
-    <w:p/>
-    <w:p/>
-    <w:p/>
-    <w:p/>
-    <w:p/>
-    <w:p/>
-    <w:p/>
-    <w:p/>
-    <w:p/>
-    <w:p/>
-    <w:p/>
-    <w:p/>
-    <w:p/>
-    <w:p/>
-    <w:p/>
-    <w:p/>
-    <w:p/>
-    <w:p/>
-    <w:p/>
-    <w:p/>
-    <w:p/>
-    <w:p>
+    <w:tbl>
+      <w:tblPr>
+        <w:tblStyle w:val="TableGrid"/>
+        <w:tblW w:w="0" w:type="auto"/>
+        <w:tblLook w:val="04A0" w:firstRow="1" w:lastRow="0" w:firstColumn="1" w:lastColumn="0" w:noHBand="0" w:noVBand="1"/>
+      </w:tblPr>
+      <w:tblGrid>
+        <w:gridCol w:w="3116"/>
+        <w:gridCol w:w="3117"/>
+        <w:gridCol w:w="3117"/>
+      </w:tblGrid>
+      <w:tr>
+        <w:tc>
+          <w:tcPr>
+            <w:tcW w:w="3116" w:type="dxa"/>
+          </w:tcPr>
+          <w:p>
+            <w:pPr>
+              <w:spacing w:line="480" w:lineRule="auto"/>
+            </w:pPr>
+            <w:r>
+              <w:t>Name</w:t>
+            </w:r>
+          </w:p>
+        </w:tc>
+        <w:tc>
+          <w:tcPr>
+            <w:tcW w:w="3117" w:type="dxa"/>
+          </w:tcPr>
+          <w:p>
+            <w:pPr>
+              <w:spacing w:line="480" w:lineRule="auto"/>
+            </w:pPr>
+            <w:r>
+              <w:t>Description</w:t>
+            </w:r>
+          </w:p>
+        </w:tc>
+        <w:tc>
+          <w:tcPr>
+            <w:tcW w:w="3117" w:type="dxa"/>
+          </w:tcPr>
+          <w:p>
+            <w:pPr>
+              <w:spacing w:line="480" w:lineRule="auto"/>
+            </w:pPr>
+            <w:r>
+              <w:t>Data Type</w:t>
+            </w:r>
+          </w:p>
+        </w:tc>
+      </w:tr>
+      <w:tr>
+        <w:tc>
+          <w:tcPr>
+            <w:tcW w:w="3116" w:type="dxa"/>
+          </w:tcPr>
+          <w:p>
+            <w:pPr>
+              <w:spacing w:line="480" w:lineRule="auto"/>
+            </w:pPr>
+            <w:r>
+              <w:t>Price</w:t>
+            </w:r>
+          </w:p>
+        </w:tc>
+        <w:tc>
+          <w:tcPr>
+            <w:tcW w:w="3117" w:type="dxa"/>
+          </w:tcPr>
+          <w:p>
+            <w:pPr>
+              <w:spacing w:line="480" w:lineRule="auto"/>
+            </w:pPr>
+            <w:r>
+              <w:t>Today’s</w:t>
+            </w:r>
+            <w:r>
+              <w:t xml:space="preserve"> price</w:t>
+            </w:r>
+          </w:p>
+        </w:tc>
+        <w:tc>
+          <w:tcPr>
+            <w:tcW w:w="3117" w:type="dxa"/>
+          </w:tcPr>
+          <w:p>
+            <w:pPr>
+              <w:spacing w:line="480" w:lineRule="auto"/>
+            </w:pPr>
+            <w:r>
+              <w:t>Float</w:t>
+            </w:r>
+          </w:p>
+        </w:tc>
+      </w:tr>
+      <w:tr>
+        <w:tc>
+          <w:tcPr>
+            <w:tcW w:w="3116" w:type="dxa"/>
+          </w:tcPr>
+          <w:p>
+            <w:pPr>
+              <w:spacing w:line="480" w:lineRule="auto"/>
+            </w:pPr>
+            <w:r>
+              <w:t>Date</w:t>
+            </w:r>
+          </w:p>
+        </w:tc>
+        <w:tc>
+          <w:tcPr>
+            <w:tcW w:w="3117" w:type="dxa"/>
+          </w:tcPr>
+          <w:p>
+            <w:pPr>
+              <w:spacing w:line="480" w:lineRule="auto"/>
+            </w:pPr>
+            <w:r>
+              <w:t>Today’s</w:t>
+            </w:r>
+            <w:r>
+              <w:t xml:space="preserve"> date</w:t>
+            </w:r>
+          </w:p>
+        </w:tc>
+        <w:tc>
+          <w:tcPr>
+            <w:tcW w:w="3117" w:type="dxa"/>
+          </w:tcPr>
+          <w:p>
+            <w:pPr>
+              <w:spacing w:line="480" w:lineRule="auto"/>
+            </w:pPr>
+            <w:r>
+              <w:t>String</w:t>
+            </w:r>
+          </w:p>
+        </w:tc>
+      </w:tr>
+      <w:tr>
+        <w:tc>
+          <w:tcPr>
+            <w:tcW w:w="3116" w:type="dxa"/>
+          </w:tcPr>
+          <w:p>
+            <w:pPr>
+              <w:spacing w:line="480" w:lineRule="auto"/>
+            </w:pPr>
+            <w:r>
+              <w:t>Lag1</w:t>
+            </w:r>
+          </w:p>
+        </w:tc>
+        <w:tc>
+          <w:tcPr>
+            <w:tcW w:w="3117" w:type="dxa"/>
+          </w:tcPr>
+          <w:p>
+            <w:pPr>
+              <w:spacing w:line="480" w:lineRule="auto"/>
+            </w:pPr>
+            <w:r>
+              <w:t>Price from 1 day ago</w:t>
+            </w:r>
+          </w:p>
+        </w:tc>
+        <w:tc>
+          <w:tcPr>
+            <w:tcW w:w="3117" w:type="dxa"/>
+          </w:tcPr>
+          <w:p>
+            <w:pPr>
+              <w:spacing w:line="480" w:lineRule="auto"/>
+            </w:pPr>
+            <w:r>
+              <w:t>Float</w:t>
+            </w:r>
+          </w:p>
+        </w:tc>
+      </w:tr>
+      <w:tr>
+        <w:tc>
+          <w:tcPr>
+            <w:tcW w:w="3116" w:type="dxa"/>
+          </w:tcPr>
+          <w:p>
+            <w:pPr>
+              <w:spacing w:line="480" w:lineRule="auto"/>
+            </w:pPr>
+            <w:r>
+              <w:t>Lag2</w:t>
+            </w:r>
+          </w:p>
+        </w:tc>
+        <w:tc>
+          <w:tcPr>
+            <w:tcW w:w="3117" w:type="dxa"/>
+          </w:tcPr>
+          <w:p>
+            <w:pPr>
+              <w:spacing w:line="480" w:lineRule="auto"/>
+            </w:pPr>
+            <w:r>
+              <w:t>Price from 2 days ago</w:t>
+            </w:r>
+          </w:p>
+        </w:tc>
+        <w:tc>
+          <w:tcPr>
+            <w:tcW w:w="3117" w:type="dxa"/>
+          </w:tcPr>
+          <w:p>
+            <w:pPr>
+              <w:spacing w:line="480" w:lineRule="auto"/>
+            </w:pPr>
+            <w:r>
+              <w:t>Float</w:t>
+            </w:r>
+          </w:p>
+        </w:tc>
+      </w:tr>
+      <w:tr>
+        <w:tc>
+          <w:tcPr>
+            <w:tcW w:w="3116" w:type="dxa"/>
+          </w:tcPr>
+          <w:p>
+            <w:pPr>
+              <w:spacing w:line="480" w:lineRule="auto"/>
+            </w:pPr>
+            <w:r>
+              <w:t>Lag3</w:t>
+            </w:r>
+          </w:p>
+        </w:tc>
+        <w:tc>
+          <w:tcPr>
+            <w:tcW w:w="3117" w:type="dxa"/>
+          </w:tcPr>
+          <w:p>
+            <w:pPr>
+              <w:spacing w:line="480" w:lineRule="auto"/>
+            </w:pPr>
+            <w:r>
+              <w:t xml:space="preserve">Price from 3 days ago </w:t>
+            </w:r>
+          </w:p>
+        </w:tc>
+        <w:tc>
+          <w:tcPr>
+            <w:tcW w:w="3117" w:type="dxa"/>
+          </w:tcPr>
+          <w:p>
+            <w:pPr>
+              <w:spacing w:line="480" w:lineRule="auto"/>
+            </w:pPr>
+            <w:r>
+              <w:t>Float</w:t>
+            </w:r>
+          </w:p>
+        </w:tc>
+      </w:tr>
+      <w:tr>
+        <w:tc>
+          <w:tcPr>
+            <w:tcW w:w="3116" w:type="dxa"/>
+          </w:tcPr>
+          <w:p>
+            <w:pPr>
+              <w:spacing w:line="480" w:lineRule="auto"/>
+            </w:pPr>
+            <w:r>
+              <w:t>Lag4</w:t>
+            </w:r>
+          </w:p>
+        </w:tc>
+        <w:tc>
+          <w:tcPr>
+            <w:tcW w:w="3117" w:type="dxa"/>
+          </w:tcPr>
+          <w:p>
+            <w:pPr>
+              <w:spacing w:line="480" w:lineRule="auto"/>
+            </w:pPr>
+            <w:r>
+              <w:t xml:space="preserve">Price from 4 days ago </w:t>
+            </w:r>
+          </w:p>
+        </w:tc>
+        <w:tc>
+          <w:tcPr>
+            <w:tcW w:w="3117" w:type="dxa"/>
+          </w:tcPr>
+          <w:p>
+            <w:pPr>
+              <w:spacing w:line="480" w:lineRule="auto"/>
+            </w:pPr>
+            <w:r>
+              <w:t>Float</w:t>
+            </w:r>
+          </w:p>
+        </w:tc>
+      </w:tr>
+      <w:tr>
+        <w:tc>
+          <w:tcPr>
+            <w:tcW w:w="3116" w:type="dxa"/>
+          </w:tcPr>
+          <w:p>
+            <w:pPr>
+              <w:spacing w:line="480" w:lineRule="auto"/>
+            </w:pPr>
+            <w:r>
+              <w:t>Lag5</w:t>
+            </w:r>
+          </w:p>
+        </w:tc>
+        <w:tc>
+          <w:tcPr>
+            <w:tcW w:w="3117" w:type="dxa"/>
+          </w:tcPr>
+          <w:p>
+            <w:pPr>
+              <w:spacing w:line="480" w:lineRule="auto"/>
+            </w:pPr>
+            <w:r>
+              <w:t>Price from 5 days ago</w:t>
+            </w:r>
+          </w:p>
+        </w:tc>
+        <w:tc>
+          <w:tcPr>
+            <w:tcW w:w="3117" w:type="dxa"/>
+          </w:tcPr>
+          <w:p>
+            <w:pPr>
+              <w:spacing w:line="480" w:lineRule="auto"/>
+            </w:pPr>
+            <w:r>
+              <w:t>Float</w:t>
+            </w:r>
+          </w:p>
+        </w:tc>
+      </w:tr>
+      <w:tr>
+        <w:tc>
+          <w:tcPr>
+            <w:tcW w:w="3116" w:type="dxa"/>
+          </w:tcPr>
+          <w:p>
+            <w:pPr>
+              <w:spacing w:line="480" w:lineRule="auto"/>
+            </w:pPr>
+            <w:r>
+              <w:t>Lag6</w:t>
+            </w:r>
+          </w:p>
+        </w:tc>
+        <w:tc>
+          <w:tcPr>
+            <w:tcW w:w="3117" w:type="dxa"/>
+          </w:tcPr>
+          <w:p>
+            <w:pPr>
+              <w:spacing w:line="480" w:lineRule="auto"/>
+            </w:pPr>
+            <w:r>
+              <w:t>Price from 6 days ago</w:t>
+            </w:r>
+          </w:p>
+        </w:tc>
+        <w:tc>
+          <w:tcPr>
+            <w:tcW w:w="3117" w:type="dxa"/>
+          </w:tcPr>
+          <w:p>
+            <w:pPr>
+              <w:spacing w:line="480" w:lineRule="auto"/>
+            </w:pPr>
+            <w:r>
+              <w:t>Float</w:t>
+            </w:r>
+          </w:p>
+        </w:tc>
+      </w:tr>
+      <w:tr>
+        <w:tc>
+          <w:tcPr>
+            <w:tcW w:w="3116" w:type="dxa"/>
+          </w:tcPr>
+          <w:p>
+            <w:pPr>
+              <w:spacing w:line="480" w:lineRule="auto"/>
+            </w:pPr>
+            <w:r>
+              <w:t>Lag7</w:t>
+            </w:r>
+          </w:p>
+        </w:tc>
+        <w:tc>
+          <w:tcPr>
+            <w:tcW w:w="3117" w:type="dxa"/>
+          </w:tcPr>
+          <w:p>
+            <w:pPr>
+              <w:spacing w:line="480" w:lineRule="auto"/>
+            </w:pPr>
+            <w:r>
+              <w:t>Price from 7 days ago</w:t>
+            </w:r>
+          </w:p>
+        </w:tc>
+        <w:tc>
+          <w:tcPr>
+            <w:tcW w:w="3117" w:type="dxa"/>
+          </w:tcPr>
+          <w:p>
+            <w:pPr>
+              <w:spacing w:line="480" w:lineRule="auto"/>
+            </w:pPr>
+            <w:r>
+              <w:t>Float</w:t>
+            </w:r>
+          </w:p>
+        </w:tc>
+      </w:tr>
+    </w:tbl>
+    <w:p>
+      <w:pPr>
+        <w:spacing w:line="480" w:lineRule="auto"/>
+      </w:pPr>
+      <w:r>
+        <w:tab/>
+      </w:r>
+    </w:p>
+    <w:p>
+      <w:pPr>
+        <w:spacing w:line="480" w:lineRule="auto"/>
+        <w:ind w:firstLine="720"/>
+      </w:pPr>
+      <w:r>
+        <w:t xml:space="preserve">The data set being worked with in this project is </w:t>
+      </w:r>
+      <w:proofErr w:type="gramStart"/>
+      <w:r>
+        <w:t>pretty simple</w:t>
+      </w:r>
+      <w:proofErr w:type="gramEnd"/>
+      <w:r>
+        <w:t xml:space="preserve">. </w:t>
+      </w:r>
+      <w:r>
+        <w:t>Despite its simplicity it needs to be described in detail. The data CSV contains two</w:t>
+      </w:r>
+      <w:r>
+        <w:t xml:space="preserve"> columns containing the data. It is time series data so one column is the date and the other is the price. </w:t>
+      </w:r>
+      <w:r>
+        <w:t xml:space="preserve">The date column is a </w:t>
+      </w:r>
+      <w:proofErr w:type="gramStart"/>
+      <w:r>
+        <w:t>string</w:t>
+      </w:r>
+      <w:proofErr w:type="gramEnd"/>
+      <w:r>
+        <w:t xml:space="preserve"> </w:t>
+      </w:r>
+      <w:r>
+        <w:t xml:space="preserve">and the price is a </w:t>
+      </w:r>
+      <w:proofErr w:type="gramStart"/>
+      <w:r>
+        <w:t>flo</w:t>
+      </w:r>
+      <w:r>
+        <w:t>ating</w:t>
+      </w:r>
+      <w:r>
+        <w:t xml:space="preserve"> point</w:t>
+      </w:r>
+      <w:proofErr w:type="gramEnd"/>
+      <w:r>
+        <w:t xml:space="preserve"> number. The date could be switched to date time data type if needed. </w:t>
+      </w:r>
+      <w:r>
+        <w:t>The price flo</w:t>
+      </w:r>
+      <w:r>
+        <w:t>a</w:t>
+      </w:r>
+      <w:r>
+        <w:t xml:space="preserve">ting point represents the per </w:t>
+      </w:r>
+      <w:r>
+        <w:t xml:space="preserve">unit price of gas on the </w:t>
+      </w:r>
+      <w:r>
+        <w:lastRenderedPageBreak/>
+        <w:t xml:space="preserve">corresponding date. The data set is simple but suitable for this project. </w:t>
+      </w:r>
+      <w:r>
+        <w:t xml:space="preserve">The engineered features of the project are very important </w:t>
+      </w:r>
+      <w:proofErr w:type="gramStart"/>
+      <w:r>
+        <w:t>due to the fact that</w:t>
+      </w:r>
+      <w:proofErr w:type="gramEnd"/>
+      <w:r>
+        <w:t xml:space="preserve"> we only have one </w:t>
+      </w:r>
+      <w:r>
+        <w:t xml:space="preserve">column that is numeric. The fundamental logic behind </w:t>
+      </w:r>
+      <w:r>
+        <w:t xml:space="preserve">the training of this module is that the price history contains data about how the price will perform in the future. Compounding this </w:t>
+      </w:r>
+      <w:r>
+        <w:t xml:space="preserve">trend into the model is the </w:t>
+      </w:r>
+      <w:proofErr w:type="gramStart"/>
+      <w:r>
+        <w:t>ultimate goal</w:t>
+      </w:r>
+      <w:proofErr w:type="gramEnd"/>
+      <w:r>
+        <w:t xml:space="preserve">. </w:t>
+      </w:r>
+    </w:p>
+    <w:p>
+      <w:pPr>
+        <w:spacing w:line="480" w:lineRule="auto"/>
+      </w:pPr>
+    </w:p>
+    <w:p>
+      <w:pPr>
+        <w:spacing w:line="480" w:lineRule="auto"/>
+      </w:pPr>
       <w:r>
         <w:t xml:space="preserve">Tools and Libraries </w:t>
       </w:r>
     </w:p>
     <w:p>
+      <w:pPr>
+        <w:spacing w:line="480" w:lineRule="auto"/>
+      </w:pPr>
       <w:r>
         <w:tab/>
-        <w:t>This project only uses three tools that are outside of pythons built in tools. Python projects tend to stack up the dependencies but this project is able to get it done with just three.</w:t>
+        <w:t xml:space="preserve">This project only uses three tools that are outside of pythons built in tools. Python projects tend to stack up the </w:t>
+      </w:r>
+      <w:r>
+        <w:t>dependencies,</w:t>
+      </w:r>
+      <w:r>
+        <w:t xml:space="preserve"> but this project </w:t>
+      </w:r>
+      <w:proofErr w:type="gramStart"/>
+      <w:r>
+        <w:t>is able to</w:t>
+      </w:r>
+      <w:proofErr w:type="gramEnd"/>
+      <w:r>
+        <w:t xml:space="preserve"> get it done with just three.</w:t>
       </w:r>
     </w:p>
     <w:p>
@@ -639,6 +1218,7 @@
           <w:ilvl w:val="0"/>
           <w:numId w:val="10"/>
         </w:numPr>
+        <w:spacing w:line="480" w:lineRule="auto"/>
       </w:pPr>
       <w:r>
         <w:t>Pandas</w:t>
@@ -650,6 +1230,7 @@
           <w:ilvl w:val="0"/>
           <w:numId w:val="10"/>
         </w:numPr>
+        <w:spacing w:line="480" w:lineRule="auto"/>
       </w:pPr>
       <w:r>
         <w:t xml:space="preserve">matplotlib </w:t>
@@ -661,6 +1242,7 @@
           <w:ilvl w:val="0"/>
           <w:numId w:val="10"/>
         </w:numPr>
+        <w:spacing w:line="480" w:lineRule="auto"/>
       </w:pPr>
       <w:r>
         <w:t>scikit-learn</w:t>
@@ -668,16 +1250,33 @@
     </w:p>
     <w:p>
       <w:pPr>
+        <w:spacing w:line="480" w:lineRule="auto"/>
         <w:ind w:firstLine="720"/>
       </w:pPr>
       <w:r>
         <w:t>Pandas</w:t>
       </w:r>
       <w:r>
-        <w:t xml:space="preserve"> is a data handling library the</w:t>
-      </w:r>
-      <w:r>
-        <w:t xml:space="preserve"> that allows programs to move data sets from file into memory in what are called data frames. Commonly abbreviated as </w:t>
+        <w:t xml:space="preserve"> is a data handling library </w:t>
+      </w:r>
+      <w:proofErr w:type="gramStart"/>
+      <w:r>
+        <w:t>the</w:t>
+      </w:r>
+      <w:r>
+        <w:t xml:space="preserve"> that</w:t>
+      </w:r>
+      <w:proofErr w:type="gramEnd"/>
+      <w:r>
+        <w:t xml:space="preserve"> allows programs to move data sets from </w:t>
+      </w:r>
+      <w:proofErr w:type="gramStart"/>
+      <w:r>
+        <w:t>file</w:t>
+      </w:r>
+      <w:proofErr w:type="gramEnd"/>
+      <w:r>
+        <w:t xml:space="preserve"> into memory in what are called data frames. Commonly abbreviated as </w:t>
       </w:r>
       <w:proofErr w:type="spellStart"/>
       <w:r>
@@ -688,7 +1287,7 @@
         <w:t xml:space="preserve">. </w:t>
       </w:r>
       <w:r>
-        <w:t xml:space="preserve">It is incredibly powerful and is used for meany </w:t>
+        <w:t xml:space="preserve">It is incredibly powerful and is used for many </w:t>
       </w:r>
       <w:r>
         <w:t>machine leaning and data analytics tasks.</w:t>
@@ -696,6 +1295,7 @@
     </w:p>
     <w:p>
       <w:pPr>
+        <w:spacing w:line="480" w:lineRule="auto"/>
         <w:ind w:firstLine="720"/>
       </w:pPr>
       <w:r>
@@ -717,7 +1317,15 @@
         <w:t xml:space="preserve"> Although there are better and more contemporary libraries that can do the same thing </w:t>
       </w:r>
       <w:r>
-        <w:t xml:space="preserve">with better charts Matplotlib is definitely the industry standard. </w:t>
+        <w:t xml:space="preserve">with better charts Matplotlib is </w:t>
+      </w:r>
+      <w:proofErr w:type="gramStart"/>
+      <w:r>
+        <w:t>definitely the</w:t>
+      </w:r>
+      <w:proofErr w:type="gramEnd"/>
+      <w:r>
+        <w:t xml:space="preserve"> industry standard. </w:t>
       </w:r>
       <w:r>
         <w:t xml:space="preserve"> </w:t>
@@ -725,9 +1333,11 @@
     </w:p>
     <w:p>
       <w:pPr>
+        <w:spacing w:line="480" w:lineRule="auto"/>
         <w:ind w:firstLine="720"/>
       </w:pPr>
       <w:r>
+        <w:lastRenderedPageBreak/>
         <w:t>S</w:t>
       </w:r>
       <w:r>
@@ -767,7 +1377,15 @@
         <w:t>library</w:t>
       </w:r>
       <w:r>
-        <w:t xml:space="preserve"> abstracts so much and put powerful algorithms </w:t>
+        <w:t xml:space="preserve"> abstracts so much and </w:t>
+      </w:r>
+      <w:proofErr w:type="gramStart"/>
+      <w:r>
+        <w:t>put</w:t>
+      </w:r>
+      <w:proofErr w:type="gramEnd"/>
+      <w:r>
+        <w:t xml:space="preserve"> powerful algorithms </w:t>
       </w:r>
       <w:r>
         <w:t>at your disposal with a few simple lines of code.</w:t>
@@ -775,29 +1393,399 @@
     </w:p>
     <w:p>
       <w:pPr>
-        <w:ind w:firstLine="720"/>
-      </w:pPr>
-    </w:p>
-    <w:p/>
-    <w:p>
+        <w:spacing w:line="480" w:lineRule="auto"/>
+      </w:pPr>
       <w:r>
         <w:t>Design and Implementation</w:t>
       </w:r>
     </w:p>
     <w:p>
+      <w:pPr>
+        <w:spacing w:line="480" w:lineRule="auto"/>
+      </w:pPr>
       <w:r>
         <w:tab/>
         <w:t>The design implementation of this program is sleek and follows a logical flow to handle the information.</w:t>
       </w:r>
       <w:r>
-        <w:t xml:space="preserve"> The philosophy used in programing it was to keep thing minimal and directly to the point with no frills to it while still doing everything </w:t>
+        <w:t xml:space="preserve"> The philosophy used in </w:t>
+      </w:r>
+      <w:r>
+        <w:t>programming</w:t>
+      </w:r>
+      <w:r>
+        <w:t xml:space="preserve"> was to keep </w:t>
+      </w:r>
+      <w:proofErr w:type="gramStart"/>
+      <w:r>
+        <w:t>th</w:t>
+      </w:r>
+      <w:r>
+        <w:t>ing</w:t>
+      </w:r>
+      <w:proofErr w:type="gramEnd"/>
+      <w:r>
+        <w:t xml:space="preserve"> minimal</w:t>
+      </w:r>
+      <w:r>
+        <w:t xml:space="preserve"> and directly to the point with no frills to </w:t>
+      </w:r>
+      <w:proofErr w:type="gramStart"/>
+      <w:r>
+        <w:t>it</w:t>
+      </w:r>
+      <w:proofErr w:type="gramEnd"/>
+      <w:r>
+        <w:t xml:space="preserve"> while still doing everything </w:t>
       </w:r>
       <w:r>
         <w:t xml:space="preserve">required well. </w:t>
       </w:r>
-    </w:p>
-    <w:p/>
-    <w:p>
+      <w:r>
+        <w:t xml:space="preserve"> </w:t>
+      </w:r>
+      <w:r>
+        <w:t xml:space="preserve">The flow of data is intended to be from a CSV file containing price data of </w:t>
+      </w:r>
+      <w:r>
+        <w:t>natural</w:t>
+      </w:r>
+      <w:r>
+        <w:t xml:space="preserve"> gas</w:t>
+      </w:r>
+      <w:r>
+        <w:t xml:space="preserve"> through to a trained model with the capability to predict the future price of natural gas</w:t>
+      </w:r>
+      <w:r>
+        <w:t>.</w:t>
+      </w:r>
+      <w:r>
+        <w:t xml:space="preserve"> The first step is to use Pandas to load the data into </w:t>
+      </w:r>
+      <w:r>
+        <w:t xml:space="preserve">a </w:t>
+      </w:r>
+      <w:r>
+        <w:t>data f</w:t>
+      </w:r>
+      <w:r>
+        <w:t xml:space="preserve">rame and assign the column that is supposed to be predicted. </w:t>
+      </w:r>
+      <w:r>
+        <w:t xml:space="preserve">The script uses a simple loop to look for the correct column for the prediction. It searches for the price and </w:t>
+      </w:r>
+      <w:r>
+        <w:t xml:space="preserve">close </w:t>
+      </w:r>
+      <w:r>
+        <w:t>keywords.</w:t>
+      </w:r>
+      <w:r>
+        <w:t xml:space="preserve"> At this point the informa</w:t>
+      </w:r>
+      <w:r>
+        <w:t xml:space="preserve">tion about the dataset is printed </w:t>
+      </w:r>
+      <w:proofErr w:type="gramStart"/>
+      <w:r>
+        <w:t>to</w:t>
+      </w:r>
+      <w:proofErr w:type="gramEnd"/>
+      <w:r>
+        <w:t xml:space="preserve"> the terminal. This helps to </w:t>
+      </w:r>
+      <w:r>
+        <w:t>ensure</w:t>
+      </w:r>
+      <w:r>
+        <w:t xml:space="preserve"> the data is loaded properly and nothing has gone wrong. </w:t>
+      </w:r>
+      <w:r>
+        <w:t>Potential</w:t>
+      </w:r>
+      <w:r>
+        <w:t xml:space="preserve"> problems would be a problem with opening the file or permissions or it could be a problem with the data </w:t>
+      </w:r>
+      <w:r>
+        <w:t>itself</w:t>
+      </w:r>
+      <w:r>
+        <w:t xml:space="preserve"> </w:t>
+      </w:r>
+      <w:r>
+        <w:t xml:space="preserve">being corrupted or incompatible with the script. </w:t>
+      </w:r>
+      <w:r>
+        <w:t xml:space="preserve">If something goes </w:t>
+      </w:r>
+      <w:r>
+        <w:t>wrong,</w:t>
+      </w:r>
+      <w:r>
+        <w:t xml:space="preserve"> giving the user feedback is quite valuable. </w:t>
+      </w:r>
+      <w:r>
+        <w:t xml:space="preserve">Now the program turns to working on the model itself. To begin with the engineered features. They consist of a </w:t>
+      </w:r>
+      <w:r>
+        <w:t xml:space="preserve">lag of seven days. This is done by creating a matrix </w:t>
+      </w:r>
+      <w:r>
+        <w:t>where</w:t>
+      </w:r>
+      <w:r>
+        <w:t xml:space="preserve"> each row is </w:t>
+      </w:r>
+      <w:r>
+        <w:t xml:space="preserve">a </w:t>
+      </w:r>
+      <w:r>
+        <w:t>day’s</w:t>
+      </w:r>
+      <w:r>
+        <w:t xml:space="preserve"> price covering the last seven days. </w:t>
+      </w:r>
+      <w:r>
+        <w:t xml:space="preserve">These prices are paired with the current </w:t>
+      </w:r>
+      <w:r>
+        <w:t>day’s</w:t>
+      </w:r>
+      <w:r>
+        <w:t xml:space="preserve"> price. </w:t>
+      </w:r>
+      <w:r>
+        <w:t xml:space="preserve">If any rows are </w:t>
+      </w:r>
+      <w:r>
+        <w:t>shifted,</w:t>
+      </w:r>
+      <w:r>
+        <w:t xml:space="preserve"> they are removed to which will keep the training data clean. </w:t>
+      </w:r>
+      <w:r>
+        <w:t xml:space="preserve">Given that the data itself is </w:t>
+      </w:r>
+      <w:r>
+        <w:t xml:space="preserve">in order </w:t>
+      </w:r>
+      <w:r>
+        <w:t>because of</w:t>
+      </w:r>
+      <w:r>
+        <w:t xml:space="preserve"> its time series data the training data is split based on time and not randomly. </w:t>
+      </w:r>
+      <w:r>
+        <w:t xml:space="preserve">The training testing split is the standard eighty twenty </w:t>
+      </w:r>
+      <w:r>
+        <w:lastRenderedPageBreak/>
+        <w:t xml:space="preserve">split. </w:t>
+      </w:r>
+      <w:r>
+        <w:t xml:space="preserve">With this split the model is trained on the first eighty </w:t>
+      </w:r>
+      <w:proofErr w:type="gramStart"/>
+      <w:r>
+        <w:t>percent</w:t>
+      </w:r>
+      <w:proofErr w:type="gramEnd"/>
+      <w:r>
+        <w:t xml:space="preserve"> then the trained model is tested on the remaining twenty percent to </w:t>
+      </w:r>
+      <w:proofErr w:type="gramStart"/>
+      <w:r>
+        <w:t>insure</w:t>
+      </w:r>
+      <w:proofErr w:type="gramEnd"/>
+      <w:r>
+        <w:t xml:space="preserve"> it </w:t>
+      </w:r>
+      <w:proofErr w:type="gramStart"/>
+      <w:r>
+        <w:t>actually</w:t>
+      </w:r>
+      <w:r>
+        <w:t xml:space="preserve"> has</w:t>
+      </w:r>
+      <w:proofErr w:type="gramEnd"/>
+      <w:r>
+        <w:t xml:space="preserve"> prediction power. </w:t>
+      </w:r>
+      <w:r>
+        <w:t xml:space="preserve">Now that the data is divided up it is passed to the training algorithm itself. In this case it is </w:t>
+      </w:r>
+      <w:proofErr w:type="gramStart"/>
+      <w:r>
+        <w:t>a Random</w:t>
+      </w:r>
+      <w:proofErr w:type="gramEnd"/>
+      <w:r>
+        <w:t xml:space="preserve"> Forest Regressor that contains two hundred trees. </w:t>
+      </w:r>
+      <w:r>
+        <w:t xml:space="preserve">The training is </w:t>
+      </w:r>
+      <w:proofErr w:type="gramStart"/>
+      <w:r>
+        <w:t>preformed</w:t>
+      </w:r>
+      <w:proofErr w:type="gramEnd"/>
+      <w:r>
+        <w:t xml:space="preserve"> with the lag feature. </w:t>
+      </w:r>
+      <w:r>
+        <w:t xml:space="preserve">The model is then evaluated against the test data. For the last </w:t>
+      </w:r>
+      <w:proofErr w:type="gramStart"/>
+      <w:r>
+        <w:t>two part</w:t>
+      </w:r>
+      <w:proofErr w:type="gramEnd"/>
+      <w:r>
+        <w:t xml:space="preserve"> step the scrip</w:t>
+      </w:r>
+      <w:r>
+        <w:t>t</w:t>
+      </w:r>
+      <w:r>
+        <w:t xml:space="preserve"> prints the </w:t>
+      </w:r>
+      <w:r>
+        <w:t xml:space="preserve">prediction for the price of </w:t>
+      </w:r>
+      <w:r>
+        <w:t>natural</w:t>
+      </w:r>
+      <w:r>
+        <w:t xml:space="preserve"> gas on the day f</w:t>
+      </w:r>
+      <w:r>
+        <w:t>ollowing</w:t>
+      </w:r>
+      <w:r>
+        <w:t xml:space="preserve"> the end of the data set and a chart depicting the actual price and the predicted price. </w:t>
+      </w:r>
+      <w:r>
+        <w:t xml:space="preserve"> </w:t>
+      </w:r>
+      <w:proofErr w:type="gramStart"/>
+      <w:r>
+        <w:t>The tomorrow</w:t>
+      </w:r>
+      <w:proofErr w:type="gramEnd"/>
+      <w:r>
+        <w:t xml:space="preserve"> prediction is made using the lag feature to give a predicted price. The chat is created using the Mat</w:t>
+      </w:r>
+      <w:r>
+        <w:t xml:space="preserve">plotlib library. It is always crazy seeing how much can be done with just a few lines of code when taking advantage of powerful tools like this library. </w:t>
+      </w:r>
+      <w:r>
+        <w:t>The c</w:t>
+      </w:r>
+      <w:r>
+        <w:t>h</w:t>
+      </w:r>
+      <w:r>
+        <w:t>art real</w:t>
+      </w:r>
+      <w:r>
+        <w:t>l</w:t>
+      </w:r>
+      <w:r>
+        <w:t xml:space="preserve">y gives a lot more context than simply printing numbers to the terminal. </w:t>
+      </w:r>
+      <w:r>
+        <w:t>Overall,</w:t>
+      </w:r>
+      <w:r>
+        <w:t xml:space="preserve"> the scrip</w:t>
+      </w:r>
+      <w:r>
+        <w:t>t</w:t>
+      </w:r>
+      <w:r>
+        <w:t xml:space="preserve"> ends up being like fifty lines of code and still </w:t>
+      </w:r>
+      <w:proofErr w:type="gramStart"/>
+      <w:r>
+        <w:t>is able to</w:t>
+      </w:r>
+      <w:proofErr w:type="gramEnd"/>
+      <w:r>
+        <w:t xml:space="preserve"> get the needed work done. </w:t>
+      </w:r>
+      <w:proofErr w:type="gramStart"/>
+      <w:r>
+        <w:t>In particular scikit-lea</w:t>
+      </w:r>
+      <w:r>
+        <w:t>r</w:t>
+      </w:r>
+      <w:r>
+        <w:t>n</w:t>
+      </w:r>
+      <w:proofErr w:type="gramEnd"/>
+      <w:r>
+        <w:t xml:space="preserve"> abstracts away a lot of the complexity </w:t>
+      </w:r>
+      <w:r>
+        <w:t>of the machine lea</w:t>
+      </w:r>
+      <w:r>
+        <w:t>r</w:t>
+      </w:r>
+      <w:r>
+        <w:t xml:space="preserve">ning algorithms that can be encountered with cutting edge libraries like </w:t>
+      </w:r>
+      <w:proofErr w:type="spellStart"/>
+      <w:r>
+        <w:t>PyT</w:t>
+      </w:r>
+      <w:r>
+        <w:t>orch</w:t>
+      </w:r>
+      <w:proofErr w:type="spellEnd"/>
+      <w:r>
+        <w:t>.</w:t>
+      </w:r>
+      <w:r>
+        <w:t xml:space="preserve"> </w:t>
+      </w:r>
+      <w:r>
+        <w:t xml:space="preserve">It is </w:t>
+      </w:r>
+      <w:r>
+        <w:t>really</w:t>
+      </w:r>
+      <w:r>
+        <w:t xml:space="preserve"> empowering to be able to access machine learning algorithms with only a </w:t>
+      </w:r>
+      <w:r>
+        <w:t>few</w:t>
+      </w:r>
+      <w:r>
+        <w:t xml:space="preserve"> lines of code</w:t>
+      </w:r>
+      <w:r>
+        <w:t>. This is the power of Python and select libraries when handling data and machine lea</w:t>
+      </w:r>
+      <w:r>
+        <w:t>r</w:t>
+      </w:r>
+      <w:r>
+        <w:t>ning.</w:t>
+      </w:r>
+    </w:p>
+    <w:p>
+      <w:pPr>
+        <w:spacing w:line="480" w:lineRule="auto"/>
+      </w:pPr>
+    </w:p>
+    <w:p>
+      <w:pPr>
+        <w:spacing w:line="480" w:lineRule="auto"/>
+      </w:pPr>
       <w:r>
         <w:t>Running</w:t>
       </w:r>
@@ -806,9 +1794,20 @@
       </w:r>
     </w:p>
     <w:p>
+      <w:pPr>
+        <w:spacing w:line="480" w:lineRule="auto"/>
+      </w:pPr>
       <w:r>
         <w:tab/>
-        <w:t xml:space="preserve">Running the app is pretty straightforward. </w:t>
+        <w:t xml:space="preserve">Running the app is </w:t>
+      </w:r>
+      <w:proofErr w:type="gramStart"/>
+      <w:r>
+        <w:t>pretty straightforward</w:t>
+      </w:r>
+      <w:proofErr w:type="gramEnd"/>
+      <w:r>
+        <w:t xml:space="preserve">. </w:t>
       </w:r>
       <w:r>
         <w:t xml:space="preserve">First navigate to the projects GitHub </w:t>
@@ -837,8 +1836,10 @@
           <w:ilvl w:val="0"/>
           <w:numId w:val="10"/>
         </w:numPr>
-      </w:pPr>
-      <w:r>
+        <w:spacing w:line="480" w:lineRule="auto"/>
+      </w:pPr>
+      <w:r>
+        <w:lastRenderedPageBreak/>
         <w:t>Pandas</w:t>
       </w:r>
     </w:p>
@@ -848,6 +1849,7 @@
           <w:ilvl w:val="0"/>
           <w:numId w:val="10"/>
         </w:numPr>
+        <w:spacing w:line="480" w:lineRule="auto"/>
       </w:pPr>
       <w:r>
         <w:t xml:space="preserve">matplotlib </w:t>
@@ -859,12 +1861,16 @@
           <w:ilvl w:val="0"/>
           <w:numId w:val="10"/>
         </w:numPr>
+        <w:spacing w:line="480" w:lineRule="auto"/>
       </w:pPr>
       <w:r>
         <w:t>scikit-learn</w:t>
       </w:r>
     </w:p>
     <w:p>
+      <w:pPr>
+        <w:spacing w:line="480" w:lineRule="auto"/>
+      </w:pPr>
       <w:r>
         <w:t xml:space="preserve">These can be </w:t>
       </w:r>
@@ -886,11 +1892,16 @@
       <w:r>
         <w:t xml:space="preserve"> The data set is </w:t>
       </w:r>
+      <w:proofErr w:type="gramStart"/>
       <w:r>
         <w:t>fairly</w:t>
       </w:r>
       <w:r>
-        <w:t xml:space="preserve"> small so it was not added to the git ignore and will </w:t>
+        <w:t xml:space="preserve"> small</w:t>
+      </w:r>
+      <w:proofErr w:type="gramEnd"/>
+      <w:r>
+        <w:t xml:space="preserve"> so it was not added to the git ignore and will </w:t>
       </w:r>
       <w:r>
         <w:t>therefore</w:t>
@@ -902,8 +1913,19 @@
         <w:t>acquired</w:t>
       </w:r>
       <w:r>
-        <w:t xml:space="preserve"> from Kegel</w:t>
-      </w:r>
+        <w:t xml:space="preserve"> from </w:t>
+      </w:r>
+      <w:proofErr w:type="spellStart"/>
+      <w:r>
+        <w:t>Keg</w:t>
+      </w:r>
+      <w:r>
+        <w:t>g</w:t>
+      </w:r>
+      <w:r>
+        <w:t>el</w:t>
+      </w:r>
+      <w:proofErr w:type="spellEnd"/>
       <w:r>
         <w:t xml:space="preserve">. Once the </w:t>
       </w:r>
@@ -932,13 +1954,25 @@
         <w:t>RMSE</w:t>
       </w:r>
       <w:r>
-        <w:t xml:space="preserve">. The next days </w:t>
+        <w:t xml:space="preserve">. The next </w:t>
+      </w:r>
+      <w:r>
+        <w:t>day’s</w:t>
+      </w:r>
+      <w:r>
+        <w:t xml:space="preserve"> </w:t>
       </w:r>
       <w:r>
         <w:t>prediction</w:t>
       </w:r>
       <w:r>
-        <w:t xml:space="preserve"> will be then be displayed. Lastly matpl</w:t>
+        <w:t xml:space="preserve"> </w:t>
+      </w:r>
+      <w:r>
+        <w:t>will then be</w:t>
+      </w:r>
+      <w:r>
+        <w:t xml:space="preserve"> displayed. Lastly matpl</w:t>
       </w:r>
       <w:r>
         <w:t>o</w:t>
@@ -947,22 +1981,35 @@
         <w:t xml:space="preserve">tlib will </w:t>
       </w:r>
       <w:r>
-        <w:t>display a char showing the predicted price compared to the actual price.</w:t>
-      </w:r>
-    </w:p>
-    <w:p>
+        <w:t xml:space="preserve">display a </w:t>
+      </w:r>
+      <w:r>
+        <w:t>chart</w:t>
+      </w:r>
+      <w:r>
+        <w:t xml:space="preserve"> showing the predicted price compared to the actual price.</w:t>
+      </w:r>
+    </w:p>
+    <w:p>
+      <w:pPr>
+        <w:spacing w:line="480" w:lineRule="auto"/>
+      </w:pPr>
       <w:r>
         <w:t xml:space="preserve"> </w:t>
       </w:r>
     </w:p>
-    <w:p/>
-    <w:p/>
-    <w:p>
+    <w:p>
+      <w:pPr>
+        <w:spacing w:line="480" w:lineRule="auto"/>
+      </w:pPr>
       <w:r>
         <w:t xml:space="preserve">Results </w:t>
       </w:r>
     </w:p>
     <w:p>
+      <w:pPr>
+        <w:spacing w:line="480" w:lineRule="auto"/>
+      </w:pPr>
       <w:r>
         <w:tab/>
       </w:r>
@@ -988,7 +2035,13 @@
         <w:t>The graph has colors and compares the two.</w:t>
       </w:r>
       <w:r>
-        <w:t xml:space="preserve"> There is some statistics about the data set including </w:t>
+        <w:t xml:space="preserve"> There </w:t>
+      </w:r>
+      <w:r>
+        <w:t>are</w:t>
+      </w:r>
+      <w:r>
+        <w:t xml:space="preserve"> some statistics about the data set including </w:t>
       </w:r>
       <w:r>
         <w:t>mean, standard deviation, minimum and quartiles.</w:t>
@@ -1000,17 +2053,29 @@
         <w:t>ensure</w:t>
       </w:r>
       <w:r>
-        <w:t xml:space="preserve"> the data loaded correctly and the model was able to </w:t>
+        <w:t xml:space="preserve"> the data </w:t>
+      </w:r>
+      <w:r>
+        <w:t>is loaded</w:t>
+      </w:r>
+      <w:r>
+        <w:t xml:space="preserve"> correctly and the model was able to perform its training. </w:t>
+      </w:r>
+      <w:r>
+        <w:t xml:space="preserve">Given that the price in the data set </w:t>
+      </w:r>
+      <w:r>
+        <w:t xml:space="preserve">is denominated in dollars it is </w:t>
       </w:r>
       <w:r>
         <w:lastRenderedPageBreak/>
-        <w:t xml:space="preserve">perform its training. </w:t>
-      </w:r>
-      <w:r>
-        <w:t xml:space="preserve">Given that the price in the data set </w:t>
-      </w:r>
-      <w:r>
-        <w:t xml:space="preserve">is denominated in dollars it is important to not stray too far from thinking about things in dollars. Looking at a raw number can distract too much from the dollar </w:t>
+        <w:t xml:space="preserve">important </w:t>
+      </w:r>
+      <w:r>
+        <w:t>not to</w:t>
+      </w:r>
+      <w:r>
+        <w:t xml:space="preserve"> stray too far from thinking about things in dollars. Looking at a raw number can distract too much from the dollar </w:t>
       </w:r>
       <w:r>
         <w:t xml:space="preserve">or cent </w:t>
@@ -1020,6 +2085,9 @@
       </w:r>
     </w:p>
     <w:p>
+      <w:pPr>
+        <w:spacing w:line="480" w:lineRule="auto"/>
+      </w:pPr>
       <w:r>
         <w:tab/>
         <w:t xml:space="preserve">After the features are loaded the script next moves on to </w:t>
@@ -1061,7 +2129,15 @@
         <w:t>,</w:t>
       </w:r>
       <w:r>
-        <w:t xml:space="preserve"> Root Mean Squared Error (RMSE) amounted to 0.1397. The RMSE is like the MAE </w:t>
+        <w:t xml:space="preserve"> Root Mean Squared Error (RMSE) amounted to 0.1397. The RMSE is like </w:t>
+      </w:r>
+      <w:proofErr w:type="gramStart"/>
+      <w:r>
+        <w:t>the MAE</w:t>
+      </w:r>
+      <w:proofErr w:type="gramEnd"/>
+      <w:r>
+        <w:t xml:space="preserve"> </w:t>
       </w:r>
       <w:r>
         <w:t>except</w:t>
@@ -1073,7 +2149,21 @@
         <w:t xml:space="preserve">square roots thus punishing larger differences more as they get bigger. That makes it more sensitive to large errors for a short time. </w:t>
       </w:r>
       <w:r>
-        <w:t xml:space="preserve">These numbers show the that the predictions are fairly accurate except for a few days where the predictions </w:t>
+        <w:t xml:space="preserve">These numbers show </w:t>
+      </w:r>
+      <w:proofErr w:type="gramStart"/>
+      <w:r>
+        <w:t>the that</w:t>
+      </w:r>
+      <w:proofErr w:type="gramEnd"/>
+      <w:r>
+        <w:t xml:space="preserve"> the predictions are fairly accurate except for a few days </w:t>
+      </w:r>
+      <w:r>
+        <w:t>when</w:t>
+      </w:r>
+      <w:r>
+        <w:t xml:space="preserve"> the predictions </w:t>
       </w:r>
       <w:r>
         <w:t>were</w:t>
@@ -1089,6 +2179,9 @@
       </w:r>
     </w:p>
     <w:p>
+      <w:pPr>
+        <w:spacing w:line="480" w:lineRule="auto"/>
+      </w:pPr>
       <w:r>
         <w:tab/>
       </w:r>
@@ -1099,7 +2192,7 @@
         <w:t xml:space="preserve">of the data and model being worked with. The graph also </w:t>
       </w:r>
       <w:r>
-        <w:t>collaborates</w:t>
+        <w:t>corroborates</w:t>
       </w:r>
       <w:r>
         <w:t xml:space="preserve"> the </w:t>
@@ -1108,7 +2201,15 @@
         <w:t>information</w:t>
       </w:r>
       <w:r>
-        <w:t xml:space="preserve"> that was printed to the terminal.</w:t>
+        <w:t xml:space="preserve"> that was printed </w:t>
+      </w:r>
+      <w:proofErr w:type="gramStart"/>
+      <w:r>
+        <w:t>to</w:t>
+      </w:r>
+      <w:proofErr w:type="gramEnd"/>
+      <w:r>
+        <w:t xml:space="preserve"> the terminal.</w:t>
       </w:r>
       <w:r>
         <w:t xml:space="preserve"> The chart shows two lines one represents the data in the data set. While the other one represents </w:t>
@@ -1117,13 +2218,39 @@
         <w:t xml:space="preserve">the prediction made by the model. It takes a glance to see how the two compare. </w:t>
       </w:r>
       <w:r>
-        <w:t xml:space="preserve">It is evident that the to correlate very closely. This shows that the model is able to generally predict the movement of the data. </w:t>
+        <w:t>It is evident that the</w:t>
+      </w:r>
+      <w:r>
+        <w:t>y</w:t>
+      </w:r>
+      <w:r>
+        <w:t xml:space="preserve"> </w:t>
+      </w:r>
+      <w:r>
+        <w:t>correlate</w:t>
+      </w:r>
+      <w:r>
+        <w:t xml:space="preserve"> very closely. This shows that the model </w:t>
+      </w:r>
+      <w:proofErr w:type="gramStart"/>
+      <w:r>
+        <w:t>is able to</w:t>
+      </w:r>
+      <w:proofErr w:type="gramEnd"/>
+      <w:r>
+        <w:t xml:space="preserve"> generally predict the movement of the data. </w:t>
       </w:r>
       <w:r>
         <w:t xml:space="preserve">One noticeable thing is that the line representing the prediction </w:t>
       </w:r>
       <w:r>
-        <w:t xml:space="preserve">is smoother than the actual data turned out to be this </w:t>
+        <w:t xml:space="preserve">is smoother than the actual data turned out to </w:t>
+      </w:r>
+      <w:r>
+        <w:t>be,</w:t>
+      </w:r>
+      <w:r>
+        <w:t xml:space="preserve"> this </w:t>
       </w:r>
       <w:r>
         <w:t>celebrates</w:t>
@@ -1132,42 +2259,62 @@
         <w:t xml:space="preserve"> the RMSE being higher than the </w:t>
       </w:r>
       <w:r>
-        <w:t xml:space="preserve">MAE. Lastly the script logs a next day prediction </w:t>
-      </w:r>
-      <w:r>
-        <w:t xml:space="preserve">to the terminal. This prediction comes form the most recent set of price history. </w:t>
-      </w:r>
-      <w:r>
-        <w:t xml:space="preserve">This is the models educated guess on what the price will be the day after the end of the data set. </w:t>
-      </w:r>
-      <w:r>
-        <w:t xml:space="preserve">It has a label saying tomorrows prediction on it making it clear what it is. </w:t>
-      </w:r>
-    </w:p>
-    <w:p/>
-    <w:p/>
-    <w:p/>
-    <w:p/>
-    <w:p/>
-    <w:p/>
-    <w:p/>
-    <w:p/>
-    <w:p/>
-    <w:p/>
-    <w:p/>
-    <w:p/>
-    <w:p/>
-    <w:p/>
-    <w:p/>
-    <w:p/>
-    <w:p/>
-    <w:p>
+        <w:t xml:space="preserve">MAE. Lastly the script logs </w:t>
+      </w:r>
+      <w:proofErr w:type="gramStart"/>
+      <w:r>
+        <w:t>a next day</w:t>
+      </w:r>
+      <w:proofErr w:type="gramEnd"/>
+      <w:r>
+        <w:t xml:space="preserve"> prediction </w:t>
+      </w:r>
+      <w:r>
+        <w:t xml:space="preserve">to the terminal. This prediction comes </w:t>
+      </w:r>
+      <w:r>
+        <w:t>from</w:t>
+      </w:r>
+      <w:r>
+        <w:t xml:space="preserve"> the most recent set of price history. </w:t>
+      </w:r>
+      <w:r>
+        <w:t xml:space="preserve">This is the </w:t>
+      </w:r>
+      <w:r>
+        <w:lastRenderedPageBreak/>
+        <w:t xml:space="preserve">models educated guess on what the price will be the day after the end of the data set. </w:t>
+      </w:r>
+      <w:r>
+        <w:t xml:space="preserve">It has a label saying </w:t>
+      </w:r>
+      <w:r>
+        <w:t>tomorrow’s</w:t>
+      </w:r>
+      <w:r>
+        <w:t xml:space="preserve"> prediction on it making it clear what it is. </w:t>
+      </w:r>
+    </w:p>
+    <w:p>
+      <w:pPr>
+        <w:spacing w:line="480" w:lineRule="auto"/>
+      </w:pPr>
+    </w:p>
+    <w:p>
+      <w:pPr>
+        <w:spacing w:line="480" w:lineRule="auto"/>
+      </w:pPr>
+    </w:p>
+    <w:p>
+      <w:pPr>
+        <w:spacing w:line="480" w:lineRule="auto"/>
+      </w:pPr>
       <w:r>
         <w:rPr>
           <w:noProof/>
         </w:rPr>
         <w:drawing>
-          <wp:inline distT="0" distB="0" distL="0" distR="0" wp14:anchorId="21C6E729" wp14:editId="0E21FF55">
+          <wp:inline distT="0" distB="0" distL="0" distR="0" wp14:anchorId="76335FCB" wp14:editId="00A18DCA">
             <wp:extent cx="5943600" cy="3798570"/>
             <wp:effectExtent l="0" t="0" r="0" b="0"/>
             <wp:docPr id="1895883056" name="Picture 1"/>
@@ -1182,7 +2329,7 @@
                     <pic:cNvPicPr/>
                   </pic:nvPicPr>
                   <pic:blipFill>
-                    <a:blip r:embed="rId6">
+                    <a:blip r:embed="rId8">
                       <a:extLst>
                         <a:ext uri="{28A0092B-C50C-407E-A947-70E740481C1C}">
                           <a14:useLocalDpi xmlns:a14="http://schemas.microsoft.com/office/drawing/2010/main" val="0"/>
@@ -1209,13 +2356,44 @@
         </w:drawing>
       </w:r>
     </w:p>
-    <w:p/>
-    <w:p>
-      <w:r>
+    <w:p>
+      <w:pPr>
+        <w:spacing w:line="480" w:lineRule="auto"/>
+      </w:pPr>
+    </w:p>
+    <w:p>
+      <w:pPr>
+        <w:spacing w:line="480" w:lineRule="auto"/>
+      </w:pPr>
+    </w:p>
+    <w:p>
+      <w:pPr>
+        <w:spacing w:line="480" w:lineRule="auto"/>
+      </w:pPr>
+    </w:p>
+    <w:p>
+      <w:pPr>
+        <w:spacing w:line="480" w:lineRule="auto"/>
+      </w:pPr>
+    </w:p>
+    <w:p>
+      <w:pPr>
+        <w:spacing w:line="480" w:lineRule="auto"/>
+      </w:pPr>
+    </w:p>
+    <w:p>
+      <w:pPr>
+        <w:spacing w:line="480" w:lineRule="auto"/>
+      </w:pPr>
+      <w:r>
+        <w:lastRenderedPageBreak/>
         <w:t xml:space="preserve">Insights </w:t>
       </w:r>
     </w:p>
     <w:p>
+      <w:pPr>
+        <w:spacing w:line="480" w:lineRule="auto"/>
+      </w:pPr>
       <w:r>
         <w:tab/>
         <w:t xml:space="preserve">The Random Forest model was able to track the data quite closely. The MAE </w:t>
@@ -1242,7 +2420,15 @@
         <w:t xml:space="preserve"> Root Mean Squared Error (RMSE) </w:t>
       </w:r>
       <w:r>
-        <w:t xml:space="preserve">was 0.1397. RMSE is like the MAE but it </w:t>
+        <w:t xml:space="preserve">was 0.1397. RMSE is like the </w:t>
+      </w:r>
+      <w:proofErr w:type="gramStart"/>
+      <w:r>
+        <w:t>MAE</w:t>
+      </w:r>
+      <w:proofErr w:type="gramEnd"/>
+      <w:r>
+        <w:t xml:space="preserve"> but it </w:t>
       </w:r>
       <w:r>
         <w:t xml:space="preserve">penalizes larger errors more because it uses square roots. </w:t>
@@ -1257,11 +2443,7 @@
         <w:t xml:space="preserve"> The MAE being approximately 0.08 means that the price prediction stayed around </w:t>
       </w:r>
       <w:r>
-        <w:t xml:space="preserve">8 </w:t>
-      </w:r>
-      <w:r>
-        <w:lastRenderedPageBreak/>
-        <w:t>cents from what the price ended up being. This is small compared to the total price range.</w:t>
+        <w:t>8 cents from what the price ended up being. This is small compared to the total price range.</w:t>
       </w:r>
       <w:r>
         <w:t xml:space="preserve"> The RMSE ended up being larger because it </w:t>
@@ -1276,7 +2458,13 @@
         <w:t xml:space="preserve">errors. This would suggest that the model </w:t>
       </w:r>
       <w:r>
-        <w:t xml:space="preserve">is inaccurate for short periods of time probably around the spiking price changes </w:t>
+        <w:t xml:space="preserve">is inaccurate for short periods of </w:t>
+      </w:r>
+      <w:r>
+        <w:t>time,</w:t>
+      </w:r>
+      <w:r>
+        <w:t xml:space="preserve"> probably around the spiking price changes </w:t>
       </w:r>
       <w:r>
         <w:t>where</w:t>
@@ -1294,10 +2482,21 @@
         <w:t xml:space="preserve">This can be verified by looking at the chart. </w:t>
       </w:r>
       <w:r>
-        <w:t xml:space="preserve">The price is harder for it to predict around rapid changes using short term history. </w:t>
-      </w:r>
-    </w:p>
-    <w:p>
+        <w:t xml:space="preserve">The price is harder for it to </w:t>
+      </w:r>
+      <w:proofErr w:type="gramStart"/>
+      <w:r>
+        <w:t>predict around</w:t>
+      </w:r>
+      <w:proofErr w:type="gramEnd"/>
+      <w:r>
+        <w:t xml:space="preserve"> rapid changes using short term history. </w:t>
+      </w:r>
+    </w:p>
+    <w:p>
+      <w:pPr>
+        <w:spacing w:line="480" w:lineRule="auto"/>
+      </w:pPr>
       <w:r>
         <w:tab/>
         <w:t xml:space="preserve">There are a few limitations that jump out about this project. </w:t>
@@ -1341,11 +2540,16 @@
       <w:r>
         <w:t xml:space="preserve">These special algorithms </w:t>
       </w:r>
+      <w:proofErr w:type="gramStart"/>
       <w:r>
         <w:t>actually</w:t>
       </w:r>
       <w:r>
-        <w:t xml:space="preserve"> have the ability to store patterns that can be directly </w:t>
+        <w:t xml:space="preserve"> have</w:t>
+      </w:r>
+      <w:proofErr w:type="gramEnd"/>
+      <w:r>
+        <w:t xml:space="preserve"> the ability to store patterns that can be directly </w:t>
       </w:r>
       <w:r>
         <w:t xml:space="preserve">found when they are repeated. An example of a more optimized algorithm would be Long </w:t>
@@ -1357,13 +2561,23 @@
         <w:t xml:space="preserve"> Memory (LSTM)</w:t>
       </w:r>
       <w:r>
-        <w:t xml:space="preserve">. AS is evident by the name it has memory which allows that algorithm to memorize patterns and predict them if they come back </w:t>
+        <w:t xml:space="preserve">. AS is evident by the </w:t>
+      </w:r>
+      <w:r>
+        <w:lastRenderedPageBreak/>
+        <w:t xml:space="preserve">name it has memory which allows that algorithm to memorize patterns and predict them if they come back </w:t>
       </w:r>
       <w:r>
         <w:t xml:space="preserve">cyclically. </w:t>
       </w:r>
       <w:r>
-        <w:t xml:space="preserve">Finaly, </w:t>
+        <w:t>Final</w:t>
+      </w:r>
+      <w:r>
+        <w:t>l</w:t>
+      </w:r>
+      <w:r>
+        <w:t xml:space="preserve">y, </w:t>
       </w:r>
       <w:r>
         <w:t xml:space="preserve">the hyperparameters used in training </w:t>
@@ -1375,7 +2589,13 @@
         <w:t xml:space="preserve"> default except for the number of trees. </w:t>
       </w:r>
       <w:r>
-        <w:t xml:space="preserve">Hyperparameters are the nobs for training a model so more tuning of them can result in a better trained model. </w:t>
+        <w:t xml:space="preserve">Hyperparameters are the </w:t>
+      </w:r>
+      <w:r>
+        <w:t>k</w:t>
+      </w:r>
+      <w:r>
+        <w:t xml:space="preserve">nobs for training a model so more tuning of them can result in a better trained model. </w:t>
       </w:r>
       <w:r>
         <w:t xml:space="preserve">Good examples of </w:t>
@@ -1442,6 +2662,9 @@
       </w:r>
     </w:p>
     <w:p>
+      <w:pPr>
+        <w:spacing w:line="480" w:lineRule="auto"/>
+      </w:pPr>
       <w:r>
         <w:tab/>
         <w:t xml:space="preserve">There are a few obvious steps that could be taken to </w:t>
@@ -1459,7 +2682,23 @@
         <w:t>.</w:t>
       </w:r>
       <w:r>
-        <w:t xml:space="preserve"> Momentum features in particular would help the model with its weak point of the price rapidly changing direction.</w:t>
+        <w:t xml:space="preserve"> Momentum features </w:t>
+      </w:r>
+      <w:proofErr w:type="gramStart"/>
+      <w:r>
+        <w:t>in particular would</w:t>
+      </w:r>
+      <w:proofErr w:type="gramEnd"/>
+      <w:r>
+        <w:t xml:space="preserve"> help the model with its weak point </w:t>
+      </w:r>
+      <w:proofErr w:type="gramStart"/>
+      <w:r>
+        <w:t>of</w:t>
+      </w:r>
+      <w:proofErr w:type="gramEnd"/>
+      <w:r>
+        <w:t xml:space="preserve"> the price rapidly changing direction.</w:t>
       </w:r>
       <w:r>
         <w:t xml:space="preserve"> A very powerful improvement would be adding more pieces of price information. An example of price related data would be sales volume. </w:t>
@@ -1471,7 +2710,15 @@
         <w:t>dimension</w:t>
       </w:r>
       <w:r>
-        <w:t xml:space="preserve"> to the model unfortunately this data set </w:t>
+        <w:t xml:space="preserve"> to the </w:t>
+      </w:r>
+      <w:proofErr w:type="gramStart"/>
+      <w:r>
+        <w:t>model</w:t>
+      </w:r>
+      <w:proofErr w:type="gramEnd"/>
+      <w:r>
+        <w:t xml:space="preserve"> unfortunately this data set </w:t>
       </w:r>
       <w:r>
         <w:t>does</w:t>
@@ -1520,16 +2767,17 @@
         <w:t xml:space="preserve">. Training and comparing all of these would be fun and interesting but would be quite a large project. </w:t>
       </w:r>
     </w:p>
-    <w:p/>
-    <w:p/>
-    <w:p/>
-    <w:p/>
-    <w:p/>
-    <w:p/>
-    <w:p/>
-    <w:p/>
-    <w:p>
-      <w:r>
+    <w:p>
+      <w:pPr>
+        <w:spacing w:line="480" w:lineRule="auto"/>
+      </w:pPr>
+    </w:p>
+    <w:p>
+      <w:pPr>
+        <w:spacing w:line="480" w:lineRule="auto"/>
+      </w:pPr>
+      <w:r>
+        <w:lastRenderedPageBreak/>
         <w:t xml:space="preserve">References </w:t>
       </w:r>
     </w:p>
@@ -1553,7 +2801,7 @@
       <w:r>
         <w:t xml:space="preserve"> [Data set]. Kaggle. </w:t>
       </w:r>
-      <w:hyperlink r:id="rId7" w:history="1">
+      <w:hyperlink r:id="rId9" w:history="1">
         <w:r>
           <w:rPr>
             <w:rStyle w:val="Hyperlink"/>
@@ -1562,6 +2810,7 @@
         </w:r>
       </w:hyperlink>
     </w:p>
+    <w:p/>
     <w:p>
       <w:r>
         <w:t>Matplotlib developers. (n.d.). Matplotlib documentation. Retrieved February 28, 2026, from https://matplotlib.org</w:t>
@@ -1569,8 +2818,21 @@
     </w:p>
     <w:p/>
     <w:p>
-      <w:r>
-        <w:t>pandas development team. (n.d.). pandas documentation. Retrieved February 28, 2026, from https://pandas.pydata.org</w:t>
+      <w:proofErr w:type="gramStart"/>
+      <w:r>
+        <w:t>pandas</w:t>
+      </w:r>
+      <w:proofErr w:type="gramEnd"/>
+      <w:r>
+        <w:t xml:space="preserve"> development team. (n.d.). </w:t>
+      </w:r>
+      <w:proofErr w:type="gramStart"/>
+      <w:r>
+        <w:t>pandas</w:t>
+      </w:r>
+      <w:proofErr w:type="gramEnd"/>
+      <w:r>
+        <w:t xml:space="preserve"> documentation. Retrieved February 28, 2026, from https://pandas.pydata.org</w:t>
       </w:r>
     </w:p>
     <w:p/>
@@ -1579,6 +2841,74 @@
         <w:t>scikit-learn developers. (n.d.). scikit-learn documentation. Retrieved February 28, 2026, from https://scikit-learn.org</w:t>
       </w:r>
     </w:p>
+    <w:p/>
+    <w:p>
+      <w:proofErr w:type="spellStart"/>
+      <w:r>
+        <w:t>Ntokos</w:t>
+      </w:r>
+      <w:proofErr w:type="spellEnd"/>
+      <w:r>
+        <w:t xml:space="preserve">, A. (n.d.). </w:t>
+      </w:r>
+      <w:r>
+        <w:rPr>
+          <w:i/>
+          <w:iCs/>
+        </w:rPr>
+        <w:t>Supervised learning in machine learning</w:t>
+      </w:r>
+      <w:r>
+        <w:t xml:space="preserve">. Study.com. </w:t>
+      </w:r>
+      <w:hyperlink r:id="rId10" w:history="1">
+        <w:r>
+          <w:rPr>
+            <w:rStyle w:val="Hyperlink"/>
+          </w:rPr>
+          <w:t>https://study.com/academy/lesson/supervised-learning-in-machine-learning.html</w:t>
+        </w:r>
+      </w:hyperlink>
+    </w:p>
+    <w:p/>
+    <w:p>
+      <w:r>
+        <w:t xml:space="preserve">Perkins, S. (n.d.). </w:t>
+      </w:r>
+      <w:r>
+        <w:rPr>
+          <w:i/>
+          <w:iCs/>
+        </w:rPr>
+        <w:t>Neural networks in machine learning: Uses &amp; examples</w:t>
+      </w:r>
+      <w:r>
+        <w:t>. Study.com. https://study.com/academy/lesson/neural-networks-in-machine-learning-uses-examples.html</w:t>
+      </w:r>
+    </w:p>
+    <w:p/>
+    <w:p>
+      <w:proofErr w:type="spellStart"/>
+      <w:r>
+        <w:t>Breiman</w:t>
+      </w:r>
+      <w:proofErr w:type="spellEnd"/>
+      <w:r>
+        <w:t xml:space="preserve">, L. (2001). Random forests. </w:t>
+      </w:r>
+      <w:r>
+        <w:rPr>
+          <w:i/>
+          <w:iCs/>
+        </w:rPr>
+        <w:t>Machine Learning, 45</w:t>
+      </w:r>
+      <w:r>
+        <w:t>(1), 5–32. https://doi.org/10.1023/A:1010933404324</w:t>
+      </w:r>
+    </w:p>
+    <w:p/>
+    <w:p/>
     <w:sectPr>
       <w:pgSz w:w="12240" w:h="15840"/>
       <w:pgMar w:top="1440" w:right="1440" w:bottom="1440" w:left="1440" w:header="720" w:footer="720" w:gutter="0"/>
@@ -1587,6 +2917,56 @@
     </w:sectPr>
   </w:body>
 </w:document>
+</file>
+
+<file path=word/endnotes.xml><?xml version="1.0" encoding="utf-8"?>
+<w:endnotes xmlns:wpc="http://schemas.microsoft.com/office/word/2010/wordprocessingCanvas" xmlns:cx="http://schemas.microsoft.com/office/drawing/2014/chartex" xmlns:cx1="http://schemas.microsoft.com/office/drawing/2015/9/8/chartex" xmlns:cx2="http://schemas.microsoft.com/office/drawing/2015/10/21/chartex" xmlns:cx3="http://schemas.microsoft.com/office/drawing/2016/5/9/chartex" xmlns:cx4="http://schemas.microsoft.com/office/drawing/2016/5/10/chartex" xmlns:cx5="http://schemas.microsoft.com/office/drawing/2016/5/11/chartex" xmlns:cx6="http://schemas.microsoft.com/office/drawing/2016/5/12/chartex" xmlns:cx7="http://schemas.microsoft.com/office/drawing/2016/5/13/chartex" xmlns:cx8="http://schemas.microsoft.com/office/drawing/2016/5/14/chartex" xmlns:mc="http://schemas.openxmlformats.org/markup-compatibility/2006" xmlns:aink="http://schemas.microsoft.com/office/drawing/2016/ink" xmlns:am3d="http://schemas.microsoft.com/office/drawing/2017/model3d" xmlns:o="urn:schemas-microsoft-com:office:office" xmlns:oel="http://schemas.microsoft.com/office/2019/extlst" xmlns:r="http://schemas.openxmlformats.org/officeDocument/2006/relationships" xmlns:m="http://schemas.openxmlformats.org/officeDocument/2006/math" xmlns:v="urn:schemas-microsoft-com:vml" xmlns:wp14="http://schemas.microsoft.com/office/word/2010/wordprocessingDrawing" xmlns:wp="http://schemas.openxmlformats.org/drawingml/2006/wordprocessingDrawing" xmlns:w10="urn:schemas-microsoft-com:office:word" xmlns:w="http://schemas.openxmlformats.org/wordprocessingml/2006/main" xmlns:w14="http://schemas.microsoft.com/office/word/2010/wordml" xmlns:w15="http://schemas.microsoft.com/office/word/2012/wordml" xmlns:w16cex="http://schemas.microsoft.com/office/word/2018/wordml/cex" xmlns:w16cid="http://schemas.microsoft.com/office/word/2016/wordml/cid" xmlns:w16="http://schemas.microsoft.com/office/word/2018/wordml" xmlns:w16du="http://schemas.microsoft.com/office/word/2023/wordml/word16du" xmlns:w16sdtdh="http://schemas.microsoft.com/office/word/2020/wordml/sdtdatahash" xmlns:w16sdtfl="http://schemas.microsoft.com/office/word/2024/wordml/sdtformatlock" xmlns:w16se="http://schemas.microsoft.com/office/word/2015/wordml/symex" xmlns:wpg="http://schemas.microsoft.com/office/word/2010/wordprocessingGroup" xmlns:wpi="http://schemas.microsoft.com/office/word/2010/wordprocessingInk" xmlns:wne="http://schemas.microsoft.com/office/word/2006/wordml" xmlns:wps="http://schemas.microsoft.com/office/word/2010/wordprocessingShape" mc:Ignorable="w14 w15 w16se w16cid w16 w16cex w16sdtdh w16sdtfl w16du wp14">
+  <w:endnote w:type="separator" w:id="-1">
+    <w:p>
+      <w:pPr>
+        <w:spacing w:after="0" w:line="240" w:lineRule="auto"/>
+      </w:pPr>
+      <w:r>
+        <w:separator/>
+      </w:r>
+    </w:p>
+  </w:endnote>
+  <w:endnote w:type="continuationSeparator" w:id="0">
+    <w:p>
+      <w:pPr>
+        <w:spacing w:after="0" w:line="240" w:lineRule="auto"/>
+      </w:pPr>
+      <w:r>
+        <w:continuationSeparator/>
+      </w:r>
+    </w:p>
+  </w:endnote>
+</w:endnotes>
+</file>
+
+<file path=word/footnotes.xml><?xml version="1.0" encoding="utf-8"?>
+<w:footnotes xmlns:wpc="http://schemas.microsoft.com/office/word/2010/wordprocessingCanvas" xmlns:cx="http://schemas.microsoft.com/office/drawing/2014/chartex" xmlns:cx1="http://schemas.microsoft.com/office/drawing/2015/9/8/chartex" xmlns:cx2="http://schemas.microsoft.com/office/drawing/2015/10/21/chartex" xmlns:cx3="http://schemas.microsoft.com/office/drawing/2016/5/9/chartex" xmlns:cx4="http://schemas.microsoft.com/office/drawing/2016/5/10/chartex" xmlns:cx5="http://schemas.microsoft.com/office/drawing/2016/5/11/chartex" xmlns:cx6="http://schemas.microsoft.com/office/drawing/2016/5/12/chartex" xmlns:cx7="http://schemas.microsoft.com/office/drawing/2016/5/13/chartex" xmlns:cx8="http://schemas.microsoft.com/office/drawing/2016/5/14/chartex" xmlns:mc="http://schemas.openxmlformats.org/markup-compatibility/2006" xmlns:aink="http://schemas.microsoft.com/office/drawing/2016/ink" xmlns:am3d="http://schemas.microsoft.com/office/drawing/2017/model3d" xmlns:o="urn:schemas-microsoft-com:office:office" xmlns:oel="http://schemas.microsoft.com/office/2019/extlst" xmlns:r="http://schemas.openxmlformats.org/officeDocument/2006/relationships" xmlns:m="http://schemas.openxmlformats.org/officeDocument/2006/math" xmlns:v="urn:schemas-microsoft-com:vml" xmlns:wp14="http://schemas.microsoft.com/office/word/2010/wordprocessingDrawing" xmlns:wp="http://schemas.openxmlformats.org/drawingml/2006/wordprocessingDrawing" xmlns:w10="urn:schemas-microsoft-com:office:word" xmlns:w="http://schemas.openxmlformats.org/wordprocessingml/2006/main" xmlns:w14="http://schemas.microsoft.com/office/word/2010/wordml" xmlns:w15="http://schemas.microsoft.com/office/word/2012/wordml" xmlns:w16cex="http://schemas.microsoft.com/office/word/2018/wordml/cex" xmlns:w16cid="http://schemas.microsoft.com/office/word/2016/wordml/cid" xmlns:w16="http://schemas.microsoft.com/office/word/2018/wordml" xmlns:w16du="http://schemas.microsoft.com/office/word/2023/wordml/word16du" xmlns:w16sdtdh="http://schemas.microsoft.com/office/word/2020/wordml/sdtdatahash" xmlns:w16sdtfl="http://schemas.microsoft.com/office/word/2024/wordml/sdtformatlock" xmlns:w16se="http://schemas.microsoft.com/office/word/2015/wordml/symex" xmlns:wpg="http://schemas.microsoft.com/office/word/2010/wordprocessingGroup" xmlns:wpi="http://schemas.microsoft.com/office/word/2010/wordprocessingInk" xmlns:wne="http://schemas.microsoft.com/office/word/2006/wordml" xmlns:wps="http://schemas.microsoft.com/office/word/2010/wordprocessingShape" mc:Ignorable="w14 w15 w16se w16cid w16 w16cex w16sdtdh w16sdtfl w16du wp14">
+  <w:footnote w:type="separator" w:id="-1">
+    <w:p>
+      <w:pPr>
+        <w:spacing w:after="0" w:line="240" w:lineRule="auto"/>
+      </w:pPr>
+      <w:r>
+        <w:separator/>
+      </w:r>
+    </w:p>
+  </w:footnote>
+  <w:footnote w:type="continuationSeparator" w:id="0">
+    <w:p>
+      <w:pPr>
+        <w:spacing w:after="0" w:line="240" w:lineRule="auto"/>
+      </w:pPr>
+      <w:r>
+        <w:continuationSeparator/>
+      </w:r>
+    </w:p>
+  </w:footnote>
+</w:footnotes>
 </file>
 
 <file path=word/numbering.xml><?xml version="1.0" encoding="utf-8"?>
@@ -3718,7 +5098,6 @@
   <w:style w:type="character" w:default="1" w:styleId="DefaultParagraphFont">
     <w:name w:val="Default Paragraph Font"/>
     <w:uiPriority w:val="1"/>
-    <w:semiHidden/>
     <w:unhideWhenUsed/>
   </w:style>
   <w:style w:type="table" w:default="1" w:styleId="TableNormal">
@@ -4066,6 +5445,69 @@
       <w:shd w:val="clear" w:color="auto" w:fill="E1DFDD"/>
     </w:rPr>
   </w:style>
+  <w:style w:type="paragraph" w:styleId="Header">
+    <w:name w:val="header"/>
+    <w:basedOn w:val="Normal"/>
+    <w:link w:val="HeaderChar"/>
+    <w:uiPriority w:val="99"/>
+    <w:unhideWhenUsed/>
+    <w:rsid w:val="00CA6AD0"/>
+    <w:pPr>
+      <w:tabs>
+        <w:tab w:val="center" w:pos="4680"/>
+        <w:tab w:val="right" w:pos="9360"/>
+      </w:tabs>
+      <w:spacing w:after="0" w:line="240" w:lineRule="auto"/>
+    </w:pPr>
+  </w:style>
+  <w:style w:type="character" w:customStyle="1" w:styleId="HeaderChar">
+    <w:name w:val="Header Char"/>
+    <w:basedOn w:val="DefaultParagraphFont"/>
+    <w:link w:val="Header"/>
+    <w:uiPriority w:val="99"/>
+    <w:rsid w:val="00CA6AD0"/>
+  </w:style>
+  <w:style w:type="paragraph" w:styleId="Footer">
+    <w:name w:val="footer"/>
+    <w:basedOn w:val="Normal"/>
+    <w:link w:val="FooterChar"/>
+    <w:uiPriority w:val="99"/>
+    <w:unhideWhenUsed/>
+    <w:rsid w:val="00CA6AD0"/>
+    <w:pPr>
+      <w:tabs>
+        <w:tab w:val="center" w:pos="4680"/>
+        <w:tab w:val="right" w:pos="9360"/>
+      </w:tabs>
+      <w:spacing w:after="0" w:line="240" w:lineRule="auto"/>
+    </w:pPr>
+  </w:style>
+  <w:style w:type="character" w:customStyle="1" w:styleId="FooterChar">
+    <w:name w:val="Footer Char"/>
+    <w:basedOn w:val="DefaultParagraphFont"/>
+    <w:link w:val="Footer"/>
+    <w:uiPriority w:val="99"/>
+    <w:rsid w:val="00CA6AD0"/>
+  </w:style>
+  <w:style w:type="table" w:styleId="TableGrid">
+    <w:name w:val="Table Grid"/>
+    <w:basedOn w:val="TableNormal"/>
+    <w:uiPriority w:val="39"/>
+    <w:rsid w:val="00597572"/>
+    <w:pPr>
+      <w:spacing w:after="0" w:line="240" w:lineRule="auto"/>
+    </w:pPr>
+    <w:tblPr>
+      <w:tblBorders>
+        <w:top w:val="single" w:sz="4" w:space="0" w:color="auto"/>
+        <w:left w:val="single" w:sz="4" w:space="0" w:color="auto"/>
+        <w:bottom w:val="single" w:sz="4" w:space="0" w:color="auto"/>
+        <w:right w:val="single" w:sz="4" w:space="0" w:color="auto"/>
+        <w:insideH w:val="single" w:sz="4" w:space="0" w:color="auto"/>
+        <w:insideV w:val="single" w:sz="4" w:space="0" w:color="auto"/>
+      </w:tblBorders>
+    </w:tblPr>
+  </w:style>
 </w:styles>
 </file>
 

--- a/assignment2/report/report.docx
+++ b/assignment2/report/report.docx
@@ -8,13 +8,8 @@
       </w:pPr>
       <w:bookmarkStart w:id="0" w:name="_Hlk215337607"/>
       <w:bookmarkEnd w:id="0"/>
-      <w:proofErr w:type="spellStart"/>
-      <w:r>
-        <w:t>Stasiu</w:t>
-      </w:r>
-      <w:proofErr w:type="spellEnd"/>
-      <w:r>
-        <w:t xml:space="preserve"> Tippett</w:t>
+      <w:r>
+        <w:t>Stasiu Tippett</w:t>
       </w:r>
     </w:p>
     <w:p>
@@ -30,7 +25,7 @@
         <w:spacing w:line="480" w:lineRule="auto"/>
       </w:pPr>
       <w:r>
-        <w:t>February 2, 2026</w:t>
+        <w:t>March 3, 2026</w:t>
       </w:r>
     </w:p>
     <w:p>
@@ -44,15 +39,7 @@
         <w:jc w:val="center"/>
       </w:pPr>
       <w:r>
-        <w:t xml:space="preserve">Natural </w:t>
-      </w:r>
-      <w:proofErr w:type="gramStart"/>
-      <w:r>
-        <w:t>Gas Price</w:t>
-      </w:r>
-      <w:proofErr w:type="gramEnd"/>
-      <w:r>
-        <w:t xml:space="preserve"> Predict</w:t>
+        <w:t>Price Predict</w:t>
       </w:r>
       <w:r>
         <w:t>ion</w:t>
@@ -482,15 +469,7 @@
         <w:t>Forest,</w:t>
       </w:r>
       <w:r>
-        <w:t xml:space="preserve"> </w:t>
-      </w:r>
-      <w:proofErr w:type="gramStart"/>
-      <w:r>
-        <w:t>is</w:t>
-      </w:r>
-      <w:proofErr w:type="gramEnd"/>
-      <w:r>
-        <w:t xml:space="preserve"> a good call.</w:t>
+        <w:t xml:space="preserve"> is a good call.</w:t>
       </w:r>
     </w:p>
     <w:p>
@@ -561,15 +540,7 @@
         <w:t xml:space="preserve"> The dataset covered time between </w:t>
       </w:r>
       <w:r>
-        <w:t xml:space="preserve">January 7, </w:t>
-      </w:r>
-      <w:proofErr w:type="gramStart"/>
-      <w:r>
-        <w:t>1997</w:t>
-      </w:r>
-      <w:proofErr w:type="gramEnd"/>
-      <w:r>
-        <w:t xml:space="preserve"> through September 1, </w:t>
+        <w:t xml:space="preserve">January 7, 1997 through September 1, </w:t>
       </w:r>
       <w:r>
         <w:lastRenderedPageBreak/>
@@ -1087,15 +1058,7 @@
         <w:ind w:firstLine="720"/>
       </w:pPr>
       <w:r>
-        <w:t xml:space="preserve">The data set being worked with in this project is </w:t>
-      </w:r>
-      <w:proofErr w:type="gramStart"/>
-      <w:r>
-        <w:t>pretty simple</w:t>
-      </w:r>
-      <w:proofErr w:type="gramEnd"/>
-      <w:r>
-        <w:t xml:space="preserve">. </w:t>
+        <w:t xml:space="preserve">The data set being worked with in this project is pretty simple. </w:t>
       </w:r>
       <w:r>
         <w:t>Despite its simplicity it needs to be described in detail. The data CSV contains two</w:t>
@@ -1104,32 +1067,16 @@
         <w:t xml:space="preserve"> columns containing the data. It is time series data so one column is the date and the other is the price. </w:t>
       </w:r>
       <w:r>
-        <w:t xml:space="preserve">The date column is a </w:t>
-      </w:r>
-      <w:proofErr w:type="gramStart"/>
-      <w:r>
-        <w:t>string</w:t>
-      </w:r>
-      <w:proofErr w:type="gramEnd"/>
-      <w:r>
-        <w:t xml:space="preserve"> </w:t>
-      </w:r>
-      <w:r>
-        <w:t xml:space="preserve">and the price is a </w:t>
-      </w:r>
-      <w:proofErr w:type="gramStart"/>
-      <w:r>
-        <w:t>flo</w:t>
+        <w:t xml:space="preserve">The date column is a string </w:t>
+      </w:r>
+      <w:r>
+        <w:t>and the price is a flo</w:t>
       </w:r>
       <w:r>
         <w:t>ating</w:t>
       </w:r>
       <w:r>
-        <w:t xml:space="preserve"> point</w:t>
-      </w:r>
-      <w:proofErr w:type="gramEnd"/>
-      <w:r>
-        <w:t xml:space="preserve"> number. The date could be switched to date time data type if needed. </w:t>
+        <w:t xml:space="preserve"> point number. The date could be switched to date time data type if needed. </w:t>
       </w:r>
       <w:r>
         <w:t>The price flo</w:t>
@@ -1148,15 +1095,7 @@
         <w:t xml:space="preserve">corresponding date. The data set is simple but suitable for this project. </w:t>
       </w:r>
       <w:r>
-        <w:t xml:space="preserve">The engineered features of the project are very important </w:t>
-      </w:r>
-      <w:proofErr w:type="gramStart"/>
-      <w:r>
-        <w:t>due to the fact that</w:t>
-      </w:r>
-      <w:proofErr w:type="gramEnd"/>
-      <w:r>
-        <w:t xml:space="preserve"> we only have one </w:t>
+        <w:t xml:space="preserve">The engineered features of the project are very important due to the fact that we only have one </w:t>
       </w:r>
       <w:r>
         <w:t xml:space="preserve">column that is numeric. The fundamental logic behind </w:t>
@@ -1165,15 +1104,7 @@
         <w:t xml:space="preserve">the training of this module is that the price history contains data about how the price will perform in the future. Compounding this </w:t>
       </w:r>
       <w:r>
-        <w:t xml:space="preserve">trend into the model is the </w:t>
-      </w:r>
-      <w:proofErr w:type="gramStart"/>
-      <w:r>
-        <w:t>ultimate goal</w:t>
-      </w:r>
-      <w:proofErr w:type="gramEnd"/>
-      <w:r>
-        <w:t xml:space="preserve">. </w:t>
+        <w:t xml:space="preserve">trend into the model is the ultimate goal. </w:t>
       </w:r>
     </w:p>
     <w:p>
@@ -1201,15 +1132,7 @@
         <w:t>dependencies,</w:t>
       </w:r>
       <w:r>
-        <w:t xml:space="preserve"> but this project </w:t>
-      </w:r>
-      <w:proofErr w:type="gramStart"/>
-      <w:r>
-        <w:t>is able to</w:t>
-      </w:r>
-      <w:proofErr w:type="gramEnd"/>
-      <w:r>
-        <w:t xml:space="preserve"> get it done with just three.</w:t>
+        <w:t xml:space="preserve"> but this project is able to get it done with just three.</w:t>
       </w:r>
     </w:p>
     <w:p>
@@ -1257,34 +1180,10 @@
         <w:t>Pandas</w:t>
       </w:r>
       <w:r>
-        <w:t xml:space="preserve"> is a data handling library </w:t>
-      </w:r>
-      <w:proofErr w:type="gramStart"/>
-      <w:r>
-        <w:t>the</w:t>
-      </w:r>
-      <w:r>
-        <w:t xml:space="preserve"> that</w:t>
-      </w:r>
-      <w:proofErr w:type="gramEnd"/>
-      <w:r>
-        <w:t xml:space="preserve"> allows programs to move data sets from </w:t>
-      </w:r>
-      <w:proofErr w:type="gramStart"/>
-      <w:r>
-        <w:t>file</w:t>
-      </w:r>
-      <w:proofErr w:type="gramEnd"/>
-      <w:r>
-        <w:t xml:space="preserve"> into memory in what are called data frames. Commonly abbreviated as </w:t>
-      </w:r>
-      <w:proofErr w:type="spellStart"/>
-      <w:r>
-        <w:t>df</w:t>
-      </w:r>
-      <w:proofErr w:type="spellEnd"/>
-      <w:r>
-        <w:t xml:space="preserve">. </w:t>
+        <w:t xml:space="preserve"> is a data handling library the</w:t>
+      </w:r>
+      <w:r>
+        <w:t xml:space="preserve"> that allows programs to move data sets from file into memory in what are called data frames. Commonly abbreviated as df. </w:t>
       </w:r>
       <w:r>
         <w:t xml:space="preserve">It is incredibly powerful and is used for many </w:t>
@@ -1317,15 +1216,7 @@
         <w:t xml:space="preserve"> Although there are better and more contemporary libraries that can do the same thing </w:t>
       </w:r>
       <w:r>
-        <w:t xml:space="preserve">with better charts Matplotlib is </w:t>
-      </w:r>
-      <w:proofErr w:type="gramStart"/>
-      <w:r>
-        <w:t>definitely the</w:t>
-      </w:r>
-      <w:proofErr w:type="gramEnd"/>
-      <w:r>
-        <w:t xml:space="preserve"> industry standard. </w:t>
+        <w:t xml:space="preserve">with better charts Matplotlib is definitely the industry standard. </w:t>
       </w:r>
       <w:r>
         <w:t xml:space="preserve"> </w:t>
@@ -1377,15 +1268,7 @@
         <w:t>library</w:t>
       </w:r>
       <w:r>
-        <w:t xml:space="preserve"> abstracts so much and </w:t>
-      </w:r>
-      <w:proofErr w:type="gramStart"/>
-      <w:r>
-        <w:t>put</w:t>
-      </w:r>
-      <w:proofErr w:type="gramEnd"/>
-      <w:r>
-        <w:t xml:space="preserve"> powerful algorithms </w:t>
+        <w:t xml:space="preserve"> abstracts so much and put powerful algorithms </w:t>
       </w:r>
       <w:r>
         <w:t>at your disposal with a few simple lines of code.</w:t>
@@ -1414,29 +1297,13 @@
         <w:t>programming</w:t>
       </w:r>
       <w:r>
-        <w:t xml:space="preserve"> was to keep </w:t>
-      </w:r>
-      <w:proofErr w:type="gramStart"/>
-      <w:r>
-        <w:t>th</w:t>
-      </w:r>
-      <w:r>
-        <w:t>ing</w:t>
-      </w:r>
-      <w:proofErr w:type="gramEnd"/>
-      <w:r>
-        <w:t xml:space="preserve"> minimal</w:t>
-      </w:r>
-      <w:r>
-        <w:t xml:space="preserve"> and directly to the point with no frills to </w:t>
-      </w:r>
-      <w:proofErr w:type="gramStart"/>
-      <w:r>
-        <w:t>it</w:t>
-      </w:r>
-      <w:proofErr w:type="gramEnd"/>
-      <w:r>
-        <w:t xml:space="preserve"> while still doing everything </w:t>
+        <w:t xml:space="preserve"> was to keep th</w:t>
+      </w:r>
+      <w:r>
+        <w:t>ing minimal</w:t>
+      </w:r>
+      <w:r>
+        <w:t xml:space="preserve"> and directly to the point with no frills to it while still doing everything </w:t>
       </w:r>
       <w:r>
         <w:t xml:space="preserve">required well. </w:t>
@@ -1484,15 +1351,7 @@
         <w:t xml:space="preserve"> At this point the informa</w:t>
       </w:r>
       <w:r>
-        <w:t xml:space="preserve">tion about the dataset is printed </w:t>
-      </w:r>
-      <w:proofErr w:type="gramStart"/>
-      <w:r>
-        <w:t>to</w:t>
-      </w:r>
-      <w:proofErr w:type="gramEnd"/>
-      <w:r>
-        <w:t xml:space="preserve"> the terminal. This helps to </w:t>
+        <w:t xml:space="preserve">tion about the dataset is printed to the terminal. This helps to </w:t>
       </w:r>
       <w:r>
         <w:t>ensure</w:t>
@@ -1583,67 +1442,22 @@
         <w:t xml:space="preserve">split. </w:t>
       </w:r>
       <w:r>
-        <w:t xml:space="preserve">With this split the model is trained on the first eighty </w:t>
-      </w:r>
-      <w:proofErr w:type="gramStart"/>
-      <w:r>
-        <w:t>percent</w:t>
-      </w:r>
-      <w:proofErr w:type="gramEnd"/>
-      <w:r>
-        <w:t xml:space="preserve"> then the trained model is tested on the remaining twenty percent to </w:t>
-      </w:r>
-      <w:proofErr w:type="gramStart"/>
-      <w:r>
-        <w:t>insure</w:t>
-      </w:r>
-      <w:proofErr w:type="gramEnd"/>
-      <w:r>
-        <w:t xml:space="preserve"> it </w:t>
-      </w:r>
-      <w:proofErr w:type="gramStart"/>
+        <w:t xml:space="preserve">With this split the model is trained on the first eighty percent then the trained model is tested on the remaining twenty percent to insure it </w:t>
+      </w:r>
       <w:r>
         <w:t>actually</w:t>
       </w:r>
       <w:r>
-        <w:t xml:space="preserve"> has</w:t>
-      </w:r>
-      <w:proofErr w:type="gramEnd"/>
-      <w:r>
-        <w:t xml:space="preserve"> prediction power. </w:t>
-      </w:r>
-      <w:r>
-        <w:t xml:space="preserve">Now that the data is divided up it is passed to the training algorithm itself. In this case it is </w:t>
-      </w:r>
-      <w:proofErr w:type="gramStart"/>
-      <w:r>
-        <w:t>a Random</w:t>
-      </w:r>
-      <w:proofErr w:type="gramEnd"/>
-      <w:r>
-        <w:t xml:space="preserve"> Forest Regressor that contains two hundred trees. </w:t>
-      </w:r>
-      <w:r>
-        <w:t xml:space="preserve">The training is </w:t>
-      </w:r>
-      <w:proofErr w:type="gramStart"/>
-      <w:r>
-        <w:t>preformed</w:t>
-      </w:r>
-      <w:proofErr w:type="gramEnd"/>
-      <w:r>
-        <w:t xml:space="preserve"> with the lag feature. </w:t>
-      </w:r>
-      <w:r>
-        <w:t xml:space="preserve">The model is then evaluated against the test data. For the last </w:t>
-      </w:r>
-      <w:proofErr w:type="gramStart"/>
-      <w:r>
-        <w:t>two part</w:t>
-      </w:r>
-      <w:proofErr w:type="gramEnd"/>
-      <w:r>
-        <w:t xml:space="preserve"> step the scrip</w:t>
+        <w:t xml:space="preserve"> has prediction power. </w:t>
+      </w:r>
+      <w:r>
+        <w:t xml:space="preserve">Now that the data is divided up it is passed to the training algorithm itself. In this case it is a Random Forest Regressor that contains two hundred trees. </w:t>
+      </w:r>
+      <w:r>
+        <w:t xml:space="preserve">The training is preformed with the lag feature. </w:t>
+      </w:r>
+      <w:r>
+        <w:t>The model is then evaluated against the test data. For the last two part step the scrip</w:t>
       </w:r>
       <w:r>
         <w:t>t</w:t>
@@ -1669,13 +1483,8 @@
       <w:r>
         <w:t xml:space="preserve"> </w:t>
       </w:r>
-      <w:proofErr w:type="gramStart"/>
-      <w:r>
-        <w:t>The tomorrow</w:t>
-      </w:r>
-      <w:proofErr w:type="gramEnd"/>
-      <w:r>
-        <w:t xml:space="preserve"> prediction is made using the lag feature to give a predicted price. The chat is created using the Mat</w:t>
+      <w:r>
+        <w:t>The tomorrow prediction is made using the lag feature to give a predicted price. The chat is created using the Mat</w:t>
       </w:r>
       <w:r>
         <w:t xml:space="preserve">plotlib library. It is always crazy seeing how much can be done with just a few lines of code when taking advantage of powerful tools like this library. </w:t>
@@ -1705,17 +1514,8 @@
         <w:t>t</w:t>
       </w:r>
       <w:r>
-        <w:t xml:space="preserve"> ends up being like fifty lines of code and still </w:t>
-      </w:r>
-      <w:proofErr w:type="gramStart"/>
-      <w:r>
-        <w:t>is able to</w:t>
-      </w:r>
-      <w:proofErr w:type="gramEnd"/>
-      <w:r>
-        <w:t xml:space="preserve"> get the needed work done. </w:t>
-      </w:r>
-      <w:proofErr w:type="gramStart"/>
+        <w:t xml:space="preserve"> ends up being like fifty lines of code and still is able to get the needed work done. </w:t>
+      </w:r>
       <w:r>
         <w:t>In particular scikit-lea</w:t>
       </w:r>
@@ -1723,11 +1523,7 @@
         <w:t>r</w:t>
       </w:r>
       <w:r>
-        <w:t>n</w:t>
-      </w:r>
-      <w:proofErr w:type="gramEnd"/>
-      <w:r>
-        <w:t xml:space="preserve"> abstracts away a lot of the complexity </w:t>
+        <w:t xml:space="preserve">n abstracts away a lot of the complexity </w:t>
       </w:r>
       <w:r>
         <w:t>of the machine lea</w:t>
@@ -1738,16 +1534,11 @@
       <w:r>
         <w:t xml:space="preserve">ning algorithms that can be encountered with cutting edge libraries like </w:t>
       </w:r>
-      <w:proofErr w:type="spellStart"/>
       <w:r>
         <w:t>PyT</w:t>
       </w:r>
       <w:r>
-        <w:t>orch</w:t>
-      </w:r>
-      <w:proofErr w:type="spellEnd"/>
-      <w:r>
-        <w:t>.</w:t>
+        <w:t>orch.</w:t>
       </w:r>
       <w:r>
         <w:t xml:space="preserve"> </w:t>
@@ -1799,26 +1590,10 @@
       </w:pPr>
       <w:r>
         <w:tab/>
-        <w:t xml:space="preserve">Running the app is </w:t>
-      </w:r>
-      <w:proofErr w:type="gramStart"/>
-      <w:r>
-        <w:t>pretty straightforward</w:t>
-      </w:r>
-      <w:proofErr w:type="gramEnd"/>
-      <w:r>
-        <w:t xml:space="preserve">. </w:t>
-      </w:r>
-      <w:r>
-        <w:t xml:space="preserve">First navigate to the projects GitHub </w:t>
-      </w:r>
-      <w:proofErr w:type="spellStart"/>
-      <w:r>
-        <w:t>repe</w:t>
-      </w:r>
-      <w:proofErr w:type="spellEnd"/>
-      <w:r>
-        <w:t xml:space="preserve"> then clone it on to your </w:t>
+        <w:t xml:space="preserve">Running the app is pretty straightforward. </w:t>
+      </w:r>
+      <w:r>
+        <w:t xml:space="preserve">First navigate to the projects GitHub repe then clone it on to your </w:t>
       </w:r>
       <w:r>
         <w:t>machine</w:t>
@@ -1892,16 +1667,11 @@
       <w:r>
         <w:t xml:space="preserve"> The data set is </w:t>
       </w:r>
-      <w:proofErr w:type="gramStart"/>
       <w:r>
         <w:t>fairly</w:t>
       </w:r>
       <w:r>
-        <w:t xml:space="preserve"> small</w:t>
-      </w:r>
-      <w:proofErr w:type="gramEnd"/>
-      <w:r>
-        <w:t xml:space="preserve"> so it was not added to the git ignore and will </w:t>
+        <w:t xml:space="preserve"> small so it was not added to the git ignore and will </w:t>
       </w:r>
       <w:r>
         <w:t>therefore</w:t>
@@ -1913,11 +1683,7 @@
         <w:t>acquired</w:t>
       </w:r>
       <w:r>
-        <w:t xml:space="preserve"> from </w:t>
-      </w:r>
-      <w:proofErr w:type="spellStart"/>
-      <w:r>
-        <w:t>Keg</w:t>
+        <w:t xml:space="preserve"> from Keg</w:t>
       </w:r>
       <w:r>
         <w:t>g</w:t>
@@ -1925,7 +1691,6 @@
       <w:r>
         <w:t>el</w:t>
       </w:r>
-      <w:proofErr w:type="spellEnd"/>
       <w:r>
         <w:t xml:space="preserve">. Once the </w:t>
       </w:r>
@@ -2129,116 +1894,84 @@
         <w:t>,</w:t>
       </w:r>
       <w:r>
-        <w:t xml:space="preserve"> Root Mean Squared Error (RMSE) amounted to 0.1397. The RMSE is like </w:t>
-      </w:r>
-      <w:proofErr w:type="gramStart"/>
-      <w:r>
-        <w:t>the MAE</w:t>
-      </w:r>
-      <w:proofErr w:type="gramEnd"/>
+        <w:t xml:space="preserve"> Root Mean Squared Error (RMSE) amounted to 0.1397. The RMSE is like the MAE </w:t>
+      </w:r>
+      <w:r>
+        <w:t>except</w:t>
+      </w:r>
+      <w:r>
+        <w:t xml:space="preserve"> it uses </w:t>
+      </w:r>
+      <w:r>
+        <w:t xml:space="preserve">square roots thus punishing larger differences more as they get bigger. That makes it more sensitive to large errors for a short time. </w:t>
+      </w:r>
+      <w:r>
+        <w:t xml:space="preserve">These numbers show the that the predictions are fairly accurate except for a few days </w:t>
+      </w:r>
+      <w:r>
+        <w:t>when</w:t>
+      </w:r>
+      <w:r>
+        <w:t xml:space="preserve"> the predictions </w:t>
+      </w:r>
+      <w:r>
+        <w:t>were</w:t>
+      </w:r>
+      <w:r>
+        <w:t xml:space="preserve"> off by </w:t>
+      </w:r>
+      <w:r>
+        <w:t>more</w:t>
+      </w:r>
+      <w:r>
+        <w:t xml:space="preserve"> than the average.</w:t>
+      </w:r>
+    </w:p>
+    <w:p>
+      <w:pPr>
+        <w:spacing w:line="480" w:lineRule="auto"/>
+      </w:pPr>
+      <w:r>
+        <w:tab/>
+      </w:r>
+      <w:r>
+        <w:t xml:space="preserve">They say a picture is worth a thousand words and that holds true in the world of data. In this project the graph gives a visual representation </w:t>
+      </w:r>
+      <w:r>
+        <w:t xml:space="preserve">of the data and model being worked with. The graph also </w:t>
+      </w:r>
+      <w:r>
+        <w:t>corroborates</w:t>
+      </w:r>
+      <w:r>
+        <w:t xml:space="preserve"> the </w:t>
+      </w:r>
+      <w:r>
+        <w:t>information</w:t>
+      </w:r>
+      <w:r>
+        <w:t xml:space="preserve"> that was printed to the terminal.</w:t>
+      </w:r>
+      <w:r>
+        <w:t xml:space="preserve"> The chart shows two lines one represents the data in the data set. While the other one represents </w:t>
+      </w:r>
+      <w:r>
+        <w:t xml:space="preserve">the prediction made by the model. It takes a glance to see how the two compare. </w:t>
+      </w:r>
+      <w:r>
+        <w:t>It is evident that the</w:t>
+      </w:r>
+      <w:r>
+        <w:t>y</w:t>
+      </w:r>
       <w:r>
         <w:t xml:space="preserve"> </w:t>
       </w:r>
       <w:r>
-        <w:t>except</w:t>
-      </w:r>
-      <w:r>
-        <w:t xml:space="preserve"> it uses </w:t>
-      </w:r>
-      <w:r>
-        <w:t xml:space="preserve">square roots thus punishing larger differences more as they get bigger. That makes it more sensitive to large errors for a short time. </w:t>
-      </w:r>
-      <w:r>
-        <w:t xml:space="preserve">These numbers show </w:t>
-      </w:r>
-      <w:proofErr w:type="gramStart"/>
-      <w:r>
-        <w:t>the that</w:t>
-      </w:r>
-      <w:proofErr w:type="gramEnd"/>
-      <w:r>
-        <w:t xml:space="preserve"> the predictions are fairly accurate except for a few days </w:t>
-      </w:r>
-      <w:r>
-        <w:t>when</w:t>
-      </w:r>
-      <w:r>
-        <w:t xml:space="preserve"> the predictions </w:t>
-      </w:r>
-      <w:r>
-        <w:t>were</w:t>
-      </w:r>
-      <w:r>
-        <w:t xml:space="preserve"> off by </w:t>
-      </w:r>
-      <w:r>
-        <w:t>more</w:t>
-      </w:r>
-      <w:r>
-        <w:t xml:space="preserve"> than the average.</w:t>
-      </w:r>
-    </w:p>
-    <w:p>
-      <w:pPr>
-        <w:spacing w:line="480" w:lineRule="auto"/>
-      </w:pPr>
-      <w:r>
-        <w:tab/>
-      </w:r>
-      <w:r>
-        <w:t xml:space="preserve">They say a picture is worth a thousand words and that holds true in the world of data. In this project the graph gives a visual representation </w:t>
-      </w:r>
-      <w:r>
-        <w:t xml:space="preserve">of the data and model being worked with. The graph also </w:t>
-      </w:r>
-      <w:r>
-        <w:t>corroborates</w:t>
-      </w:r>
-      <w:r>
-        <w:t xml:space="preserve"> the </w:t>
-      </w:r>
-      <w:r>
-        <w:t>information</w:t>
-      </w:r>
-      <w:r>
-        <w:t xml:space="preserve"> that was printed </w:t>
-      </w:r>
-      <w:proofErr w:type="gramStart"/>
-      <w:r>
-        <w:t>to</w:t>
-      </w:r>
-      <w:proofErr w:type="gramEnd"/>
-      <w:r>
-        <w:t xml:space="preserve"> the terminal.</w:t>
-      </w:r>
-      <w:r>
-        <w:t xml:space="preserve"> The chart shows two lines one represents the data in the data set. While the other one represents </w:t>
-      </w:r>
-      <w:r>
-        <w:t xml:space="preserve">the prediction made by the model. It takes a glance to see how the two compare. </w:t>
-      </w:r>
-      <w:r>
-        <w:t>It is evident that the</w:t>
-      </w:r>
-      <w:r>
-        <w:t>y</w:t>
-      </w:r>
-      <w:r>
-        <w:t xml:space="preserve"> </w:t>
-      </w:r>
-      <w:r>
         <w:t>correlate</w:t>
       </w:r>
       <w:r>
-        <w:t xml:space="preserve"> very closely. This shows that the model </w:t>
-      </w:r>
-      <w:proofErr w:type="gramStart"/>
-      <w:r>
-        <w:t>is able to</w:t>
-      </w:r>
-      <w:proofErr w:type="gramEnd"/>
-      <w:r>
-        <w:t xml:space="preserve"> generally predict the movement of the data. </w:t>
+        <w:t xml:space="preserve"> very closely. This shows that the model is able to generally predict the movement of the data. </w:t>
       </w:r>
       <w:r>
         <w:t xml:space="preserve">One noticeable thing is that the line representing the prediction </w:t>
@@ -2259,15 +1992,7 @@
         <w:t xml:space="preserve"> the RMSE being higher than the </w:t>
       </w:r>
       <w:r>
-        <w:t xml:space="preserve">MAE. Lastly the script logs </w:t>
-      </w:r>
-      <w:proofErr w:type="gramStart"/>
-      <w:r>
-        <w:t>a next day</w:t>
-      </w:r>
-      <w:proofErr w:type="gramEnd"/>
-      <w:r>
-        <w:t xml:space="preserve"> prediction </w:t>
+        <w:t xml:space="preserve">MAE. Lastly the script logs a next day prediction </w:t>
       </w:r>
       <w:r>
         <w:t xml:space="preserve">to the terminal. This prediction comes </w:t>
@@ -2420,15 +2145,7 @@
         <w:t xml:space="preserve"> Root Mean Squared Error (RMSE) </w:t>
       </w:r>
       <w:r>
-        <w:t xml:space="preserve">was 0.1397. RMSE is like the </w:t>
-      </w:r>
-      <w:proofErr w:type="gramStart"/>
-      <w:r>
-        <w:t>MAE</w:t>
-      </w:r>
-      <w:proofErr w:type="gramEnd"/>
-      <w:r>
-        <w:t xml:space="preserve"> but it </w:t>
+        <w:t xml:space="preserve">was 0.1397. RMSE is like the MAE but it </w:t>
       </w:r>
       <w:r>
         <w:t xml:space="preserve">penalizes larger errors more because it uses square roots. </w:t>
@@ -2482,15 +2199,7 @@
         <w:t xml:space="preserve">This can be verified by looking at the chart. </w:t>
       </w:r>
       <w:r>
-        <w:t xml:space="preserve">The price is harder for it to </w:t>
-      </w:r>
-      <w:proofErr w:type="gramStart"/>
-      <w:r>
-        <w:t>predict around</w:t>
-      </w:r>
-      <w:proofErr w:type="gramEnd"/>
-      <w:r>
-        <w:t xml:space="preserve"> rapid changes using short term history. </w:t>
+        <w:t xml:space="preserve">The price is harder for it to predict around rapid changes using short term history. </w:t>
       </w:r>
     </w:p>
     <w:p>
@@ -2540,16 +2249,11 @@
       <w:r>
         <w:t xml:space="preserve">These special algorithms </w:t>
       </w:r>
-      <w:proofErr w:type="gramStart"/>
       <w:r>
         <w:t>actually</w:t>
       </w:r>
       <w:r>
-        <w:t xml:space="preserve"> have</w:t>
-      </w:r>
-      <w:proofErr w:type="gramEnd"/>
-      <w:r>
-        <w:t xml:space="preserve"> the ability to store patterns that can be directly </w:t>
+        <w:t xml:space="preserve"> have the ability to store patterns that can be directly </w:t>
       </w:r>
       <w:r>
         <w:t xml:space="preserve">found when they are repeated. An example of a more optimized algorithm would be Long </w:t>
@@ -2604,58 +2308,13 @@
         <w:t>hyperparameters</w:t>
       </w:r>
       <w:r>
-        <w:t xml:space="preserve"> that could improve performance are </w:t>
-      </w:r>
-      <w:proofErr w:type="spellStart"/>
-      <w:r>
-        <w:t>max_depth</w:t>
-      </w:r>
-      <w:proofErr w:type="spellEnd"/>
-      <w:r>
-        <w:t xml:space="preserve">, </w:t>
-      </w:r>
-      <w:proofErr w:type="spellStart"/>
-      <w:r>
-        <w:t>min_sample_leaf</w:t>
-      </w:r>
-      <w:proofErr w:type="spellEnd"/>
-      <w:r>
-        <w:t xml:space="preserve"> and </w:t>
-      </w:r>
-      <w:proofErr w:type="spellStart"/>
-      <w:r>
-        <w:t>n_estimators</w:t>
-      </w:r>
-      <w:proofErr w:type="spellEnd"/>
-      <w:r>
-        <w:t xml:space="preserve">. The </w:t>
-      </w:r>
-      <w:proofErr w:type="spellStart"/>
-      <w:r>
-        <w:t>max_depth</w:t>
-      </w:r>
-      <w:proofErr w:type="spellEnd"/>
-      <w:r>
-        <w:t xml:space="preserve"> controls how the model overfits. The </w:t>
-      </w:r>
-      <w:proofErr w:type="spellStart"/>
-      <w:r>
-        <w:t>min_sample_leaf</w:t>
-      </w:r>
-      <w:proofErr w:type="spellEnd"/>
-      <w:r>
-        <w:t xml:space="preserve"> </w:t>
-      </w:r>
-      <w:r>
-        <w:t xml:space="preserve">requires each leaf to contain more points. And lastly, </w:t>
-      </w:r>
-      <w:proofErr w:type="spellStart"/>
-      <w:r>
-        <w:t>n_estimators</w:t>
-      </w:r>
-      <w:proofErr w:type="spellEnd"/>
-      <w:r>
-        <w:t xml:space="preserve"> </w:t>
+        <w:t xml:space="preserve"> that could improve performance are max_depth, min_sample_leaf and </w:t>
+      </w:r>
+      <w:r>
+        <w:t xml:space="preserve">n_estimators. The max_depth controls how the model overfits. The min_sample_leaf </w:t>
+      </w:r>
+      <w:r>
+        <w:t xml:space="preserve">requires each leaf to contain more points. And lastly, n_estimators </w:t>
       </w:r>
       <w:r>
         <w:t xml:space="preserve">is the number of decision trees giving more trees can make the predictions more stable but only to a point. </w:t>
@@ -2682,23 +2341,7 @@
         <w:t>.</w:t>
       </w:r>
       <w:r>
-        <w:t xml:space="preserve"> Momentum features </w:t>
-      </w:r>
-      <w:proofErr w:type="gramStart"/>
-      <w:r>
-        <w:t>in particular would</w:t>
-      </w:r>
-      <w:proofErr w:type="gramEnd"/>
-      <w:r>
-        <w:t xml:space="preserve"> help the model with its weak point </w:t>
-      </w:r>
-      <w:proofErr w:type="gramStart"/>
-      <w:r>
-        <w:t>of</w:t>
-      </w:r>
-      <w:proofErr w:type="gramEnd"/>
-      <w:r>
-        <w:t xml:space="preserve"> the price rapidly changing direction.</w:t>
+        <w:t xml:space="preserve"> Momentum features in particular would help the model with its weak point of the price rapidly changing direction.</w:t>
       </w:r>
       <w:r>
         <w:t xml:space="preserve"> A very powerful improvement would be adding more pieces of price information. An example of price related data would be sales volume. </w:t>
@@ -2710,15 +2353,7 @@
         <w:t>dimension</w:t>
       </w:r>
       <w:r>
-        <w:t xml:space="preserve"> to the </w:t>
-      </w:r>
-      <w:proofErr w:type="gramStart"/>
-      <w:r>
-        <w:t>model</w:t>
-      </w:r>
-      <w:proofErr w:type="gramEnd"/>
-      <w:r>
-        <w:t xml:space="preserve"> unfortunately this data set </w:t>
+        <w:t xml:space="preserve"> to the model unfortunately this data set </w:t>
       </w:r>
       <w:r>
         <w:t>does</w:t>
@@ -2745,26 +2380,10 @@
         <w:t xml:space="preserve">gorithms that could be compared are </w:t>
       </w:r>
       <w:r>
-        <w:t xml:space="preserve">Support Vector Regression, </w:t>
-      </w:r>
-      <w:proofErr w:type="spellStart"/>
-      <w:r>
-        <w:t>XGBoost</w:t>
-      </w:r>
-      <w:proofErr w:type="spellEnd"/>
-      <w:r>
-        <w:t xml:space="preserve">, Linear Regression and </w:t>
-      </w:r>
-      <w:proofErr w:type="spellStart"/>
-      <w:r>
-        <w:t>ExtraTreeRegr</w:t>
-      </w:r>
-      <w:r>
-        <w:t>essor</w:t>
-      </w:r>
-      <w:proofErr w:type="spellEnd"/>
-      <w:r>
-        <w:t xml:space="preserve">. Training and comparing all of these would be fun and interesting but would be quite a large project. </w:t>
+        <w:t>Support Vector Regression, XGBoost, Linear Regression and ExtraTreeRegr</w:t>
+      </w:r>
+      <w:r>
+        <w:t xml:space="preserve">essor. Training and comparing all of these would be fun and interesting but would be quite a large project. </w:t>
       </w:r>
     </w:p>
     <w:p>
@@ -2783,13 +2402,8 @@
     </w:p>
     <w:p/>
     <w:p>
-      <w:proofErr w:type="spellStart"/>
-      <w:r>
-        <w:t>Tunguz</w:t>
-      </w:r>
-      <w:proofErr w:type="spellEnd"/>
-      <w:r>
-        <w:t xml:space="preserve">, B. (2021). </w:t>
+      <w:r>
+        <w:t xml:space="preserve">Tunguz, B. (2021). </w:t>
       </w:r>
       <w:r>
         <w:rPr>
@@ -2818,21 +2432,8 @@
     </w:p>
     <w:p/>
     <w:p>
-      <w:proofErr w:type="gramStart"/>
-      <w:r>
-        <w:t>pandas</w:t>
-      </w:r>
-      <w:proofErr w:type="gramEnd"/>
-      <w:r>
-        <w:t xml:space="preserve"> development team. (n.d.). </w:t>
-      </w:r>
-      <w:proofErr w:type="gramStart"/>
-      <w:r>
-        <w:t>pandas</w:t>
-      </w:r>
-      <w:proofErr w:type="gramEnd"/>
-      <w:r>
-        <w:t xml:space="preserve"> documentation. Retrieved February 28, 2026, from https://pandas.pydata.org</w:t>
+      <w:r>
+        <w:t>pandas development team. (n.d.). pandas documentation. Retrieved February 28, 2026, from https://pandas.pydata.org</w:t>
       </w:r>
     </w:p>
     <w:p/>
@@ -2843,13 +2444,8 @@
     </w:p>
     <w:p/>
     <w:p>
-      <w:proofErr w:type="spellStart"/>
-      <w:r>
-        <w:t>Ntokos</w:t>
-      </w:r>
-      <w:proofErr w:type="spellEnd"/>
-      <w:r>
-        <w:t xml:space="preserve">, A. (n.d.). </w:t>
+      <w:r>
+        <w:t xml:space="preserve">Ntokos, A. (n.d.). </w:t>
       </w:r>
       <w:r>
         <w:rPr>
@@ -2888,13 +2484,8 @@
     </w:p>
     <w:p/>
     <w:p>
-      <w:proofErr w:type="spellStart"/>
-      <w:r>
-        <w:t>Breiman</w:t>
-      </w:r>
-      <w:proofErr w:type="spellEnd"/>
-      <w:r>
-        <w:t xml:space="preserve">, L. (2001). Random forests. </w:t>
+      <w:r>
+        <w:t xml:space="preserve">Breiman, L. (2001). Random forests. </w:t>
       </w:r>
       <w:r>
         <w:rPr>
@@ -5098,6 +4689,7 @@
   <w:style w:type="character" w:default="1" w:styleId="DefaultParagraphFont">
     <w:name w:val="Default Paragraph Font"/>
     <w:uiPriority w:val="1"/>
+    <w:semiHidden/>
     <w:unhideWhenUsed/>
   </w:style>
   <w:style w:type="table" w:default="1" w:styleId="TableNormal">
